--- a/report_template/template_main/tPAN116_Melanoma_CustomEdition_ZZSY_v1.0.2.docx
+++ b/report_template/template_main/tPAN116_Melanoma_CustomEdition_ZZSY_v1.0.2.docx
@@ -412,23 +412,7 @@
           <w:rFonts w:ascii="思源黑体 CN Normal" w:eastAsia="思源黑体 CN Normal" w:hAnsi="思源黑体 CN Normal"/>
           <w:szCs w:val="21"/>
         </w:rPr>
-        <w:t>300685）全资子公司下设的</w:t>
-      </w:r>
-      <w:proofErr w:type="gramStart"/>
-      <w:r>
-        <w:rPr>
-          <w:rFonts w:ascii="思源黑体 CN Normal" w:eastAsia="思源黑体 CN Normal" w:hAnsi="思源黑体 CN Normal"/>
-          <w:szCs w:val="21"/>
-        </w:rPr>
-        <w:t>独立第三</w:t>
-      </w:r>
-      <w:proofErr w:type="gramEnd"/>
-      <w:r>
-        <w:rPr>
-          <w:rFonts w:ascii="思源黑体 CN Normal" w:eastAsia="思源黑体 CN Normal" w:hAnsi="思源黑体 CN Normal"/>
-          <w:szCs w:val="21"/>
-        </w:rPr>
-        <w:t>方医学检验机构，具有《医疗机构执业许可证》，旨在为广大客户提供专业化的肿瘤精准医疗分子诊断服务。</w:t>
+        <w:t>300685）全资子公司下设的独立第三方医学检验机构，具有《医疗机构执业许可证》，旨在为广大客户提供专业化的肿瘤精准医疗分子诊断服务。</w:t>
       </w:r>
     </w:p>
     <w:p>
@@ -445,46 +429,14 @@
           <w:rFonts w:ascii="思源黑体 CN Normal" w:eastAsia="思源黑体 CN Normal" w:hAnsi="思源黑体 CN Normal" w:hint="eastAsia"/>
           <w:szCs w:val="21"/>
         </w:rPr>
-        <w:t>艾德生物是一家致力于肿瘤精准医疗分子诊断技术的研发、生产、销售和服务的上市企业；以成为全球知名、</w:t>
-      </w:r>
-      <w:proofErr w:type="gramStart"/>
-      <w:r>
-        <w:rPr>
-          <w:rFonts w:ascii="思源黑体 CN Normal" w:eastAsia="思源黑体 CN Normal" w:hAnsi="思源黑体 CN Normal" w:hint="eastAsia"/>
-          <w:szCs w:val="21"/>
-        </w:rPr>
-        <w:t>医</w:t>
-      </w:r>
-      <w:proofErr w:type="gramEnd"/>
-      <w:r>
-        <w:rPr>
-          <w:rFonts w:ascii="思源黑体 CN Normal" w:eastAsia="思源黑体 CN Normal" w:hAnsi="思源黑体 CN Normal" w:hint="eastAsia"/>
-          <w:szCs w:val="21"/>
-        </w:rPr>
-        <w:t>患信赖的分子诊断企业为目标，不断提供优质、创新的产品及服务，造福患者。目前已有</w:t>
+        <w:t>艾德生物是一家致力于肿瘤精准医疗分子诊断技术的研发、生产、销售和服务的上市企业；以成为全球知名、医患信赖的分子诊断企业为目标，不断提供优质、创新的产品及服务，造福患者。目前已有</w:t>
       </w:r>
       <w:r>
         <w:rPr>
           <w:rFonts w:ascii="思源黑体 CN Normal" w:eastAsia="思源黑体 CN Normal" w:hAnsi="思源黑体 CN Normal"/>
           <w:szCs w:val="21"/>
         </w:rPr>
-        <w:t>20余种产品获得国家药品监督局（NMPA）《医疗器械注册证》，是肿瘤靶</w:t>
-      </w:r>
-      <w:proofErr w:type="gramStart"/>
-      <w:r>
-        <w:rPr>
-          <w:rFonts w:ascii="思源黑体 CN Normal" w:eastAsia="思源黑体 CN Normal" w:hAnsi="思源黑体 CN Normal"/>
-          <w:szCs w:val="21"/>
-        </w:rPr>
-        <w:t>向药物</w:t>
-      </w:r>
-      <w:proofErr w:type="gramEnd"/>
-      <w:r>
-        <w:rPr>
-          <w:rFonts w:ascii="思源黑体 CN Normal" w:eastAsia="思源黑体 CN Normal" w:hAnsi="思源黑体 CN Normal"/>
-          <w:szCs w:val="21"/>
-        </w:rPr>
-        <w:t>伴随诊断领域获证最多的企业。产品行销国内500多家三甲医院、70多个国家和地区。至今，艾德生物已帮助近百万肿瘤患者从精准医疗中受益，造福了广大肿瘤患者！</w:t>
+        <w:t>20余种产品获得国家药品监督局（NMPA）《医疗器械注册证》，是肿瘤靶向药物伴随诊断领域获证最多的企业。产品行销国内500多家三甲医院、70多个国家和地区。至今，艾德生物已帮助近百万肿瘤患者从精准医疗中受益，造福了广大肿瘤患者！</w:t>
       </w:r>
     </w:p>
     <w:p>
@@ -501,39 +453,7 @@
           <w:rFonts w:ascii="思源黑体 CN Normal" w:eastAsia="思源黑体 CN Normal" w:hAnsi="思源黑体 CN Normal" w:hint="eastAsia"/>
           <w:szCs w:val="21"/>
         </w:rPr>
-        <w:t>肿瘤是机体在各种致</w:t>
-      </w:r>
-      <w:proofErr w:type="gramStart"/>
-      <w:r>
-        <w:rPr>
-          <w:rFonts w:ascii="思源黑体 CN Normal" w:eastAsia="思源黑体 CN Normal" w:hAnsi="思源黑体 CN Normal" w:hint="eastAsia"/>
-          <w:szCs w:val="21"/>
-        </w:rPr>
-        <w:t>瘤因素</w:t>
-      </w:r>
-      <w:proofErr w:type="gramEnd"/>
-      <w:r>
-        <w:rPr>
-          <w:rFonts w:ascii="思源黑体 CN Normal" w:eastAsia="思源黑体 CN Normal" w:hAnsi="思源黑体 CN Normal" w:hint="eastAsia"/>
-          <w:szCs w:val="21"/>
-        </w:rPr>
-        <w:t>作用下，局部组织的细胞在基因水平上失去了对其生长的正常调控，导致细胞的异常增生而形成的新生物。肿瘤是基因疾病，其生物学基础是基因的异常。研究表明，肿瘤的发生是多基因、多步骤突变的结果。不同基因的突变与不同强度的突变形成了不同的肿瘤。近年来，随着分子生物学和基因测序等技术的发展，肿瘤驱动基因的发现推动了肿瘤治疗由传统的放化疗向分子靶</w:t>
-      </w:r>
-      <w:proofErr w:type="gramStart"/>
-      <w:r>
-        <w:rPr>
-          <w:rFonts w:ascii="思源黑体 CN Normal" w:eastAsia="思源黑体 CN Normal" w:hAnsi="思源黑体 CN Normal" w:hint="eastAsia"/>
-          <w:szCs w:val="21"/>
-        </w:rPr>
-        <w:t>向治疗</w:t>
-      </w:r>
-      <w:proofErr w:type="gramEnd"/>
-      <w:r>
-        <w:rPr>
-          <w:rFonts w:ascii="思源黑体 CN Normal" w:eastAsia="思源黑体 CN Normal" w:hAnsi="思源黑体 CN Normal" w:hint="eastAsia"/>
-          <w:szCs w:val="21"/>
-        </w:rPr>
-        <w:t>的转变。这一转变带来的是肿瘤分类学和治疗模式的转变，而基于分子分型的肿瘤分类使患者接受最优的靶向治疗，这就是精准医学的核心思路。准确的分子分型检测是精准医学的先决条件。</w:t>
+        <w:t>肿瘤是机体在各种致瘤因素作用下，局部组织的细胞在基因水平上失去了对其生长的正常调控，导致细胞的异常增生而形成的新生物。肿瘤是基因疾病，其生物学基础是基因的异常。研究表明，肿瘤的发生是多基因、多步骤突变的结果。不同基因的突变与不同强度的突变形成了不同的肿瘤。近年来，随着分子生物学和基因测序等技术的发展，肿瘤驱动基因的发现推动了肿瘤治疗由传统的放化疗向分子靶向治疗的转变。这一转变带来的是肿瘤分类学和治疗模式的转变，而基于分子分型的肿瘤分类使患者接受最优的靶向治疗，这就是精准医学的核心思路。准确的分子分型检测是精准医学的先决条件。</w:t>
       </w:r>
     </w:p>
     <w:p>
@@ -938,7 +858,7 @@
                     </wp:anchor>
                   </w:drawing>
                 </mc:Choice>
-                <mc:Fallback xmlns:w16du="http://schemas.microsoft.com/office/word/2023/wordml/word16du" xmlns:oel="http://schemas.microsoft.com/office/2019/extlst">
+                <mc:Fallback xmlns:oel="http://schemas.microsoft.com/office/2019/extlst" xmlns:w16du="http://schemas.microsoft.com/office/word/2023/wordml/word16du">
                   <w:pict>
                     <v:rect w14:anchorId="67B92101" id="矩形 19" o:spid="_x0000_s1026" style="position:absolute;left:0;text-align:left;margin-left:-92.1pt;margin-top:1.35pt;width:63.85pt;height:66pt;z-index:-250570752;visibility:visible;mso-wrap-style:square;mso-width-percent:0;mso-height-percent:0;mso-wrap-distance-left:9pt;mso-wrap-distance-top:0;mso-wrap-distance-right:9pt;mso-wrap-distance-bottom:0;mso-position-horizontal:absolute;mso-position-horizontal-relative:text;mso-position-vertical:absolute;mso-position-vertical-relative:text;mso-width-percent:0;mso-height-percent:0;mso-width-relative:margin;mso-height-relative:margin;v-text-anchor:middle" o:gfxdata="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" fillcolor="gray [1629]" strokecolor="gray [1629]" strokeweight="2pt"/>
                   </w:pict>
@@ -1049,20 +969,8 @@
                 <w:sz w:val="28"/>
                 <w:szCs w:val="28"/>
               </w:rPr>
-              <w:t>检测总</w:t>
-            </w:r>
-            <w:proofErr w:type="gramStart"/>
-            <w:r>
-              <w:rPr>
-                <w:rFonts w:ascii="思源黑体 CN Normal" w:eastAsia="思源黑体 CN Normal" w:hAnsi="思源黑体 CN Normal" w:hint="eastAsia"/>
-                <w:b/>
-                <w:color w:val="1E7648"/>
-                <w:sz w:val="28"/>
-                <w:szCs w:val="28"/>
-              </w:rPr>
-              <w:t>览</w:t>
-            </w:r>
-            <w:proofErr w:type="gramEnd"/>
+              <w:t>检测总览</w:t>
+            </w:r>
           </w:p>
         </w:tc>
       </w:tr>
@@ -1277,31 +1185,7 @@
                 <w:sz w:val="18"/>
                 <w:szCs w:val="18"/>
               </w:rPr>
-              <w:t>靶</w:t>
-            </w:r>
-            <w:proofErr w:type="gramStart"/>
-            <w:r>
-              <w:rPr>
-                <w:rFonts w:ascii="思源黑体 CN Normal" w:eastAsia="思源黑体 CN Normal" w:hAnsi="思源黑体 CN Normal" w:hint="eastAsia"/>
-                <w:bCs/>
-                <w:color w:val="404040" w:themeColor="text1" w:themeTint="BF"/>
-                <w:kern w:val="0"/>
-                <w:sz w:val="18"/>
-                <w:szCs w:val="18"/>
-              </w:rPr>
-              <w:t>向治疗</w:t>
-            </w:r>
-            <w:proofErr w:type="gramEnd"/>
-            <w:r>
-              <w:rPr>
-                <w:rFonts w:ascii="思源黑体 CN Normal" w:eastAsia="思源黑体 CN Normal" w:hAnsi="思源黑体 CN Normal" w:hint="eastAsia"/>
-                <w:bCs/>
-                <w:color w:val="404040" w:themeColor="text1" w:themeTint="BF"/>
-                <w:kern w:val="0"/>
-                <w:sz w:val="18"/>
-                <w:szCs w:val="18"/>
-              </w:rPr>
-              <w:t>相关变异</w:t>
+              <w:t>靶向治疗相关变异</w:t>
             </w:r>
           </w:p>
           <w:p>
@@ -2769,7 +2653,7 @@
                     </wp:anchor>
                   </w:drawing>
                 </mc:Choice>
-                <mc:Fallback xmlns:w16du="http://schemas.microsoft.com/office/word/2023/wordml/word16du" xmlns:oel="http://schemas.microsoft.com/office/2019/extlst">
+                <mc:Fallback xmlns:oel="http://schemas.microsoft.com/office/2019/extlst" xmlns:w16du="http://schemas.microsoft.com/office/word/2023/wordml/word16du">
                   <w:pict>
                     <v:shapetype w14:anchorId="08831C91" id="_x0000_t120" coordsize="21600,21600" o:spt="120" path="m10800,qx,10800,10800,21600,21600,10800,10800,xe">
                       <v:path gradientshapeok="t" o:connecttype="custom" o:connectlocs="10800,0;3163,3163;0,10800;3163,18437;10800,21600;18437,18437;21600,10800;18437,3163" textboxrect="3163,3163,18437,18437"/>
@@ -2899,7 +2783,7 @@
                     </wp:anchor>
                   </w:drawing>
                 </mc:Choice>
-                <mc:Fallback xmlns:w16du="http://schemas.microsoft.com/office/word/2023/wordml/word16du" xmlns:oel="http://schemas.microsoft.com/office/2019/extlst">
+                <mc:Fallback xmlns:oel="http://schemas.microsoft.com/office/2019/extlst" xmlns:w16du="http://schemas.microsoft.com/office/word/2023/wordml/word16du">
                   <w:pict>
                     <v:roundrect w14:anchorId="3C793B51" id="矩形: 圆角 69" o:spid="_x0000_s1026" style="position:absolute;left:0;text-align:left;margin-left:-2.75pt;margin-top:3.25pt;width:71.3pt;height:25.3pt;z-index:-250567680;visibility:visible;mso-wrap-style:square;mso-wrap-distance-left:9pt;mso-wrap-distance-top:0;mso-wrap-distance-right:9pt;mso-wrap-distance-bottom:0;mso-position-horizontal:absolute;mso-position-horizontal-relative:margin;mso-position-vertical:absolute;mso-position-vertical-relative:text;v-text-anchor:middle" arcsize="10923f" o:gfxdata="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" fillcolor="#f2f2f2 [3052]" stroked="f" strokeweight="2pt">
                       <v:shadow on="t" color="black" opacity="26214f" origin="-.5,-.5" offset=".74836mm,.74836mm"/>
@@ -2918,21 +2802,8 @@
                 <w:sz w:val="28"/>
                 <w:szCs w:val="28"/>
               </w:rPr>
-              <w:t>检测总</w:t>
-            </w:r>
-            <w:proofErr w:type="gramStart"/>
-            <w:r>
-              <w:rPr>
-                <w:rFonts w:ascii="思源黑体 CN Bold" w:eastAsia="思源黑体 CN Bold" w:hAnsi="思源黑体 CN Bold" w:hint="eastAsia"/>
-                <w:b/>
-                <w:bCs/>
-                <w:color w:val="1E7648"/>
-                <w:sz w:val="28"/>
-                <w:szCs w:val="28"/>
-              </w:rPr>
-              <w:t>览</w:t>
-            </w:r>
-            <w:proofErr w:type="gramEnd"/>
+              <w:t>检测总览</w:t>
+            </w:r>
           </w:p>
         </w:tc>
       </w:tr>
@@ -3104,21 +2975,8 @@
                 <w:sz w:val="17"/>
                 <w:szCs w:val="17"/>
               </w:rPr>
-              <w:t xml:space="preserve">送 检 </w:t>
-            </w:r>
-            <w:proofErr w:type="gramStart"/>
-            <w:r>
-              <w:rPr>
-                <w:rFonts w:ascii="思源黑体 CN Bold" w:eastAsia="思源黑体 CN Bold" w:hAnsi="思源黑体 CN Bold" w:hint="eastAsia"/>
-                <w:b/>
-                <w:bCs/>
-                <w:color w:val="262626" w:themeColor="text1" w:themeTint="D9"/>
-                <w:sz w:val="17"/>
-                <w:szCs w:val="17"/>
-              </w:rPr>
-              <w:t>医</w:t>
-            </w:r>
-            <w:proofErr w:type="gramEnd"/>
+              <w:t>送 检 医</w:t>
+            </w:r>
             <w:r>
               <w:rPr>
                 <w:rFonts w:ascii="思源黑体 CN Bold" w:eastAsia="思源黑体 CN Bold" w:hAnsi="思源黑体 CN Bold"/>
@@ -3174,7 +3032,6 @@
               <w:t xml:space="preserve">{%if </w:t>
             </w:r>
             <w:proofErr w:type="spellStart"/>
-            <w:proofErr w:type="gramStart"/>
             <w:r>
               <w:rPr>
                 <w:rFonts w:ascii="思源黑体 CN Normal" w:eastAsia="思源黑体 CN Normal" w:hAnsi="思源黑体 CN Normal"/>
@@ -3184,7 +3041,6 @@
               <w:t>sample.company</w:t>
             </w:r>
             <w:proofErr w:type="spellEnd"/>
-            <w:proofErr w:type="gramEnd"/>
             <w:r>
               <w:rPr>
                 <w:rFonts w:ascii="思源黑体 CN Normal" w:eastAsia="思源黑体 CN Normal" w:hAnsi="思源黑体 CN Normal"/>
@@ -3534,23 +3390,13 @@
               <w:t xml:space="preserve">{%if </w:t>
             </w:r>
             <w:proofErr w:type="spellStart"/>
-            <w:proofErr w:type="gramStart"/>
-            <w:r>
-              <w:rPr>
-                <w:rFonts w:ascii="思源黑体 CN Normal" w:eastAsia="思源黑体 CN Normal" w:hAnsi="思源黑体 CN Normal"/>
-                <w:sz w:val="17"/>
-                <w:szCs w:val="17"/>
-              </w:rPr>
-              <w:t>sample.patient</w:t>
-            </w:r>
-            <w:proofErr w:type="gramEnd"/>
-            <w:r>
-              <w:rPr>
-                <w:rFonts w:ascii="思源黑体 CN Normal" w:eastAsia="思源黑体 CN Normal" w:hAnsi="思源黑体 CN Normal"/>
-                <w:sz w:val="17"/>
-                <w:szCs w:val="17"/>
-              </w:rPr>
-              <w:t>_name</w:t>
+            <w:r>
+              <w:rPr>
+                <w:rFonts w:ascii="思源黑体 CN Normal" w:eastAsia="思源黑体 CN Normal" w:hAnsi="思源黑体 CN Normal"/>
+                <w:sz w:val="17"/>
+                <w:szCs w:val="17"/>
+              </w:rPr>
+              <w:t>sample.patient_name</w:t>
             </w:r>
             <w:proofErr w:type="spellEnd"/>
             <w:r>
@@ -3700,7 +3546,6 @@
               <w:t xml:space="preserve">{%if </w:t>
             </w:r>
             <w:proofErr w:type="spellStart"/>
-            <w:proofErr w:type="gramStart"/>
             <w:r>
               <w:rPr>
                 <w:rFonts w:ascii="思源黑体 CN Normal" w:eastAsia="思源黑体 CN Normal" w:hAnsi="思源黑体 CN Normal"/>
@@ -3710,7 +3555,6 @@
               <w:t>sample.gender</w:t>
             </w:r>
             <w:proofErr w:type="spellEnd"/>
-            <w:proofErr w:type="gramEnd"/>
             <w:r>
               <w:rPr>
                 <w:rFonts w:ascii="思源黑体 CN Normal" w:eastAsia="思源黑体 CN Normal" w:hAnsi="思源黑体 CN Normal"/>
@@ -3851,25 +3695,7 @@
                 <w:sz w:val="17"/>
                 <w:szCs w:val="17"/>
               </w:rPr>
-              <w:t xml:space="preserve"> </w:t>
-            </w:r>
-            <w:proofErr w:type="gramStart"/>
-            <w:r>
-              <w:rPr>
-                <w:rFonts w:ascii="思源黑体 CN Normal" w:eastAsia="思源黑体 CN Normal" w:hAnsi="思源黑体 CN Normal"/>
-                <w:sz w:val="17"/>
-                <w:szCs w:val="17"/>
-              </w:rPr>
-              <w:t>%}{</w:t>
-            </w:r>
-            <w:proofErr w:type="gramEnd"/>
-            <w:r>
-              <w:rPr>
-                <w:rFonts w:ascii="思源黑体 CN Normal" w:eastAsia="思源黑体 CN Normal" w:hAnsi="思源黑体 CN Normal"/>
-                <w:sz w:val="17"/>
-                <w:szCs w:val="17"/>
-              </w:rPr>
-              <w:t>{</w:t>
+              <w:t xml:space="preserve"> %}{{</w:t>
             </w:r>
             <w:proofErr w:type="spellStart"/>
             <w:r>
@@ -4002,25 +3828,7 @@
                 <w:sz w:val="17"/>
                 <w:szCs w:val="17"/>
               </w:rPr>
-              <w:t xml:space="preserve"> </w:t>
-            </w:r>
-            <w:proofErr w:type="gramStart"/>
-            <w:r>
-              <w:rPr>
-                <w:rFonts w:ascii="思源黑体 CN Normal" w:eastAsia="思源黑体 CN Normal" w:hAnsi="思源黑体 CN Normal"/>
-                <w:sz w:val="17"/>
-                <w:szCs w:val="17"/>
-              </w:rPr>
-              <w:t>%}{</w:t>
-            </w:r>
-            <w:proofErr w:type="gramEnd"/>
-            <w:r>
-              <w:rPr>
-                <w:rFonts w:ascii="思源黑体 CN Normal" w:eastAsia="思源黑体 CN Normal" w:hAnsi="思源黑体 CN Normal"/>
-                <w:sz w:val="17"/>
-                <w:szCs w:val="17"/>
-              </w:rPr>
-              <w:t>{</w:t>
+              <w:t xml:space="preserve"> %}{{</w:t>
             </w:r>
             <w:proofErr w:type="spellStart"/>
             <w:r>
@@ -4119,7 +3927,6 @@
               <w:t xml:space="preserve">{%if </w:t>
             </w:r>
             <w:proofErr w:type="spellStart"/>
-            <w:proofErr w:type="gramStart"/>
             <w:r>
               <w:rPr>
                 <w:rFonts w:ascii="思源黑体 CN Normal" w:eastAsia="思源黑体 CN Normal" w:hAnsi="思源黑体 CN Normal"/>
@@ -4134,16 +3941,7 @@
                 <w:sz w:val="17"/>
                 <w:szCs w:val="17"/>
               </w:rPr>
-              <w:t>family</w:t>
-            </w:r>
-            <w:proofErr w:type="gramEnd"/>
-            <w:r>
-              <w:rPr>
-                <w:rFonts w:ascii="思源黑体 CN Normal" w:eastAsia="思源黑体 CN Normal" w:hAnsi="思源黑体 CN Normal"/>
-                <w:sz w:val="17"/>
-                <w:szCs w:val="17"/>
-              </w:rPr>
-              <w:t>_history</w:t>
+              <w:t>family_history</w:t>
             </w:r>
             <w:proofErr w:type="spellEnd"/>
             <w:r>
@@ -4403,25 +4201,7 @@
                 <w:sz w:val="17"/>
                 <w:szCs w:val="17"/>
               </w:rPr>
-              <w:t xml:space="preserve"> </w:t>
-            </w:r>
-            <w:proofErr w:type="gramStart"/>
-            <w:r>
-              <w:rPr>
-                <w:rFonts w:ascii="思源黑体 CN Normal" w:eastAsia="思源黑体 CN Normal" w:hAnsi="思源黑体 CN Normal"/>
-                <w:sz w:val="17"/>
-                <w:szCs w:val="17"/>
-              </w:rPr>
-              <w:t>%}{</w:t>
-            </w:r>
-            <w:proofErr w:type="gramEnd"/>
-            <w:r>
-              <w:rPr>
-                <w:rFonts w:ascii="思源黑体 CN Normal" w:eastAsia="思源黑体 CN Normal" w:hAnsi="思源黑体 CN Normal"/>
-                <w:sz w:val="17"/>
-                <w:szCs w:val="17"/>
-              </w:rPr>
-              <w:t>{</w:t>
+              <w:t xml:space="preserve"> %}{{</w:t>
             </w:r>
             <w:proofErr w:type="spellStart"/>
             <w:r>
@@ -4547,25 +4327,7 @@
                 <w:sz w:val="17"/>
                 <w:szCs w:val="17"/>
               </w:rPr>
-              <w:t xml:space="preserve"> </w:t>
-            </w:r>
-            <w:proofErr w:type="gramStart"/>
-            <w:r>
-              <w:rPr>
-                <w:rFonts w:ascii="思源黑体 CN Normal" w:eastAsia="思源黑体 CN Normal" w:hAnsi="思源黑体 CN Normal"/>
-                <w:sz w:val="17"/>
-                <w:szCs w:val="17"/>
-              </w:rPr>
-              <w:t>%}{</w:t>
-            </w:r>
-            <w:proofErr w:type="gramEnd"/>
-            <w:r>
-              <w:rPr>
-                <w:rFonts w:ascii="思源黑体 CN Normal" w:eastAsia="思源黑体 CN Normal" w:hAnsi="思源黑体 CN Normal"/>
-                <w:sz w:val="17"/>
-                <w:szCs w:val="17"/>
-              </w:rPr>
-              <w:t>{</w:t>
+              <w:t xml:space="preserve"> %}{{</w:t>
             </w:r>
             <w:proofErr w:type="spellStart"/>
             <w:r>
@@ -4678,27 +4440,7 @@
                 <w:sz w:val="17"/>
                 <w:szCs w:val="17"/>
               </w:rPr>
-              <w:t xml:space="preserve"> </w:t>
-            </w:r>
-            <w:proofErr w:type="gramStart"/>
-            <w:r>
-              <w:rPr>
-                <w:rFonts w:ascii="思源黑体 CN Normal" w:eastAsia="思源黑体 CN Normal" w:hAnsi="思源黑体 CN Normal"/>
-                <w:color w:val="000000" w:themeColor="text1"/>
-                <w:sz w:val="17"/>
-                <w:szCs w:val="17"/>
-              </w:rPr>
-              <w:t>%}{</w:t>
-            </w:r>
-            <w:proofErr w:type="gramEnd"/>
-            <w:r>
-              <w:rPr>
-                <w:rFonts w:ascii="思源黑体 CN Normal" w:eastAsia="思源黑体 CN Normal" w:hAnsi="思源黑体 CN Normal"/>
-                <w:color w:val="000000" w:themeColor="text1"/>
-                <w:sz w:val="17"/>
-                <w:szCs w:val="17"/>
-              </w:rPr>
-              <w:t>{</w:t>
+              <w:t xml:space="preserve"> %}{{</w:t>
             </w:r>
             <w:proofErr w:type="spellStart"/>
             <w:r>
@@ -4812,23 +4554,13 @@
               <w:t xml:space="preserve">{%if </w:t>
             </w:r>
             <w:proofErr w:type="spellStart"/>
-            <w:proofErr w:type="gramStart"/>
-            <w:r>
-              <w:rPr>
-                <w:rFonts w:ascii="思源黑体 CN Normal" w:eastAsia="思源黑体 CN Normal" w:hAnsi="思源黑体 CN Normal"/>
-                <w:sz w:val="17"/>
-                <w:szCs w:val="17"/>
-              </w:rPr>
-              <w:t>sample.pathological</w:t>
-            </w:r>
-            <w:proofErr w:type="gramEnd"/>
-            <w:r>
-              <w:rPr>
-                <w:rFonts w:ascii="思源黑体 CN Normal" w:eastAsia="思源黑体 CN Normal" w:hAnsi="思源黑体 CN Normal"/>
-                <w:sz w:val="17"/>
-                <w:szCs w:val="17"/>
-              </w:rPr>
-              <w:t>_id</w:t>
+            <w:r>
+              <w:rPr>
+                <w:rFonts w:ascii="思源黑体 CN Normal" w:eastAsia="思源黑体 CN Normal" w:hAnsi="思源黑体 CN Normal"/>
+                <w:sz w:val="17"/>
+                <w:szCs w:val="17"/>
+              </w:rPr>
+              <w:t>sample.pathological_id</w:t>
             </w:r>
             <w:proofErr w:type="spellEnd"/>
             <w:r>
@@ -4954,16 +4686,7 @@
                 <w:sz w:val="17"/>
                 <w:szCs w:val="17"/>
               </w:rPr>
-              <w:t xml:space="preserve"> </w:t>
-            </w:r>
-            <w:proofErr w:type="gramStart"/>
-            <w:r>
-              <w:rPr>
-                <w:rFonts w:ascii="思源黑体 CN Normal" w:eastAsia="思源黑体 CN Normal" w:hAnsi="思源黑体 CN Normal"/>
-                <w:sz w:val="17"/>
-                <w:szCs w:val="17"/>
-              </w:rPr>
-              <w:t>%</w:t>
+              <w:t xml:space="preserve"> %</w:t>
             </w:r>
             <w:r>
               <w:rPr>
@@ -4979,16 +4702,7 @@
                 <w:sz w:val="17"/>
                 <w:szCs w:val="17"/>
               </w:rPr>
-              <w:t>{</w:t>
-            </w:r>
-            <w:proofErr w:type="gramEnd"/>
-            <w:r>
-              <w:rPr>
-                <w:rFonts w:ascii="思源黑体 CN Normal" w:eastAsia="思源黑体 CN Normal" w:hAnsi="思源黑体 CN Normal"/>
-                <w:sz w:val="17"/>
-                <w:szCs w:val="17"/>
-              </w:rPr>
-              <w:t>{</w:t>
+              <w:t>{{</w:t>
             </w:r>
             <w:proofErr w:type="spellStart"/>
             <w:r>
@@ -5116,23 +4830,13 @@
               <w:t xml:space="preserve">%if </w:t>
             </w:r>
             <w:proofErr w:type="spellStart"/>
-            <w:proofErr w:type="gramStart"/>
-            <w:r>
-              <w:rPr>
-                <w:rFonts w:ascii="思源黑体 CN Normal" w:eastAsia="思源黑体 CN Normal" w:hAnsi="思源黑体 CN Normal"/>
-                <w:sz w:val="17"/>
-                <w:szCs w:val="17"/>
-              </w:rPr>
-              <w:t>sample.gather</w:t>
-            </w:r>
-            <w:proofErr w:type="gramEnd"/>
-            <w:r>
-              <w:rPr>
-                <w:rFonts w:ascii="思源黑体 CN Normal" w:eastAsia="思源黑体 CN Normal" w:hAnsi="思源黑体 CN Normal"/>
-                <w:sz w:val="17"/>
-                <w:szCs w:val="17"/>
-              </w:rPr>
-              <w:t>_data</w:t>
+            <w:r>
+              <w:rPr>
+                <w:rFonts w:ascii="思源黑体 CN Normal" w:eastAsia="思源黑体 CN Normal" w:hAnsi="思源黑体 CN Normal"/>
+                <w:sz w:val="17"/>
+                <w:szCs w:val="17"/>
+              </w:rPr>
+              <w:t>sample.gather_data</w:t>
             </w:r>
             <w:proofErr w:type="spellEnd"/>
             <w:r>
@@ -5260,23 +4964,13 @@
               <w:t xml:space="preserve">{%if </w:t>
             </w:r>
             <w:proofErr w:type="spellStart"/>
-            <w:proofErr w:type="gramStart"/>
-            <w:r>
-              <w:rPr>
-                <w:rFonts w:ascii="思源黑体 CN Normal" w:eastAsia="思源黑体 CN Normal" w:hAnsi="思源黑体 CN Normal"/>
-                <w:sz w:val="17"/>
-                <w:szCs w:val="17"/>
-              </w:rPr>
-              <w:t>sample.pathol</w:t>
-            </w:r>
-            <w:proofErr w:type="gramEnd"/>
-            <w:r>
-              <w:rPr>
-                <w:rFonts w:ascii="思源黑体 CN Normal" w:eastAsia="思源黑体 CN Normal" w:hAnsi="思源黑体 CN Normal"/>
-                <w:sz w:val="17"/>
-                <w:szCs w:val="17"/>
-              </w:rPr>
-              <w:t>_diagn</w:t>
+            <w:r>
+              <w:rPr>
+                <w:rFonts w:ascii="思源黑体 CN Normal" w:eastAsia="思源黑体 CN Normal" w:hAnsi="思源黑体 CN Normal"/>
+                <w:sz w:val="17"/>
+                <w:szCs w:val="17"/>
+              </w:rPr>
+              <w:t>sample.pathol_diagn</w:t>
             </w:r>
             <w:proofErr w:type="spellEnd"/>
             <w:r>
@@ -5401,27 +5095,15 @@
               <w:t xml:space="preserve">{%if </w:t>
             </w:r>
             <w:proofErr w:type="spellStart"/>
-            <w:proofErr w:type="gramStart"/>
-            <w:r>
-              <w:rPr>
-                <w:rFonts w:ascii="思源黑体 CN Normal" w:eastAsia="思源黑体 CN Normal" w:hAnsi="思源黑体 CN Normal" w:cs="思源黑体 CN Light"/>
-                <w:bCs/>
-                <w:color w:val="000000" w:themeColor="text1"/>
-                <w:sz w:val="17"/>
-                <w:szCs w:val="17"/>
-              </w:rPr>
-              <w:t>sample.receive</w:t>
-            </w:r>
-            <w:proofErr w:type="gramEnd"/>
-            <w:r>
-              <w:rPr>
-                <w:rFonts w:ascii="思源黑体 CN Normal" w:eastAsia="思源黑体 CN Normal" w:hAnsi="思源黑体 CN Normal" w:cs="思源黑体 CN Light"/>
-                <w:bCs/>
-                <w:color w:val="000000" w:themeColor="text1"/>
-                <w:sz w:val="17"/>
-                <w:szCs w:val="17"/>
-              </w:rPr>
-              <w:t>_data</w:t>
+            <w:r>
+              <w:rPr>
+                <w:rFonts w:ascii="思源黑体 CN Normal" w:eastAsia="思源黑体 CN Normal" w:hAnsi="思源黑体 CN Normal" w:cs="思源黑体 CN Light"/>
+                <w:bCs/>
+                <w:color w:val="000000" w:themeColor="text1"/>
+                <w:sz w:val="17"/>
+                <w:szCs w:val="17"/>
+              </w:rPr>
+              <w:t>sample.receive_data</w:t>
             </w:r>
             <w:proofErr w:type="spellEnd"/>
             <w:r>
@@ -6337,41 +6019,41 @@
                 <w:sz w:val="17"/>
                 <w:szCs w:val="17"/>
               </w:rPr>
-              <w:t>)|count}}</w:t>
-            </w:r>
-            <w:proofErr w:type="gramStart"/>
+              <w:t>)|count}}个变异，其中</w:t>
+            </w:r>
             <w:r>
               <w:rPr>
                 <w:rFonts w:ascii="思源黑体 CN Normal" w:eastAsia="思源黑体 CN Normal" w:hAnsi="思源黑体 CN Normal" w:hint="eastAsia"/>
                 <w:sz w:val="17"/>
                 <w:szCs w:val="17"/>
               </w:rPr>
-              <w:t>个</w:t>
-            </w:r>
-            <w:proofErr w:type="gramEnd"/>
+              <w:t>具有临床意义的变异</w:t>
+            </w:r>
             <w:r>
               <w:rPr>
                 <w:rFonts w:ascii="思源黑体 CN Normal" w:eastAsia="思源黑体 CN Normal" w:hAnsi="思源黑体 CN Normal" w:hint="eastAsia"/>
                 <w:sz w:val="17"/>
                 <w:szCs w:val="17"/>
               </w:rPr>
-              <w:t>变异，其中</w:t>
-            </w:r>
+              <w:t>有{{(</w:t>
+            </w:r>
+            <w:proofErr w:type="spellStart"/>
             <w:r>
               <w:rPr>
                 <w:rFonts w:ascii="思源黑体 CN Normal" w:eastAsia="思源黑体 CN Normal" w:hAnsi="思源黑体 CN Normal" w:hint="eastAsia"/>
                 <w:sz w:val="17"/>
                 <w:szCs w:val="17"/>
               </w:rPr>
-              <w:t>具有临床意义的变异</w:t>
-            </w:r>
+              <w:t>var.var_somatic.level_I</w:t>
+            </w:r>
+            <w:proofErr w:type="spellEnd"/>
             <w:r>
               <w:rPr>
                 <w:rFonts w:ascii="思源黑体 CN Normal" w:eastAsia="思源黑体 CN Normal" w:hAnsi="思源黑体 CN Normal" w:hint="eastAsia"/>
                 <w:sz w:val="17"/>
                 <w:szCs w:val="17"/>
               </w:rPr>
-              <w:t>有{{(</w:t>
+              <w:t xml:space="preserve"> + </w:t>
             </w:r>
             <w:proofErr w:type="spellStart"/>
             <w:r>
@@ -6380,7 +6062,7 @@
                 <w:sz w:val="17"/>
                 <w:szCs w:val="17"/>
               </w:rPr>
-              <w:t>var.var_somatic.level_I</w:t>
+              <w:t>var.var_somatic.level_II</w:t>
             </w:r>
             <w:proofErr w:type="spellEnd"/>
             <w:r>
@@ -6389,7 +6071,7 @@
                 <w:sz w:val="17"/>
                 <w:szCs w:val="17"/>
               </w:rPr>
-              <w:t xml:space="preserve"> + </w:t>
+              <w:t>)|count}}个，肿瘤发生发展相关变异有{{(</w:t>
             </w:r>
             <w:proofErr w:type="spellStart"/>
             <w:r>
@@ -6398,7 +6080,7 @@
                 <w:sz w:val="17"/>
                 <w:szCs w:val="17"/>
               </w:rPr>
-              <w:t>var.var_somatic.level_II</w:t>
+              <w:t>var.var_somatic.level_onco_nodrug</w:t>
             </w:r>
             <w:proofErr w:type="spellEnd"/>
             <w:r>
@@ -6407,61 +6089,7 @@
                 <w:sz w:val="17"/>
                 <w:szCs w:val="17"/>
               </w:rPr>
-              <w:t>)|count}}</w:t>
-            </w:r>
-            <w:proofErr w:type="gramStart"/>
-            <w:r>
-              <w:rPr>
-                <w:rFonts w:ascii="思源黑体 CN Normal" w:eastAsia="思源黑体 CN Normal" w:hAnsi="思源黑体 CN Normal" w:hint="eastAsia"/>
-                <w:sz w:val="17"/>
-                <w:szCs w:val="17"/>
-              </w:rPr>
-              <w:t>个</w:t>
-            </w:r>
-            <w:proofErr w:type="gramEnd"/>
-            <w:r>
-              <w:rPr>
-                <w:rFonts w:ascii="思源黑体 CN Normal" w:eastAsia="思源黑体 CN Normal" w:hAnsi="思源黑体 CN Normal" w:hint="eastAsia"/>
-                <w:sz w:val="17"/>
-                <w:szCs w:val="17"/>
-              </w:rPr>
-              <w:t>，肿瘤发生发展相关变异有{{(</w:t>
-            </w:r>
-            <w:proofErr w:type="spellStart"/>
-            <w:r>
-              <w:rPr>
-                <w:rFonts w:ascii="思源黑体 CN Normal" w:eastAsia="思源黑体 CN Normal" w:hAnsi="思源黑体 CN Normal" w:hint="eastAsia"/>
-                <w:sz w:val="17"/>
-                <w:szCs w:val="17"/>
-              </w:rPr>
-              <w:t>var.var_somatic.level_onco_nodrug</w:t>
-            </w:r>
-            <w:proofErr w:type="spellEnd"/>
-            <w:r>
-              <w:rPr>
-                <w:rFonts w:ascii="思源黑体 CN Normal" w:eastAsia="思源黑体 CN Normal" w:hAnsi="思源黑体 CN Normal" w:hint="eastAsia"/>
-                <w:sz w:val="17"/>
-                <w:szCs w:val="17"/>
-              </w:rPr>
-              <w:t>)|count}}</w:t>
-            </w:r>
-            <w:proofErr w:type="gramStart"/>
-            <w:r>
-              <w:rPr>
-                <w:rFonts w:ascii="思源黑体 CN Normal" w:eastAsia="思源黑体 CN Normal" w:hAnsi="思源黑体 CN Normal" w:hint="eastAsia"/>
-                <w:sz w:val="17"/>
-                <w:szCs w:val="17"/>
-              </w:rPr>
-              <w:t>个</w:t>
-            </w:r>
-            <w:proofErr w:type="gramEnd"/>
-            <w:r>
-              <w:rPr>
-                <w:rFonts w:ascii="思源黑体 CN Normal" w:eastAsia="思源黑体 CN Normal" w:hAnsi="思源黑体 CN Normal" w:hint="eastAsia"/>
-                <w:sz w:val="17"/>
-                <w:szCs w:val="17"/>
-              </w:rPr>
-              <w:t>。{%if (</w:t>
+              <w:t>)|count}}个。{%if (</w:t>
             </w:r>
             <w:proofErr w:type="spellStart"/>
             <w:r>
@@ -6749,27 +6377,7 @@
           <w:sz w:val="21"/>
           <w:szCs w:val="21"/>
         </w:rPr>
-        <w:t>靶</w:t>
-      </w:r>
-      <w:proofErr w:type="gramStart"/>
-      <w:r>
-        <w:rPr>
-          <w:rFonts w:ascii="思源黑体 CN Bold" w:eastAsia="思源黑体 CN Bold" w:hAnsi="思源黑体 CN Bold" w:cstheme="minorBidi" w:hint="eastAsia"/>
-          <w:color w:val="1E7648"/>
-          <w:sz w:val="21"/>
-          <w:szCs w:val="21"/>
-        </w:rPr>
-        <w:t>向治疗</w:t>
-      </w:r>
-      <w:proofErr w:type="gramEnd"/>
-      <w:r>
-        <w:rPr>
-          <w:rFonts w:ascii="思源黑体 CN Bold" w:eastAsia="思源黑体 CN Bold" w:hAnsi="思源黑体 CN Bold" w:cstheme="minorBidi" w:hint="eastAsia"/>
-          <w:color w:val="1E7648"/>
-          <w:sz w:val="21"/>
-          <w:szCs w:val="21"/>
-        </w:rPr>
-        <w:t>相关变异</w:t>
+        <w:t>靶向治疗相关变异</w:t>
       </w:r>
       <w:bookmarkEnd w:id="13"/>
     </w:p>
@@ -6992,27 +6600,7 @@
                 <w:sz w:val="17"/>
                 <w:szCs w:val="17"/>
               </w:rPr>
-              <w:t>var.var_for_</w:t>
-            </w:r>
-            <w:proofErr w:type="gramStart"/>
-            <w:r>
-              <w:rPr>
-                <w:rFonts w:ascii="思源黑体 CN Normal" w:eastAsia="思源黑体 CN Normal" w:hAnsi="思源黑体 CN Normal"/>
-                <w:iCs/>
-                <w:sz w:val="17"/>
-                <w:szCs w:val="17"/>
-              </w:rPr>
-              <w:t>regimen.level</w:t>
-            </w:r>
-            <w:proofErr w:type="gramEnd"/>
-            <w:r>
-              <w:rPr>
-                <w:rFonts w:ascii="思源黑体 CN Normal" w:eastAsia="思源黑体 CN Normal" w:hAnsi="思源黑体 CN Normal"/>
-                <w:iCs/>
-                <w:sz w:val="17"/>
-                <w:szCs w:val="17"/>
-              </w:rPr>
-              <w:t>_I</w:t>
+              <w:t>var.var_for_regimen.level_I</w:t>
             </w:r>
             <w:proofErr w:type="spellEnd"/>
             <w:r>
@@ -7104,27 +6692,7 @@
                 <w:sz w:val="17"/>
                 <w:szCs w:val="17"/>
               </w:rPr>
-              <w:t>var.var_for_</w:t>
-            </w:r>
-            <w:proofErr w:type="gramStart"/>
-            <w:r>
-              <w:rPr>
-                <w:rFonts w:ascii="思源黑体 CN Normal" w:eastAsia="思源黑体 CN Normal" w:hAnsi="思源黑体 CN Normal"/>
-                <w:iCs/>
-                <w:sz w:val="17"/>
-                <w:szCs w:val="17"/>
-              </w:rPr>
-              <w:t>regimen.level</w:t>
-            </w:r>
-            <w:proofErr w:type="gramEnd"/>
-            <w:r>
-              <w:rPr>
-                <w:rFonts w:ascii="思源黑体 CN Normal" w:eastAsia="思源黑体 CN Normal" w:hAnsi="思源黑体 CN Normal"/>
-                <w:iCs/>
-                <w:sz w:val="17"/>
-                <w:szCs w:val="17"/>
-              </w:rPr>
-              <w:t>_I</w:t>
+              <w:t>var.var_for_regimen.level_I</w:t>
             </w:r>
             <w:proofErr w:type="spellEnd"/>
             <w:r>
@@ -7192,27 +6760,15 @@
               <w:t xml:space="preserve">{%p if “,” in </w:t>
             </w:r>
             <w:proofErr w:type="spellStart"/>
-            <w:proofErr w:type="gramStart"/>
-            <w:r>
-              <w:rPr>
-                <w:rFonts w:ascii="思源黑体 CN Normal" w:eastAsia="思源黑体 CN Normal" w:hAnsi="思源黑体 CN Normal" w:cs="思源黑体 CN Light"/>
-                <w:bCs/>
-                <w:iCs/>
-                <w:sz w:val="17"/>
-                <w:szCs w:val="17"/>
-              </w:rPr>
-              <w:t>a.gene</w:t>
-            </w:r>
-            <w:proofErr w:type="gramEnd"/>
-            <w:r>
-              <w:rPr>
-                <w:rFonts w:ascii="思源黑体 CN Normal" w:eastAsia="思源黑体 CN Normal" w:hAnsi="思源黑体 CN Normal" w:cs="思源黑体 CN Light"/>
-                <w:bCs/>
-                <w:iCs/>
-                <w:sz w:val="17"/>
-                <w:szCs w:val="17"/>
-              </w:rPr>
-              <w:t>_symbol</w:t>
+            <w:r>
+              <w:rPr>
+                <w:rFonts w:ascii="思源黑体 CN Normal" w:eastAsia="思源黑体 CN Normal" w:hAnsi="思源黑体 CN Normal" w:cs="思源黑体 CN Light"/>
+                <w:bCs/>
+                <w:iCs/>
+                <w:sz w:val="17"/>
+                <w:szCs w:val="17"/>
+              </w:rPr>
+              <w:t>a.gene_symbol</w:t>
             </w:r>
             <w:proofErr w:type="spellEnd"/>
             <w:r>
@@ -7339,27 +6895,15 @@
               <w:t xml:space="preserve">{%p if </w:t>
             </w:r>
             <w:proofErr w:type="spellStart"/>
-            <w:proofErr w:type="gramStart"/>
-            <w:r>
-              <w:rPr>
-                <w:rFonts w:ascii="思源黑体 CN Normal" w:eastAsia="思源黑体 CN Normal" w:hAnsi="思源黑体 CN Normal" w:cs="思源黑体 CN Light"/>
-                <w:bCs/>
-                <w:iCs/>
-                <w:sz w:val="17"/>
-                <w:szCs w:val="17"/>
-              </w:rPr>
-              <w:t>a.five</w:t>
-            </w:r>
-            <w:proofErr w:type="gramEnd"/>
-            <w:r>
-              <w:rPr>
-                <w:rFonts w:ascii="思源黑体 CN Normal" w:eastAsia="思源黑体 CN Normal" w:hAnsi="思源黑体 CN Normal" w:cs="思源黑体 CN Light"/>
-                <w:bCs/>
-                <w:iCs/>
-                <w:sz w:val="17"/>
-                <w:szCs w:val="17"/>
-              </w:rPr>
-              <w:t>_prime_gene</w:t>
+            <w:r>
+              <w:rPr>
+                <w:rFonts w:ascii="思源黑体 CN Normal" w:eastAsia="思源黑体 CN Normal" w:hAnsi="思源黑体 CN Normal" w:cs="思源黑体 CN Light"/>
+                <w:bCs/>
+                <w:iCs/>
+                <w:sz w:val="17"/>
+                <w:szCs w:val="17"/>
+              </w:rPr>
+              <w:t>a.five_prime_gene</w:t>
             </w:r>
             <w:proofErr w:type="spellEnd"/>
             <w:r>
@@ -7420,7 +6964,6 @@
               <w:t>{{</w:t>
             </w:r>
             <w:proofErr w:type="spellStart"/>
-            <w:proofErr w:type="gramStart"/>
             <w:r>
               <w:rPr>
                 <w:rFonts w:ascii="思源黑体 CN Normal" w:eastAsia="思源黑体 CN Normal" w:hAnsi="思源黑体 CN Normal" w:cs="思源黑体 CN Light"/>
@@ -7429,18 +6972,7 @@
                 <w:sz w:val="17"/>
                 <w:szCs w:val="17"/>
               </w:rPr>
-              <w:t>a.five</w:t>
-            </w:r>
-            <w:proofErr w:type="gramEnd"/>
-            <w:r>
-              <w:rPr>
-                <w:rFonts w:ascii="思源黑体 CN Normal" w:eastAsia="思源黑体 CN Normal" w:hAnsi="思源黑体 CN Normal" w:cs="思源黑体 CN Light"/>
-                <w:bCs/>
-                <w:i/>
-                <w:sz w:val="17"/>
-                <w:szCs w:val="17"/>
-              </w:rPr>
-              <w:t>_prime_gene</w:t>
+              <w:t>a.five_prime_gene</w:t>
             </w:r>
             <w:proofErr w:type="spellEnd"/>
             <w:r>
@@ -7479,7 +7011,6 @@
               <w:t>{{</w:t>
             </w:r>
             <w:proofErr w:type="spellStart"/>
-            <w:proofErr w:type="gramStart"/>
             <w:r>
               <w:rPr>
                 <w:rFonts w:ascii="思源黑体 CN Normal" w:eastAsia="思源黑体 CN Normal" w:hAnsi="思源黑体 CN Normal" w:cs="思源黑体 CN Light"/>
@@ -7488,18 +7019,7 @@
                 <w:sz w:val="17"/>
                 <w:szCs w:val="17"/>
               </w:rPr>
-              <w:t>a.three</w:t>
-            </w:r>
-            <w:proofErr w:type="gramEnd"/>
-            <w:r>
-              <w:rPr>
-                <w:rFonts w:ascii="思源黑体 CN Normal" w:eastAsia="思源黑体 CN Normal" w:hAnsi="思源黑体 CN Normal" w:cs="思源黑体 CN Light"/>
-                <w:bCs/>
-                <w:i/>
-                <w:sz w:val="17"/>
-                <w:szCs w:val="17"/>
-              </w:rPr>
-              <w:t>_prime_gene</w:t>
+              <w:t>a.three_prime_gene</w:t>
             </w:r>
             <w:proofErr w:type="spellEnd"/>
             <w:r>
@@ -7563,7 +7083,6 @@
               <w:t>{{</w:t>
             </w:r>
             <w:proofErr w:type="spellStart"/>
-            <w:proofErr w:type="gramStart"/>
             <w:r>
               <w:rPr>
                 <w:rFonts w:ascii="思源黑体 CN Normal" w:eastAsia="思源黑体 CN Normal" w:hAnsi="思源黑体 CN Normal" w:cs="思源黑体 CN Light"/>
@@ -7572,18 +7091,7 @@
                 <w:sz w:val="17"/>
                 <w:szCs w:val="17"/>
               </w:rPr>
-              <w:t>a.five</w:t>
-            </w:r>
-            <w:proofErr w:type="gramEnd"/>
-            <w:r>
-              <w:rPr>
-                <w:rFonts w:ascii="思源黑体 CN Normal" w:eastAsia="思源黑体 CN Normal" w:hAnsi="思源黑体 CN Normal" w:cs="思源黑体 CN Light"/>
-                <w:bCs/>
-                <w:i/>
-                <w:sz w:val="17"/>
-                <w:szCs w:val="17"/>
-              </w:rPr>
-              <w:t>_prime_gene</w:t>
+              <w:t>a.five_prime_gene</w:t>
             </w:r>
             <w:proofErr w:type="spellEnd"/>
             <w:r>
@@ -7672,7 +7180,6 @@
               <w:t>{{</w:t>
             </w:r>
             <w:proofErr w:type="spellStart"/>
-            <w:proofErr w:type="gramStart"/>
             <w:r>
               <w:rPr>
                 <w:rFonts w:ascii="思源黑体 CN Normal" w:eastAsia="思源黑体 CN Normal" w:hAnsi="思源黑体 CN Normal" w:cs="思源黑体 CN Light"/>
@@ -7681,18 +7188,7 @@
                 <w:sz w:val="17"/>
                 <w:szCs w:val="17"/>
               </w:rPr>
-              <w:t>a.gene</w:t>
-            </w:r>
-            <w:proofErr w:type="gramEnd"/>
-            <w:r>
-              <w:rPr>
-                <w:rFonts w:ascii="思源黑体 CN Normal" w:eastAsia="思源黑体 CN Normal" w:hAnsi="思源黑体 CN Normal" w:cs="思源黑体 CN Light"/>
-                <w:bCs/>
-                <w:i/>
-                <w:sz w:val="17"/>
-                <w:szCs w:val="17"/>
-              </w:rPr>
-              <w:t>_symbol</w:t>
+              <w:t>a.gene_symbol</w:t>
             </w:r>
             <w:proofErr w:type="spellEnd"/>
             <w:r>
@@ -7782,19 +7278,7 @@
                 <w:sz w:val="17"/>
                 <w:szCs w:val="17"/>
               </w:rPr>
-              <w:t>=</w:t>
-            </w:r>
-            <w:proofErr w:type="gramStart"/>
-            <w:r>
-              <w:rPr>
-                <w:rFonts w:ascii="思源黑体 CN Normal" w:eastAsia="思源黑体 CN Normal" w:hAnsi="思源黑体 CN Normal"/>
-                <w:bCs/>
-                <w:iCs/>
-                <w:color w:val="000000" w:themeColor="text1"/>
-                <w:sz w:val="17"/>
-                <w:szCs w:val="17"/>
-              </w:rPr>
-              <w:t>=”</w:t>
+              <w:t>==”</w:t>
             </w:r>
             <w:proofErr w:type="spellStart"/>
             <w:r>
@@ -7809,7 +7293,6 @@
               <w:t>Snvindel</w:t>
             </w:r>
             <w:proofErr w:type="spellEnd"/>
-            <w:proofErr w:type="gramEnd"/>
             <w:r>
               <w:rPr>
                 <w:rFonts w:ascii="思源黑体 CN Normal" w:eastAsia="思源黑体 CN Normal" w:hAnsi="思源黑体 CN Normal"/>
@@ -7847,29 +7330,16 @@
               <w:t xml:space="preserve">{%p if </w:t>
             </w:r>
             <w:proofErr w:type="spellStart"/>
-            <w:proofErr w:type="gramStart"/>
-            <w:r>
-              <w:rPr>
-                <w:rFonts w:ascii="思源黑体 CN Normal" w:eastAsia="思源黑体 CN Normal" w:hAnsi="思源黑体 CN Normal"/>
-                <w:bCs/>
-                <w:iCs/>
-                <w:color w:val="000000" w:themeColor="text1"/>
-                <w:sz w:val="17"/>
-                <w:szCs w:val="17"/>
-              </w:rPr>
-              <w:t>a.hgvs</w:t>
-            </w:r>
-            <w:proofErr w:type="gramEnd"/>
-            <w:r>
-              <w:rPr>
-                <w:rFonts w:ascii="思源黑体 CN Normal" w:eastAsia="思源黑体 CN Normal" w:hAnsi="思源黑体 CN Normal"/>
-                <w:bCs/>
-                <w:iCs/>
-                <w:color w:val="000000" w:themeColor="text1"/>
-                <w:sz w:val="17"/>
-                <w:szCs w:val="17"/>
-              </w:rPr>
-              <w:t>_p</w:t>
+            <w:r>
+              <w:rPr>
+                <w:rFonts w:ascii="思源黑体 CN Normal" w:eastAsia="思源黑体 CN Normal" w:hAnsi="思源黑体 CN Normal"/>
+                <w:bCs/>
+                <w:iCs/>
+                <w:color w:val="000000" w:themeColor="text1"/>
+                <w:sz w:val="17"/>
+                <w:szCs w:val="17"/>
+              </w:rPr>
+              <w:t>a.hgvs_p</w:t>
             </w:r>
             <w:proofErr w:type="spellEnd"/>
             <w:r>
@@ -7909,29 +7379,16 @@
               <w:t>{{</w:t>
             </w:r>
             <w:proofErr w:type="spellStart"/>
-            <w:proofErr w:type="gramStart"/>
-            <w:r>
-              <w:rPr>
-                <w:rFonts w:ascii="思源黑体 CN Normal" w:eastAsia="思源黑体 CN Normal" w:hAnsi="思源黑体 CN Normal"/>
-                <w:bCs/>
-                <w:iCs/>
-                <w:color w:val="000000" w:themeColor="text1"/>
-                <w:sz w:val="17"/>
-                <w:szCs w:val="17"/>
-              </w:rPr>
-              <w:t>a.gene</w:t>
-            </w:r>
-            <w:proofErr w:type="gramEnd"/>
-            <w:r>
-              <w:rPr>
-                <w:rFonts w:ascii="思源黑体 CN Normal" w:eastAsia="思源黑体 CN Normal" w:hAnsi="思源黑体 CN Normal"/>
-                <w:bCs/>
-                <w:iCs/>
-                <w:color w:val="000000" w:themeColor="text1"/>
-                <w:sz w:val="17"/>
-                <w:szCs w:val="17"/>
-              </w:rPr>
-              <w:t>_region</w:t>
+            <w:r>
+              <w:rPr>
+                <w:rFonts w:ascii="思源黑体 CN Normal" w:eastAsia="思源黑体 CN Normal" w:hAnsi="思源黑体 CN Normal"/>
+                <w:bCs/>
+                <w:iCs/>
+                <w:color w:val="000000" w:themeColor="text1"/>
+                <w:sz w:val="17"/>
+                <w:szCs w:val="17"/>
+              </w:rPr>
+              <w:t>a.gene_region</w:t>
             </w:r>
             <w:proofErr w:type="spellEnd"/>
             <w:r>
@@ -8044,29 +7501,16 @@
               <w:t>{{</w:t>
             </w:r>
             <w:proofErr w:type="spellStart"/>
-            <w:proofErr w:type="gramStart"/>
-            <w:r>
-              <w:rPr>
-                <w:rFonts w:ascii="思源黑体 CN Normal" w:eastAsia="思源黑体 CN Normal" w:hAnsi="思源黑体 CN Normal"/>
-                <w:bCs/>
-                <w:iCs/>
-                <w:color w:val="000000" w:themeColor="text1"/>
-                <w:sz w:val="17"/>
-                <w:szCs w:val="17"/>
-              </w:rPr>
-              <w:t>a.gene</w:t>
-            </w:r>
-            <w:proofErr w:type="gramEnd"/>
-            <w:r>
-              <w:rPr>
-                <w:rFonts w:ascii="思源黑体 CN Normal" w:eastAsia="思源黑体 CN Normal" w:hAnsi="思源黑体 CN Normal"/>
-                <w:bCs/>
-                <w:iCs/>
-                <w:color w:val="000000" w:themeColor="text1"/>
-                <w:sz w:val="17"/>
-                <w:szCs w:val="17"/>
-              </w:rPr>
-              <w:t>_region</w:t>
+            <w:r>
+              <w:rPr>
+                <w:rFonts w:ascii="思源黑体 CN Normal" w:eastAsia="思源黑体 CN Normal" w:hAnsi="思源黑体 CN Normal"/>
+                <w:bCs/>
+                <w:iCs/>
+                <w:color w:val="000000" w:themeColor="text1"/>
+                <w:sz w:val="17"/>
+                <w:szCs w:val="17"/>
+              </w:rPr>
+              <w:t>a.gene_region</w:t>
             </w:r>
             <w:proofErr w:type="spellEnd"/>
             <w:r>
@@ -8155,29 +7599,16 @@
               <w:t>{{</w:t>
             </w:r>
             <w:proofErr w:type="spellStart"/>
-            <w:proofErr w:type="gramStart"/>
-            <w:r>
-              <w:rPr>
-                <w:rFonts w:ascii="思源黑体 CN Normal" w:eastAsia="思源黑体 CN Normal" w:hAnsi="思源黑体 CN Normal"/>
-                <w:bCs/>
-                <w:iCs/>
-                <w:color w:val="000000" w:themeColor="text1"/>
-                <w:sz w:val="17"/>
-                <w:szCs w:val="17"/>
-              </w:rPr>
-              <w:t>a.transcript</w:t>
-            </w:r>
-            <w:proofErr w:type="gramEnd"/>
-            <w:r>
-              <w:rPr>
-                <w:rFonts w:ascii="思源黑体 CN Normal" w:eastAsia="思源黑体 CN Normal" w:hAnsi="思源黑体 CN Normal"/>
-                <w:bCs/>
-                <w:iCs/>
-                <w:color w:val="000000" w:themeColor="text1"/>
-                <w:sz w:val="17"/>
-                <w:szCs w:val="17"/>
-              </w:rPr>
-              <w:t>_primary</w:t>
+            <w:r>
+              <w:rPr>
+                <w:rFonts w:ascii="思源黑体 CN Normal" w:eastAsia="思源黑体 CN Normal" w:hAnsi="思源黑体 CN Normal"/>
+                <w:bCs/>
+                <w:iCs/>
+                <w:color w:val="000000" w:themeColor="text1"/>
+                <w:sz w:val="17"/>
+                <w:szCs w:val="17"/>
+              </w:rPr>
+              <w:t>a.transcript_primary</w:t>
             </w:r>
             <w:proofErr w:type="spellEnd"/>
             <w:r>
@@ -8262,19 +7693,7 @@
                 <w:sz w:val="17"/>
                 <w:szCs w:val="17"/>
               </w:rPr>
-              <w:t>=</w:t>
-            </w:r>
-            <w:proofErr w:type="gramStart"/>
-            <w:r>
-              <w:rPr>
-                <w:rFonts w:ascii="思源黑体 CN Normal" w:eastAsia="思源黑体 CN Normal" w:hAnsi="思源黑体 CN Normal"/>
-                <w:bCs/>
-                <w:iCs/>
-                <w:color w:val="000000" w:themeColor="text1"/>
-                <w:sz w:val="17"/>
-                <w:szCs w:val="17"/>
-              </w:rPr>
-              <w:t>=”</w:t>
+              <w:t>==”</w:t>
             </w:r>
             <w:proofErr w:type="spellStart"/>
             <w:r>
@@ -8289,7 +7708,6 @@
               <w:t>Cnv</w:t>
             </w:r>
             <w:proofErr w:type="spellEnd"/>
-            <w:proofErr w:type="gramEnd"/>
             <w:r>
               <w:rPr>
                 <w:rFonts w:ascii="思源黑体 CN Normal" w:eastAsia="思源黑体 CN Normal" w:hAnsi="思源黑体 CN Normal"/>
@@ -8397,19 +7815,7 @@
                 <w:sz w:val="17"/>
                 <w:szCs w:val="17"/>
               </w:rPr>
-              <w:t>=</w:t>
-            </w:r>
-            <w:proofErr w:type="gramStart"/>
-            <w:r>
-              <w:rPr>
-                <w:rFonts w:ascii="思源黑体 CN Normal" w:eastAsia="思源黑体 CN Normal" w:hAnsi="思源黑体 CN Normal"/>
-                <w:bCs/>
-                <w:iCs/>
-                <w:color w:val="000000" w:themeColor="text1"/>
-                <w:sz w:val="17"/>
-                <w:szCs w:val="17"/>
-              </w:rPr>
-              <w:t>=”</w:t>
+              <w:t>==”</w:t>
             </w:r>
             <w:proofErr w:type="spellStart"/>
             <w:r>
@@ -8424,7 +7830,6 @@
               <w:t>Sv</w:t>
             </w:r>
             <w:proofErr w:type="spellEnd"/>
-            <w:proofErr w:type="gramEnd"/>
             <w:r>
               <w:rPr>
                 <w:rFonts w:ascii="思源黑体 CN Normal" w:eastAsia="思源黑体 CN Normal" w:hAnsi="思源黑体 CN Normal"/>
@@ -8487,29 +7892,16 @@
               <w:t>{{</w:t>
             </w:r>
             <w:proofErr w:type="spellStart"/>
-            <w:proofErr w:type="gramStart"/>
-            <w:r>
-              <w:rPr>
-                <w:rFonts w:ascii="思源黑体 CN Normal" w:eastAsia="思源黑体 CN Normal" w:hAnsi="思源黑体 CN Normal"/>
-                <w:bCs/>
-                <w:iCs/>
-                <w:color w:val="000000" w:themeColor="text1"/>
-                <w:sz w:val="17"/>
-                <w:szCs w:val="17"/>
-              </w:rPr>
-              <w:t>a.five</w:t>
-            </w:r>
-            <w:proofErr w:type="gramEnd"/>
-            <w:r>
-              <w:rPr>
-                <w:rFonts w:ascii="思源黑体 CN Normal" w:eastAsia="思源黑体 CN Normal" w:hAnsi="思源黑体 CN Normal"/>
-                <w:bCs/>
-                <w:iCs/>
-                <w:color w:val="000000" w:themeColor="text1"/>
-                <w:sz w:val="17"/>
-                <w:szCs w:val="17"/>
-              </w:rPr>
-              <w:t>_prime_transcript</w:t>
+            <w:r>
+              <w:rPr>
+                <w:rFonts w:ascii="思源黑体 CN Normal" w:eastAsia="思源黑体 CN Normal" w:hAnsi="思源黑体 CN Normal"/>
+                <w:bCs/>
+                <w:iCs/>
+                <w:color w:val="000000" w:themeColor="text1"/>
+                <w:sz w:val="17"/>
+                <w:szCs w:val="17"/>
+              </w:rPr>
+              <w:t>a.five_prime_transcript</w:t>
             </w:r>
             <w:proofErr w:type="spellEnd"/>
             <w:r>
@@ -8619,9 +8011,9 @@
                 <w:sz w:val="17"/>
                 <w:szCs w:val="17"/>
               </w:rPr>
-              <w:t>=</w:t>
-            </w:r>
-            <w:proofErr w:type="gramStart"/>
+              <w:t>==”</w:t>
+            </w:r>
+            <w:proofErr w:type="spellStart"/>
             <w:r>
               <w:rPr>
                 <w:rFonts w:ascii="思源黑体 CN Normal" w:eastAsia="思源黑体 CN Normal" w:hAnsi="思源黑体 CN Normal"/>
@@ -8630,7 +8022,40 @@
                 <w:sz w:val="17"/>
                 <w:szCs w:val="17"/>
               </w:rPr>
-              <w:t>=”</w:t>
+              <w:t>Snvindel</w:t>
+            </w:r>
+            <w:proofErr w:type="spellEnd"/>
+            <w:r>
+              <w:rPr>
+                <w:rFonts w:ascii="思源黑体 CN Normal" w:eastAsia="思源黑体 CN Normal" w:hAnsi="思源黑体 CN Normal"/>
+                <w:color w:val="000000" w:themeColor="text1"/>
+                <w:kern w:val="0"/>
+                <w:sz w:val="17"/>
+                <w:szCs w:val="17"/>
+              </w:rPr>
+              <w:t>”%}</w:t>
+            </w:r>
+          </w:p>
+          <w:p>
+            <w:pPr>
+              <w:jc w:val="center"/>
+              <w:rPr>
+                <w:rFonts w:ascii="思源黑体 CN Normal" w:eastAsia="思源黑体 CN Normal" w:hAnsi="思源黑体 CN Normal"/>
+                <w:color w:val="000000" w:themeColor="text1"/>
+                <w:kern w:val="0"/>
+                <w:sz w:val="17"/>
+                <w:szCs w:val="17"/>
+              </w:rPr>
+            </w:pPr>
+            <w:r>
+              <w:rPr>
+                <w:rFonts w:ascii="思源黑体 CN Normal" w:eastAsia="思源黑体 CN Normal" w:hAnsi="思源黑体 CN Normal"/>
+                <w:color w:val="000000" w:themeColor="text1"/>
+                <w:kern w:val="0"/>
+                <w:sz w:val="17"/>
+                <w:szCs w:val="17"/>
+              </w:rPr>
+              <w:t>{{</w:t>
             </w:r>
             <w:proofErr w:type="spellStart"/>
             <w:r>
@@ -8641,10 +8066,9 @@
                 <w:sz w:val="17"/>
                 <w:szCs w:val="17"/>
               </w:rPr>
-              <w:t>Snvindel</w:t>
+              <w:t>a.freq_str</w:t>
             </w:r>
             <w:proofErr w:type="spellEnd"/>
-            <w:proofErr w:type="gramEnd"/>
             <w:r>
               <w:rPr>
                 <w:rFonts w:ascii="思源黑体 CN Normal" w:eastAsia="思源黑体 CN Normal" w:hAnsi="思源黑体 CN Normal"/>
@@ -8653,6 +8077,94 @@
                 <w:sz w:val="17"/>
                 <w:szCs w:val="17"/>
               </w:rPr>
+              <w:t>}}</w:t>
+            </w:r>
+          </w:p>
+          <w:p>
+            <w:pPr>
+              <w:jc w:val="center"/>
+              <w:rPr>
+                <w:rFonts w:ascii="思源黑体 CN Normal" w:eastAsia="思源黑体 CN Normal" w:hAnsi="思源黑体 CN Normal"/>
+                <w:color w:val="000000" w:themeColor="text1"/>
+                <w:kern w:val="0"/>
+                <w:sz w:val="17"/>
+                <w:szCs w:val="17"/>
+              </w:rPr>
+            </w:pPr>
+            <w:r>
+              <w:rPr>
+                <w:rFonts w:ascii="思源黑体 CN Normal" w:eastAsia="思源黑体 CN Normal" w:hAnsi="思源黑体 CN Normal"/>
+                <w:color w:val="000000" w:themeColor="text1"/>
+                <w:kern w:val="0"/>
+                <w:sz w:val="17"/>
+                <w:szCs w:val="17"/>
+              </w:rPr>
+              <w:t xml:space="preserve">{%p </w:t>
+            </w:r>
+            <w:proofErr w:type="spellStart"/>
+            <w:r>
+              <w:rPr>
+                <w:rFonts w:ascii="思源黑体 CN Normal" w:eastAsia="思源黑体 CN Normal" w:hAnsi="思源黑体 CN Normal"/>
+                <w:color w:val="000000" w:themeColor="text1"/>
+                <w:kern w:val="0"/>
+                <w:sz w:val="17"/>
+                <w:szCs w:val="17"/>
+              </w:rPr>
+              <w:t>elif</w:t>
+            </w:r>
+            <w:proofErr w:type="spellEnd"/>
+            <w:r>
+              <w:rPr>
+                <w:rFonts w:ascii="思源黑体 CN Normal" w:eastAsia="思源黑体 CN Normal" w:hAnsi="思源黑体 CN Normal"/>
+                <w:color w:val="000000" w:themeColor="text1"/>
+                <w:kern w:val="0"/>
+                <w:sz w:val="17"/>
+                <w:szCs w:val="17"/>
+              </w:rPr>
+              <w:t xml:space="preserve"> </w:t>
+            </w:r>
+            <w:proofErr w:type="spellStart"/>
+            <w:r>
+              <w:rPr>
+                <w:rFonts w:ascii="思源黑体 CN Normal" w:eastAsia="思源黑体 CN Normal" w:hAnsi="思源黑体 CN Normal"/>
+                <w:color w:val="000000" w:themeColor="text1"/>
+                <w:kern w:val="0"/>
+                <w:sz w:val="17"/>
+                <w:szCs w:val="17"/>
+              </w:rPr>
+              <w:t>a.bio_category</w:t>
+            </w:r>
+            <w:proofErr w:type="spellEnd"/>
+            <w:r>
+              <w:rPr>
+                <w:rFonts w:ascii="思源黑体 CN Normal" w:eastAsia="思源黑体 CN Normal" w:hAnsi="思源黑体 CN Normal"/>
+                <w:color w:val="000000" w:themeColor="text1"/>
+                <w:kern w:val="0"/>
+                <w:sz w:val="17"/>
+                <w:szCs w:val="17"/>
+              </w:rPr>
+              <w:t>==”</w:t>
+            </w:r>
+            <w:proofErr w:type="spellStart"/>
+            <w:r>
+              <w:rPr>
+                <w:rFonts w:ascii="思源黑体 CN Normal" w:eastAsia="思源黑体 CN Normal" w:hAnsi="思源黑体 CN Normal"/>
+                <w:color w:val="000000" w:themeColor="text1"/>
+                <w:kern w:val="0"/>
+                <w:sz w:val="17"/>
+                <w:szCs w:val="17"/>
+              </w:rPr>
+              <w:t>Cnv</w:t>
+            </w:r>
+            <w:proofErr w:type="spellEnd"/>
+            <w:r>
+              <w:rPr>
+                <w:rFonts w:ascii="思源黑体 CN Normal" w:eastAsia="思源黑体 CN Normal" w:hAnsi="思源黑体 CN Normal"/>
+                <w:color w:val="000000" w:themeColor="text1"/>
+                <w:kern w:val="0"/>
+                <w:sz w:val="17"/>
+                <w:szCs w:val="17"/>
+              </w:rPr>
               <w:t>”%}</w:t>
             </w:r>
           </w:p>
@@ -8678,7 +8190,6 @@
               <w:t>{{</w:t>
             </w:r>
             <w:proofErr w:type="spellStart"/>
-            <w:proofErr w:type="gramStart"/>
             <w:r>
               <w:rPr>
                 <w:rFonts w:ascii="思源黑体 CN Normal" w:eastAsia="思源黑体 CN Normal" w:hAnsi="思源黑体 CN Normal"/>
@@ -8687,9 +8198,9 @@
                 <w:sz w:val="17"/>
                 <w:szCs w:val="17"/>
               </w:rPr>
-              <w:t>a.freq</w:t>
-            </w:r>
-            <w:proofErr w:type="gramEnd"/>
+              <w:t>a.cn_mean</w:t>
+            </w:r>
+            <w:proofErr w:type="spellEnd"/>
             <w:r>
               <w:rPr>
                 <w:rFonts w:ascii="思源黑体 CN Normal" w:eastAsia="思源黑体 CN Normal" w:hAnsi="思源黑体 CN Normal"/>
@@ -8698,7 +8209,40 @@
                 <w:sz w:val="17"/>
                 <w:szCs w:val="17"/>
               </w:rPr>
-              <w:t>_str</w:t>
+              <w:t>}}</w:t>
+            </w:r>
+          </w:p>
+          <w:p>
+            <w:pPr>
+              <w:jc w:val="center"/>
+              <w:rPr>
+                <w:rFonts w:ascii="思源黑体 CN Normal" w:eastAsia="思源黑体 CN Normal" w:hAnsi="思源黑体 CN Normal"/>
+                <w:color w:val="000000" w:themeColor="text1"/>
+                <w:kern w:val="0"/>
+                <w:sz w:val="17"/>
+                <w:szCs w:val="17"/>
+              </w:rPr>
+            </w:pPr>
+            <w:r>
+              <w:rPr>
+                <w:rFonts w:ascii="思源黑体 CN Normal" w:eastAsia="思源黑体 CN Normal" w:hAnsi="思源黑体 CN Normal"/>
+                <w:color w:val="000000" w:themeColor="text1"/>
+                <w:kern w:val="0"/>
+                <w:sz w:val="17"/>
+                <w:szCs w:val="17"/>
+              </w:rPr>
+              <w:t xml:space="preserve">{%p </w:t>
+            </w:r>
+            <w:proofErr w:type="spellStart"/>
+            <w:r>
+              <w:rPr>
+                <w:rFonts w:ascii="思源黑体 CN Normal" w:eastAsia="思源黑体 CN Normal" w:hAnsi="思源黑体 CN Normal"/>
+                <w:color w:val="000000" w:themeColor="text1"/>
+                <w:kern w:val="0"/>
+                <w:sz w:val="17"/>
+                <w:szCs w:val="17"/>
+              </w:rPr>
+              <w:t>elif</w:t>
             </w:r>
             <w:proofErr w:type="spellEnd"/>
             <w:r>
@@ -8709,7 +8253,51 @@
                 <w:sz w:val="17"/>
                 <w:szCs w:val="17"/>
               </w:rPr>
-              <w:t>}}</w:t>
+              <w:t xml:space="preserve"> </w:t>
+            </w:r>
+            <w:proofErr w:type="spellStart"/>
+            <w:r>
+              <w:rPr>
+                <w:rFonts w:ascii="思源黑体 CN Normal" w:eastAsia="思源黑体 CN Normal" w:hAnsi="思源黑体 CN Normal"/>
+                <w:color w:val="000000" w:themeColor="text1"/>
+                <w:kern w:val="0"/>
+                <w:sz w:val="17"/>
+                <w:szCs w:val="17"/>
+              </w:rPr>
+              <w:t>a.bio_category</w:t>
+            </w:r>
+            <w:proofErr w:type="spellEnd"/>
+            <w:r>
+              <w:rPr>
+                <w:rFonts w:ascii="思源黑体 CN Normal" w:eastAsia="思源黑体 CN Normal" w:hAnsi="思源黑体 CN Normal"/>
+                <w:color w:val="000000" w:themeColor="text1"/>
+                <w:kern w:val="0"/>
+                <w:sz w:val="17"/>
+                <w:szCs w:val="17"/>
+              </w:rPr>
+              <w:t>==”</w:t>
+            </w:r>
+            <w:proofErr w:type="spellStart"/>
+            <w:r>
+              <w:rPr>
+                <w:rFonts w:ascii="思源黑体 CN Normal" w:eastAsia="思源黑体 CN Normal" w:hAnsi="思源黑体 CN Normal"/>
+                <w:color w:val="000000" w:themeColor="text1"/>
+                <w:kern w:val="0"/>
+                <w:sz w:val="17"/>
+                <w:szCs w:val="17"/>
+              </w:rPr>
+              <w:t>Sv</w:t>
+            </w:r>
+            <w:proofErr w:type="spellEnd"/>
+            <w:r>
+              <w:rPr>
+                <w:rFonts w:ascii="思源黑体 CN Normal" w:eastAsia="思源黑体 CN Normal" w:hAnsi="思源黑体 CN Normal"/>
+                <w:color w:val="000000" w:themeColor="text1"/>
+                <w:kern w:val="0"/>
+                <w:sz w:val="17"/>
+                <w:szCs w:val="17"/>
+              </w:rPr>
+              <w:t>”%}</w:t>
             </w:r>
           </w:p>
           <w:p>
@@ -8731,7 +8319,7 @@
                 <w:sz w:val="17"/>
                 <w:szCs w:val="17"/>
               </w:rPr>
-              <w:t xml:space="preserve">{%p </w:t>
+              <w:t>{{</w:t>
             </w:r>
             <w:proofErr w:type="spellStart"/>
             <w:r>
@@ -8742,263 +8330,7 @@
                 <w:sz w:val="17"/>
                 <w:szCs w:val="17"/>
               </w:rPr>
-              <w:t>elif</w:t>
-            </w:r>
-            <w:proofErr w:type="spellEnd"/>
-            <w:r>
-              <w:rPr>
-                <w:rFonts w:ascii="思源黑体 CN Normal" w:eastAsia="思源黑体 CN Normal" w:hAnsi="思源黑体 CN Normal"/>
-                <w:color w:val="000000" w:themeColor="text1"/>
-                <w:kern w:val="0"/>
-                <w:sz w:val="17"/>
-                <w:szCs w:val="17"/>
-              </w:rPr>
-              <w:t xml:space="preserve"> </w:t>
-            </w:r>
-            <w:proofErr w:type="spellStart"/>
-            <w:r>
-              <w:rPr>
-                <w:rFonts w:ascii="思源黑体 CN Normal" w:eastAsia="思源黑体 CN Normal" w:hAnsi="思源黑体 CN Normal"/>
-                <w:color w:val="000000" w:themeColor="text1"/>
-                <w:kern w:val="0"/>
-                <w:sz w:val="17"/>
-                <w:szCs w:val="17"/>
-              </w:rPr>
-              <w:t>a.bio_category</w:t>
-            </w:r>
-            <w:proofErr w:type="spellEnd"/>
-            <w:r>
-              <w:rPr>
-                <w:rFonts w:ascii="思源黑体 CN Normal" w:eastAsia="思源黑体 CN Normal" w:hAnsi="思源黑体 CN Normal"/>
-                <w:color w:val="000000" w:themeColor="text1"/>
-                <w:kern w:val="0"/>
-                <w:sz w:val="17"/>
-                <w:szCs w:val="17"/>
-              </w:rPr>
-              <w:t>=</w:t>
-            </w:r>
-            <w:proofErr w:type="gramStart"/>
-            <w:r>
-              <w:rPr>
-                <w:rFonts w:ascii="思源黑体 CN Normal" w:eastAsia="思源黑体 CN Normal" w:hAnsi="思源黑体 CN Normal"/>
-                <w:color w:val="000000" w:themeColor="text1"/>
-                <w:kern w:val="0"/>
-                <w:sz w:val="17"/>
-                <w:szCs w:val="17"/>
-              </w:rPr>
-              <w:t>=”</w:t>
-            </w:r>
-            <w:proofErr w:type="spellStart"/>
-            <w:r>
-              <w:rPr>
-                <w:rFonts w:ascii="思源黑体 CN Normal" w:eastAsia="思源黑体 CN Normal" w:hAnsi="思源黑体 CN Normal"/>
-                <w:color w:val="000000" w:themeColor="text1"/>
-                <w:kern w:val="0"/>
-                <w:sz w:val="17"/>
-                <w:szCs w:val="17"/>
-              </w:rPr>
-              <w:t>Cnv</w:t>
-            </w:r>
-            <w:proofErr w:type="spellEnd"/>
-            <w:proofErr w:type="gramEnd"/>
-            <w:r>
-              <w:rPr>
-                <w:rFonts w:ascii="思源黑体 CN Normal" w:eastAsia="思源黑体 CN Normal" w:hAnsi="思源黑体 CN Normal"/>
-                <w:color w:val="000000" w:themeColor="text1"/>
-                <w:kern w:val="0"/>
-                <w:sz w:val="17"/>
-                <w:szCs w:val="17"/>
-              </w:rPr>
-              <w:t>”%}</w:t>
-            </w:r>
-          </w:p>
-          <w:p>
-            <w:pPr>
-              <w:jc w:val="center"/>
-              <w:rPr>
-                <w:rFonts w:ascii="思源黑体 CN Normal" w:eastAsia="思源黑体 CN Normal" w:hAnsi="思源黑体 CN Normal"/>
-                <w:color w:val="000000" w:themeColor="text1"/>
-                <w:kern w:val="0"/>
-                <w:sz w:val="17"/>
-                <w:szCs w:val="17"/>
-              </w:rPr>
-            </w:pPr>
-            <w:r>
-              <w:rPr>
-                <w:rFonts w:ascii="思源黑体 CN Normal" w:eastAsia="思源黑体 CN Normal" w:hAnsi="思源黑体 CN Normal"/>
-                <w:color w:val="000000" w:themeColor="text1"/>
-                <w:kern w:val="0"/>
-                <w:sz w:val="17"/>
-                <w:szCs w:val="17"/>
-              </w:rPr>
-              <w:t>{{</w:t>
-            </w:r>
-            <w:proofErr w:type="spellStart"/>
-            <w:r>
-              <w:rPr>
-                <w:rFonts w:ascii="思源黑体 CN Normal" w:eastAsia="思源黑体 CN Normal" w:hAnsi="思源黑体 CN Normal"/>
-                <w:color w:val="000000" w:themeColor="text1"/>
-                <w:kern w:val="0"/>
-                <w:sz w:val="17"/>
-                <w:szCs w:val="17"/>
-              </w:rPr>
-              <w:t>a.cn_mean</w:t>
-            </w:r>
-            <w:proofErr w:type="spellEnd"/>
-            <w:r>
-              <w:rPr>
-                <w:rFonts w:ascii="思源黑体 CN Normal" w:eastAsia="思源黑体 CN Normal" w:hAnsi="思源黑体 CN Normal"/>
-                <w:color w:val="000000" w:themeColor="text1"/>
-                <w:kern w:val="0"/>
-                <w:sz w:val="17"/>
-                <w:szCs w:val="17"/>
-              </w:rPr>
-              <w:t>}}</w:t>
-            </w:r>
-          </w:p>
-          <w:p>
-            <w:pPr>
-              <w:jc w:val="center"/>
-              <w:rPr>
-                <w:rFonts w:ascii="思源黑体 CN Normal" w:eastAsia="思源黑体 CN Normal" w:hAnsi="思源黑体 CN Normal"/>
-                <w:color w:val="000000" w:themeColor="text1"/>
-                <w:kern w:val="0"/>
-                <w:sz w:val="17"/>
-                <w:szCs w:val="17"/>
-              </w:rPr>
-            </w:pPr>
-            <w:r>
-              <w:rPr>
-                <w:rFonts w:ascii="思源黑体 CN Normal" w:eastAsia="思源黑体 CN Normal" w:hAnsi="思源黑体 CN Normal"/>
-                <w:color w:val="000000" w:themeColor="text1"/>
-                <w:kern w:val="0"/>
-                <w:sz w:val="17"/>
-                <w:szCs w:val="17"/>
-              </w:rPr>
-              <w:t xml:space="preserve">{%p </w:t>
-            </w:r>
-            <w:proofErr w:type="spellStart"/>
-            <w:r>
-              <w:rPr>
-                <w:rFonts w:ascii="思源黑体 CN Normal" w:eastAsia="思源黑体 CN Normal" w:hAnsi="思源黑体 CN Normal"/>
-                <w:color w:val="000000" w:themeColor="text1"/>
-                <w:kern w:val="0"/>
-                <w:sz w:val="17"/>
-                <w:szCs w:val="17"/>
-              </w:rPr>
-              <w:t>elif</w:t>
-            </w:r>
-            <w:proofErr w:type="spellEnd"/>
-            <w:r>
-              <w:rPr>
-                <w:rFonts w:ascii="思源黑体 CN Normal" w:eastAsia="思源黑体 CN Normal" w:hAnsi="思源黑体 CN Normal"/>
-                <w:color w:val="000000" w:themeColor="text1"/>
-                <w:kern w:val="0"/>
-                <w:sz w:val="17"/>
-                <w:szCs w:val="17"/>
-              </w:rPr>
-              <w:t xml:space="preserve"> </w:t>
-            </w:r>
-            <w:proofErr w:type="spellStart"/>
-            <w:r>
-              <w:rPr>
-                <w:rFonts w:ascii="思源黑体 CN Normal" w:eastAsia="思源黑体 CN Normal" w:hAnsi="思源黑体 CN Normal"/>
-                <w:color w:val="000000" w:themeColor="text1"/>
-                <w:kern w:val="0"/>
-                <w:sz w:val="17"/>
-                <w:szCs w:val="17"/>
-              </w:rPr>
-              <w:t>a.bio_category</w:t>
-            </w:r>
-            <w:proofErr w:type="spellEnd"/>
-            <w:r>
-              <w:rPr>
-                <w:rFonts w:ascii="思源黑体 CN Normal" w:eastAsia="思源黑体 CN Normal" w:hAnsi="思源黑体 CN Normal"/>
-                <w:color w:val="000000" w:themeColor="text1"/>
-                <w:kern w:val="0"/>
-                <w:sz w:val="17"/>
-                <w:szCs w:val="17"/>
-              </w:rPr>
-              <w:t>=</w:t>
-            </w:r>
-            <w:proofErr w:type="gramStart"/>
-            <w:r>
-              <w:rPr>
-                <w:rFonts w:ascii="思源黑体 CN Normal" w:eastAsia="思源黑体 CN Normal" w:hAnsi="思源黑体 CN Normal"/>
-                <w:color w:val="000000" w:themeColor="text1"/>
-                <w:kern w:val="0"/>
-                <w:sz w:val="17"/>
-                <w:szCs w:val="17"/>
-              </w:rPr>
-              <w:t>=”</w:t>
-            </w:r>
-            <w:proofErr w:type="spellStart"/>
-            <w:r>
-              <w:rPr>
-                <w:rFonts w:ascii="思源黑体 CN Normal" w:eastAsia="思源黑体 CN Normal" w:hAnsi="思源黑体 CN Normal"/>
-                <w:color w:val="000000" w:themeColor="text1"/>
-                <w:kern w:val="0"/>
-                <w:sz w:val="17"/>
-                <w:szCs w:val="17"/>
-              </w:rPr>
-              <w:t>Sv</w:t>
-            </w:r>
-            <w:proofErr w:type="spellEnd"/>
-            <w:proofErr w:type="gramEnd"/>
-            <w:r>
-              <w:rPr>
-                <w:rFonts w:ascii="思源黑体 CN Normal" w:eastAsia="思源黑体 CN Normal" w:hAnsi="思源黑体 CN Normal"/>
-                <w:color w:val="000000" w:themeColor="text1"/>
-                <w:kern w:val="0"/>
-                <w:sz w:val="17"/>
-                <w:szCs w:val="17"/>
-              </w:rPr>
-              <w:t>”%}</w:t>
-            </w:r>
-          </w:p>
-          <w:p>
-            <w:pPr>
-              <w:jc w:val="center"/>
-              <w:rPr>
-                <w:rFonts w:ascii="思源黑体 CN Normal" w:eastAsia="思源黑体 CN Normal" w:hAnsi="思源黑体 CN Normal"/>
-                <w:color w:val="000000" w:themeColor="text1"/>
-                <w:kern w:val="0"/>
-                <w:sz w:val="17"/>
-                <w:szCs w:val="17"/>
-              </w:rPr>
-            </w:pPr>
-            <w:r>
-              <w:rPr>
-                <w:rFonts w:ascii="思源黑体 CN Normal" w:eastAsia="思源黑体 CN Normal" w:hAnsi="思源黑体 CN Normal"/>
-                <w:color w:val="000000" w:themeColor="text1"/>
-                <w:kern w:val="0"/>
-                <w:sz w:val="17"/>
-                <w:szCs w:val="17"/>
-              </w:rPr>
-              <w:t>{{</w:t>
-            </w:r>
-            <w:proofErr w:type="spellStart"/>
-            <w:proofErr w:type="gramStart"/>
-            <w:r>
-              <w:rPr>
-                <w:rFonts w:ascii="思源黑体 CN Normal" w:eastAsia="思源黑体 CN Normal" w:hAnsi="思源黑体 CN Normal"/>
-                <w:color w:val="000000" w:themeColor="text1"/>
-                <w:kern w:val="0"/>
-                <w:sz w:val="17"/>
-                <w:szCs w:val="17"/>
-              </w:rPr>
-              <w:t>a.freq</w:t>
-            </w:r>
-            <w:proofErr w:type="gramEnd"/>
-            <w:r>
-              <w:rPr>
-                <w:rFonts w:ascii="思源黑体 CN Normal" w:eastAsia="思源黑体 CN Normal" w:hAnsi="思源黑体 CN Normal"/>
-                <w:color w:val="000000" w:themeColor="text1"/>
-                <w:kern w:val="0"/>
-                <w:sz w:val="17"/>
-                <w:szCs w:val="17"/>
-              </w:rPr>
-              <w:t>_str</w:t>
+              <w:t>a.freq_str</w:t>
             </w:r>
             <w:proofErr w:type="spellEnd"/>
             <w:r>
@@ -9060,25 +8392,14 @@
               <w:t xml:space="preserve">{%p if </w:t>
             </w:r>
             <w:proofErr w:type="spellStart"/>
-            <w:proofErr w:type="gramStart"/>
-            <w:r>
-              <w:rPr>
-                <w:rFonts w:ascii="思源黑体 CN Normal" w:eastAsia="思源黑体 CN Normal" w:hAnsi="思源黑体 CN Normal" w:cs="思源黑体 CN Light"/>
-                <w:iCs/>
-                <w:sz w:val="17"/>
-                <w:szCs w:val="17"/>
-              </w:rPr>
-              <w:t>a.clinic</w:t>
-            </w:r>
-            <w:proofErr w:type="gramEnd"/>
-            <w:r>
-              <w:rPr>
-                <w:rFonts w:ascii="思源黑体 CN Normal" w:eastAsia="思源黑体 CN Normal" w:hAnsi="思源黑体 CN Normal" w:cs="思源黑体 CN Light"/>
-                <w:iCs/>
-                <w:sz w:val="17"/>
-                <w:szCs w:val="17"/>
-              </w:rPr>
-              <w:t>_num_s</w:t>
+            <w:r>
+              <w:rPr>
+                <w:rFonts w:ascii="思源黑体 CN Normal" w:eastAsia="思源黑体 CN Normal" w:hAnsi="思源黑体 CN Normal" w:cs="思源黑体 CN Light"/>
+                <w:iCs/>
+                <w:sz w:val="17"/>
+                <w:szCs w:val="17"/>
+              </w:rPr>
+              <w:t>a.clinic_num_s</w:t>
             </w:r>
             <w:proofErr w:type="spellEnd"/>
             <w:r>
@@ -9210,20 +8531,9 @@
                 <w:sz w:val="17"/>
                 <w:szCs w:val="17"/>
               </w:rPr>
-              <w:t>a.evi_sum.evi_</w:t>
-            </w:r>
-            <w:proofErr w:type="gramStart"/>
-            <w:r>
-              <w:rPr>
-                <w:rFonts w:ascii="思源黑体 CN Normal" w:eastAsia="思源黑体 CN Normal" w:hAnsi="思源黑体 CN Normal"/>
-                <w:iCs/>
-                <w:sz w:val="17"/>
-                <w:szCs w:val="17"/>
-              </w:rPr>
-              <w:t>split.Predictive</w:t>
+              <w:t>a.evi_sum.evi_split.Predictive</w:t>
             </w:r>
             <w:proofErr w:type="spellEnd"/>
-            <w:proofErr w:type="gramEnd"/>
             <w:r>
               <w:rPr>
                 <w:rFonts w:ascii="思源黑体 CN Normal" w:eastAsia="思源黑体 CN Normal" w:hAnsi="思源黑体 CN Normal"/>
@@ -9264,20 +8574,9 @@
                 <w:sz w:val="17"/>
                 <w:szCs w:val="17"/>
               </w:rPr>
-              <w:t>a.evi_sum.evi_</w:t>
-            </w:r>
-            <w:proofErr w:type="gramStart"/>
-            <w:r>
-              <w:rPr>
-                <w:rFonts w:ascii="思源黑体 CN Normal" w:eastAsia="思源黑体 CN Normal" w:hAnsi="思源黑体 CN Normal"/>
-                <w:iCs/>
-                <w:sz w:val="17"/>
-                <w:szCs w:val="17"/>
-              </w:rPr>
-              <w:t>split.Predictive</w:t>
+              <w:t>a.evi_sum.evi_split.Predictive</w:t>
             </w:r>
             <w:proofErr w:type="spellEnd"/>
-            <w:proofErr w:type="gramEnd"/>
             <w:r>
               <w:rPr>
                 <w:rFonts w:ascii="思源黑体 CN Normal" w:eastAsia="思源黑体 CN Normal" w:hAnsi="思源黑体 CN Normal"/>
@@ -9467,20 +8766,9 @@
                 <w:sz w:val="17"/>
                 <w:szCs w:val="17"/>
               </w:rPr>
-              <w:t>a.evi_sum.evi_</w:t>
-            </w:r>
-            <w:proofErr w:type="gramStart"/>
-            <w:r>
-              <w:rPr>
-                <w:rFonts w:ascii="思源黑体 CN Normal" w:eastAsia="思源黑体 CN Normal" w:hAnsi="思源黑体 CN Normal"/>
-                <w:iCs/>
-                <w:sz w:val="17"/>
-                <w:szCs w:val="17"/>
-              </w:rPr>
-              <w:t>split.Prognostic</w:t>
+              <w:t>a.evi_sum.evi_split.Prognostic</w:t>
             </w:r>
             <w:proofErr w:type="spellEnd"/>
-            <w:proofErr w:type="gramEnd"/>
             <w:r>
               <w:rPr>
                 <w:rFonts w:ascii="思源黑体 CN Normal" w:eastAsia="思源黑体 CN Normal" w:hAnsi="思源黑体 CN Normal"/>
@@ -9521,20 +8809,9 @@
                 <w:sz w:val="17"/>
                 <w:szCs w:val="17"/>
               </w:rPr>
-              <w:t>a.evi_sum.evi_</w:t>
-            </w:r>
-            <w:proofErr w:type="gramStart"/>
-            <w:r>
-              <w:rPr>
-                <w:rFonts w:ascii="思源黑体 CN Normal" w:eastAsia="思源黑体 CN Normal" w:hAnsi="思源黑体 CN Normal"/>
-                <w:iCs/>
-                <w:sz w:val="17"/>
-                <w:szCs w:val="17"/>
-              </w:rPr>
-              <w:t>split.Prognostic</w:t>
+              <w:t>a.evi_sum.evi_split.Prognostic</w:t>
             </w:r>
             <w:proofErr w:type="spellEnd"/>
-            <w:proofErr w:type="gramEnd"/>
             <w:r>
               <w:rPr>
                 <w:rFonts w:ascii="思源黑体 CN Normal" w:eastAsia="思源黑体 CN Normal" w:hAnsi="思源黑体 CN Normal"/>
@@ -9704,20 +8981,9 @@
                 <w:sz w:val="17"/>
                 <w:szCs w:val="17"/>
               </w:rPr>
-              <w:t>a.evi_sum.evi_</w:t>
-            </w:r>
-            <w:proofErr w:type="gramStart"/>
-            <w:r>
-              <w:rPr>
-                <w:rFonts w:ascii="思源黑体 CN Normal" w:eastAsia="思源黑体 CN Normal" w:hAnsi="思源黑体 CN Normal"/>
-                <w:iCs/>
-                <w:sz w:val="17"/>
-                <w:szCs w:val="17"/>
-              </w:rPr>
-              <w:t>split.Diagnostic</w:t>
+              <w:t>a.evi_sum.evi_split.Diagnostic</w:t>
             </w:r>
             <w:proofErr w:type="spellEnd"/>
-            <w:proofErr w:type="gramEnd"/>
             <w:r>
               <w:rPr>
                 <w:rFonts w:ascii="思源黑体 CN Normal" w:eastAsia="思源黑体 CN Normal" w:hAnsi="思源黑体 CN Normal"/>
@@ -9758,20 +9024,9 @@
                 <w:sz w:val="17"/>
                 <w:szCs w:val="17"/>
               </w:rPr>
-              <w:t>a.evi_sum.evi_</w:t>
-            </w:r>
-            <w:proofErr w:type="gramStart"/>
-            <w:r>
-              <w:rPr>
-                <w:rFonts w:ascii="思源黑体 CN Normal" w:eastAsia="思源黑体 CN Normal" w:hAnsi="思源黑体 CN Normal"/>
-                <w:iCs/>
-                <w:sz w:val="17"/>
-                <w:szCs w:val="17"/>
-              </w:rPr>
-              <w:t>split.Diagnostic</w:t>
+              <w:t>a.evi_sum.evi_split.Diagnostic</w:t>
             </w:r>
             <w:proofErr w:type="spellEnd"/>
-            <w:proofErr w:type="gramEnd"/>
             <w:r>
               <w:rPr>
                 <w:rFonts w:ascii="思源黑体 CN Normal" w:eastAsia="思源黑体 CN Normal" w:hAnsi="思源黑体 CN Normal"/>
@@ -10403,27 +9658,7 @@
           <w:sz w:val="16"/>
           <w:szCs w:val="16"/>
         </w:rPr>
-        <w:t>检出点突变/小片段插入缺失和结构变异时提示丰度，指突</w:t>
-      </w:r>
-      <w:proofErr w:type="gramStart"/>
-      <w:r>
-        <w:rPr>
-          <w:rFonts w:ascii="思源黑体 CN Normal" w:eastAsia="思源黑体 CN Normal" w:hAnsi="思源黑体 CN Normal" w:hint="eastAsia"/>
-          <w:color w:val="000000" w:themeColor="text1"/>
-          <w:sz w:val="16"/>
-          <w:szCs w:val="16"/>
-        </w:rPr>
-        <w:t>变型占</w:t>
-      </w:r>
-      <w:proofErr w:type="gramEnd"/>
-      <w:r>
-        <w:rPr>
-          <w:rFonts w:ascii="思源黑体 CN Normal" w:eastAsia="思源黑体 CN Normal" w:hAnsi="思源黑体 CN Normal" w:hint="eastAsia"/>
-          <w:color w:val="000000" w:themeColor="text1"/>
-          <w:sz w:val="16"/>
-          <w:szCs w:val="16"/>
-        </w:rPr>
-        <w:t>野生型和突变型之和的比例；检出拷贝数变异时提示拷贝数，正常细胞中基因拷贝数为2。</w:t>
+        <w:t>检出点突变/小片段插入缺失和结构变异时提示丰度，指突变型占野生型和突变型之和的比例；检出拷贝数变异时提示拷贝数，正常细胞中基因拷贝数为2。</w:t>
       </w:r>
       <w:bookmarkStart w:id="14" w:name="OLE_LINK8"/>
       <w:bookmarkStart w:id="15" w:name="OLE_LINK9"/>
@@ -10633,27 +9868,7 @@
                 <w:sz w:val="17"/>
                 <w:szCs w:val="17"/>
               </w:rPr>
-              <w:t>var.var_</w:t>
-            </w:r>
-            <w:proofErr w:type="gramStart"/>
-            <w:r>
-              <w:rPr>
-                <w:rFonts w:ascii="思源黑体 CN Normal" w:eastAsia="思源黑体 CN Normal" w:hAnsi="思源黑体 CN Normal"/>
-                <w:color w:val="000000" w:themeColor="text1"/>
-                <w:sz w:val="17"/>
-                <w:szCs w:val="17"/>
-              </w:rPr>
-              <w:t>somatic.level</w:t>
-            </w:r>
-            <w:proofErr w:type="gramEnd"/>
-            <w:r>
-              <w:rPr>
-                <w:rFonts w:ascii="思源黑体 CN Normal" w:eastAsia="思源黑体 CN Normal" w:hAnsi="思源黑体 CN Normal"/>
-                <w:color w:val="000000" w:themeColor="text1"/>
-                <w:sz w:val="17"/>
-                <w:szCs w:val="17"/>
-              </w:rPr>
-              <w:t>_onco_nodrug</w:t>
+              <w:t>var.var_somatic.level_onco_nodrug</w:t>
             </w:r>
             <w:proofErr w:type="spellEnd"/>
             <w:r>
@@ -10722,27 +9937,7 @@
                 <w:sz w:val="17"/>
                 <w:szCs w:val="17"/>
               </w:rPr>
-              <w:t>var.var_</w:t>
-            </w:r>
-            <w:proofErr w:type="gramStart"/>
-            <w:r>
-              <w:rPr>
-                <w:rFonts w:ascii="思源黑体 CN Normal" w:eastAsia="思源黑体 CN Normal" w:hAnsi="思源黑体 CN Normal"/>
-                <w:color w:val="000000" w:themeColor="text1"/>
-                <w:sz w:val="17"/>
-                <w:szCs w:val="17"/>
-              </w:rPr>
-              <w:t>somatic.level</w:t>
-            </w:r>
-            <w:proofErr w:type="gramEnd"/>
-            <w:r>
-              <w:rPr>
-                <w:rFonts w:ascii="思源黑体 CN Normal" w:eastAsia="思源黑体 CN Normal" w:hAnsi="思源黑体 CN Normal"/>
-                <w:color w:val="000000" w:themeColor="text1"/>
-                <w:sz w:val="17"/>
-                <w:szCs w:val="17"/>
-              </w:rPr>
-              <w:t>_onco_nodrug</w:t>
+              <w:t>var.var_somatic.level_onco_nodrug</w:t>
             </w:r>
             <w:proofErr w:type="spellEnd"/>
             <w:r>
@@ -10790,27 +9985,15 @@
               <w:t xml:space="preserve">{%p if “,” in </w:t>
             </w:r>
             <w:proofErr w:type="spellStart"/>
-            <w:proofErr w:type="gramStart"/>
-            <w:r>
-              <w:rPr>
-                <w:rFonts w:ascii="思源黑体 CN Normal" w:eastAsia="思源黑体 CN Normal" w:hAnsi="思源黑体 CN Normal" w:cs="思源黑体 CN Light"/>
-                <w:bCs/>
-                <w:iCs/>
-                <w:sz w:val="17"/>
-                <w:szCs w:val="17"/>
-              </w:rPr>
-              <w:t>a.gene</w:t>
-            </w:r>
-            <w:proofErr w:type="gramEnd"/>
-            <w:r>
-              <w:rPr>
-                <w:rFonts w:ascii="思源黑体 CN Normal" w:eastAsia="思源黑体 CN Normal" w:hAnsi="思源黑体 CN Normal" w:cs="思源黑体 CN Light"/>
-                <w:bCs/>
-                <w:iCs/>
-                <w:sz w:val="17"/>
-                <w:szCs w:val="17"/>
-              </w:rPr>
-              <w:t>_symbol</w:t>
+            <w:r>
+              <w:rPr>
+                <w:rFonts w:ascii="思源黑体 CN Normal" w:eastAsia="思源黑体 CN Normal" w:hAnsi="思源黑体 CN Normal" w:cs="思源黑体 CN Light"/>
+                <w:bCs/>
+                <w:iCs/>
+                <w:sz w:val="17"/>
+                <w:szCs w:val="17"/>
+              </w:rPr>
+              <w:t>a.gene_symbol</w:t>
             </w:r>
             <w:proofErr w:type="spellEnd"/>
             <w:r>
@@ -10937,27 +10120,15 @@
               <w:t xml:space="preserve">{%p if </w:t>
             </w:r>
             <w:proofErr w:type="spellStart"/>
-            <w:proofErr w:type="gramStart"/>
-            <w:r>
-              <w:rPr>
-                <w:rFonts w:ascii="思源黑体 CN Normal" w:eastAsia="思源黑体 CN Normal" w:hAnsi="思源黑体 CN Normal" w:cs="思源黑体 CN Light"/>
-                <w:bCs/>
-                <w:iCs/>
-                <w:sz w:val="17"/>
-                <w:szCs w:val="17"/>
-              </w:rPr>
-              <w:t>a.five</w:t>
-            </w:r>
-            <w:proofErr w:type="gramEnd"/>
-            <w:r>
-              <w:rPr>
-                <w:rFonts w:ascii="思源黑体 CN Normal" w:eastAsia="思源黑体 CN Normal" w:hAnsi="思源黑体 CN Normal" w:cs="思源黑体 CN Light"/>
-                <w:bCs/>
-                <w:iCs/>
-                <w:sz w:val="17"/>
-                <w:szCs w:val="17"/>
-              </w:rPr>
-              <w:t>_prime_gene</w:t>
+            <w:r>
+              <w:rPr>
+                <w:rFonts w:ascii="思源黑体 CN Normal" w:eastAsia="思源黑体 CN Normal" w:hAnsi="思源黑体 CN Normal" w:cs="思源黑体 CN Light"/>
+                <w:bCs/>
+                <w:iCs/>
+                <w:sz w:val="17"/>
+                <w:szCs w:val="17"/>
+              </w:rPr>
+              <w:t>a.five_prime_gene</w:t>
             </w:r>
             <w:proofErr w:type="spellEnd"/>
             <w:r>
@@ -11018,7 +10189,6 @@
               <w:t>{{</w:t>
             </w:r>
             <w:proofErr w:type="spellStart"/>
-            <w:proofErr w:type="gramStart"/>
             <w:r>
               <w:rPr>
                 <w:rFonts w:ascii="思源黑体 CN Normal" w:eastAsia="思源黑体 CN Normal" w:hAnsi="思源黑体 CN Normal" w:cs="思源黑体 CN Light"/>
@@ -11027,18 +10197,7 @@
                 <w:sz w:val="17"/>
                 <w:szCs w:val="17"/>
               </w:rPr>
-              <w:t>a.five</w:t>
-            </w:r>
-            <w:proofErr w:type="gramEnd"/>
-            <w:r>
-              <w:rPr>
-                <w:rFonts w:ascii="思源黑体 CN Normal" w:eastAsia="思源黑体 CN Normal" w:hAnsi="思源黑体 CN Normal" w:cs="思源黑体 CN Light"/>
-                <w:bCs/>
-                <w:i/>
-                <w:sz w:val="17"/>
-                <w:szCs w:val="17"/>
-              </w:rPr>
-              <w:t>_prime_gene</w:t>
+              <w:t>a.five_prime_gene</w:t>
             </w:r>
             <w:proofErr w:type="spellEnd"/>
             <w:r>
@@ -11077,7 +10236,6 @@
               <w:t>{{</w:t>
             </w:r>
             <w:proofErr w:type="spellStart"/>
-            <w:proofErr w:type="gramStart"/>
             <w:r>
               <w:rPr>
                 <w:rFonts w:ascii="思源黑体 CN Normal" w:eastAsia="思源黑体 CN Normal" w:hAnsi="思源黑体 CN Normal" w:cs="思源黑体 CN Light"/>
@@ -11086,18 +10244,7 @@
                 <w:sz w:val="17"/>
                 <w:szCs w:val="17"/>
               </w:rPr>
-              <w:t>a.three</w:t>
-            </w:r>
-            <w:proofErr w:type="gramEnd"/>
-            <w:r>
-              <w:rPr>
-                <w:rFonts w:ascii="思源黑体 CN Normal" w:eastAsia="思源黑体 CN Normal" w:hAnsi="思源黑体 CN Normal" w:cs="思源黑体 CN Light"/>
-                <w:bCs/>
-                <w:i/>
-                <w:sz w:val="17"/>
-                <w:szCs w:val="17"/>
-              </w:rPr>
-              <w:t>_prime_gene</w:t>
+              <w:t>a.three_prime_gene</w:t>
             </w:r>
             <w:proofErr w:type="spellEnd"/>
             <w:r>
@@ -11161,7 +10308,6 @@
               <w:t>{{</w:t>
             </w:r>
             <w:proofErr w:type="spellStart"/>
-            <w:proofErr w:type="gramStart"/>
             <w:r>
               <w:rPr>
                 <w:rFonts w:ascii="思源黑体 CN Normal" w:eastAsia="思源黑体 CN Normal" w:hAnsi="思源黑体 CN Normal" w:cs="思源黑体 CN Light"/>
@@ -11170,18 +10316,7 @@
                 <w:sz w:val="17"/>
                 <w:szCs w:val="17"/>
               </w:rPr>
-              <w:t>a.five</w:t>
-            </w:r>
-            <w:proofErr w:type="gramEnd"/>
-            <w:r>
-              <w:rPr>
-                <w:rFonts w:ascii="思源黑体 CN Normal" w:eastAsia="思源黑体 CN Normal" w:hAnsi="思源黑体 CN Normal" w:cs="思源黑体 CN Light"/>
-                <w:bCs/>
-                <w:i/>
-                <w:sz w:val="17"/>
-                <w:szCs w:val="17"/>
-              </w:rPr>
-              <w:t>_prime_gene</w:t>
+              <w:t>a.five_prime_gene</w:t>
             </w:r>
             <w:proofErr w:type="spellEnd"/>
             <w:r>
@@ -11270,7 +10405,6 @@
               <w:t>{{</w:t>
             </w:r>
             <w:proofErr w:type="spellStart"/>
-            <w:proofErr w:type="gramStart"/>
             <w:r>
               <w:rPr>
                 <w:rFonts w:ascii="思源黑体 CN Normal" w:eastAsia="思源黑体 CN Normal" w:hAnsi="思源黑体 CN Normal" w:cs="思源黑体 CN Light"/>
@@ -11279,18 +10413,7 @@
                 <w:sz w:val="17"/>
                 <w:szCs w:val="17"/>
               </w:rPr>
-              <w:t>a.gene</w:t>
-            </w:r>
-            <w:proofErr w:type="gramEnd"/>
-            <w:r>
-              <w:rPr>
-                <w:rFonts w:ascii="思源黑体 CN Normal" w:eastAsia="思源黑体 CN Normal" w:hAnsi="思源黑体 CN Normal" w:cs="思源黑体 CN Light"/>
-                <w:bCs/>
-                <w:i/>
-                <w:sz w:val="17"/>
-                <w:szCs w:val="17"/>
-              </w:rPr>
-              <w:t>_symbol</w:t>
+              <w:t>a.gene_symbol</w:t>
             </w:r>
             <w:proofErr w:type="spellEnd"/>
             <w:r>
@@ -11376,19 +10499,7 @@
                 <w:sz w:val="17"/>
                 <w:szCs w:val="17"/>
               </w:rPr>
-              <w:t>=</w:t>
-            </w:r>
-            <w:proofErr w:type="gramStart"/>
-            <w:r>
-              <w:rPr>
-                <w:rFonts w:ascii="思源黑体 CN Normal" w:eastAsia="思源黑体 CN Normal" w:hAnsi="思源黑体 CN Normal"/>
-                <w:bCs/>
-                <w:iCs/>
-                <w:color w:val="000000" w:themeColor="text1"/>
-                <w:sz w:val="17"/>
-                <w:szCs w:val="17"/>
-              </w:rPr>
-              <w:t>=”</w:t>
+              <w:t>==”</w:t>
             </w:r>
             <w:proofErr w:type="spellStart"/>
             <w:r>
@@ -11403,7 +10514,6 @@
               <w:t>Snvindel</w:t>
             </w:r>
             <w:proofErr w:type="spellEnd"/>
-            <w:proofErr w:type="gramEnd"/>
             <w:r>
               <w:rPr>
                 <w:rFonts w:ascii="思源黑体 CN Normal" w:eastAsia="思源黑体 CN Normal" w:hAnsi="思源黑体 CN Normal"/>
@@ -11441,29 +10551,16 @@
               <w:t xml:space="preserve">{%p if </w:t>
             </w:r>
             <w:proofErr w:type="spellStart"/>
-            <w:proofErr w:type="gramStart"/>
-            <w:r>
-              <w:rPr>
-                <w:rFonts w:ascii="思源黑体 CN Normal" w:eastAsia="思源黑体 CN Normal" w:hAnsi="思源黑体 CN Normal"/>
-                <w:bCs/>
-                <w:iCs/>
-                <w:color w:val="000000" w:themeColor="text1"/>
-                <w:sz w:val="17"/>
-                <w:szCs w:val="17"/>
-              </w:rPr>
-              <w:t>a.hgvs</w:t>
-            </w:r>
-            <w:proofErr w:type="gramEnd"/>
-            <w:r>
-              <w:rPr>
-                <w:rFonts w:ascii="思源黑体 CN Normal" w:eastAsia="思源黑体 CN Normal" w:hAnsi="思源黑体 CN Normal"/>
-                <w:bCs/>
-                <w:iCs/>
-                <w:color w:val="000000" w:themeColor="text1"/>
-                <w:sz w:val="17"/>
-                <w:szCs w:val="17"/>
-              </w:rPr>
-              <w:t>_p</w:t>
+            <w:r>
+              <w:rPr>
+                <w:rFonts w:ascii="思源黑体 CN Normal" w:eastAsia="思源黑体 CN Normal" w:hAnsi="思源黑体 CN Normal"/>
+                <w:bCs/>
+                <w:iCs/>
+                <w:color w:val="000000" w:themeColor="text1"/>
+                <w:sz w:val="17"/>
+                <w:szCs w:val="17"/>
+              </w:rPr>
+              <w:t>a.hgvs_p</w:t>
             </w:r>
             <w:proofErr w:type="spellEnd"/>
             <w:r>
@@ -11503,29 +10600,16 @@
               <w:t>{{</w:t>
             </w:r>
             <w:proofErr w:type="spellStart"/>
-            <w:proofErr w:type="gramStart"/>
-            <w:r>
-              <w:rPr>
-                <w:rFonts w:ascii="思源黑体 CN Normal" w:eastAsia="思源黑体 CN Normal" w:hAnsi="思源黑体 CN Normal"/>
-                <w:bCs/>
-                <w:iCs/>
-                <w:color w:val="000000" w:themeColor="text1"/>
-                <w:sz w:val="17"/>
-                <w:szCs w:val="17"/>
-              </w:rPr>
-              <w:t>a.gene</w:t>
-            </w:r>
-            <w:proofErr w:type="gramEnd"/>
-            <w:r>
-              <w:rPr>
-                <w:rFonts w:ascii="思源黑体 CN Normal" w:eastAsia="思源黑体 CN Normal" w:hAnsi="思源黑体 CN Normal"/>
-                <w:bCs/>
-                <w:iCs/>
-                <w:color w:val="000000" w:themeColor="text1"/>
-                <w:sz w:val="17"/>
-                <w:szCs w:val="17"/>
-              </w:rPr>
-              <w:t>_region</w:t>
+            <w:r>
+              <w:rPr>
+                <w:rFonts w:ascii="思源黑体 CN Normal" w:eastAsia="思源黑体 CN Normal" w:hAnsi="思源黑体 CN Normal"/>
+                <w:bCs/>
+                <w:iCs/>
+                <w:color w:val="000000" w:themeColor="text1"/>
+                <w:sz w:val="17"/>
+                <w:szCs w:val="17"/>
+              </w:rPr>
+              <w:t>a.gene_region</w:t>
             </w:r>
             <w:proofErr w:type="spellEnd"/>
             <w:r>
@@ -11638,29 +10722,16 @@
               <w:t>{{</w:t>
             </w:r>
             <w:proofErr w:type="spellStart"/>
-            <w:proofErr w:type="gramStart"/>
-            <w:r>
-              <w:rPr>
-                <w:rFonts w:ascii="思源黑体 CN Normal" w:eastAsia="思源黑体 CN Normal" w:hAnsi="思源黑体 CN Normal"/>
-                <w:bCs/>
-                <w:iCs/>
-                <w:color w:val="000000" w:themeColor="text1"/>
-                <w:sz w:val="17"/>
-                <w:szCs w:val="17"/>
-              </w:rPr>
-              <w:t>a.gene</w:t>
-            </w:r>
-            <w:proofErr w:type="gramEnd"/>
-            <w:r>
-              <w:rPr>
-                <w:rFonts w:ascii="思源黑体 CN Normal" w:eastAsia="思源黑体 CN Normal" w:hAnsi="思源黑体 CN Normal"/>
-                <w:bCs/>
-                <w:iCs/>
-                <w:color w:val="000000" w:themeColor="text1"/>
-                <w:sz w:val="17"/>
-                <w:szCs w:val="17"/>
-              </w:rPr>
-              <w:t>_region</w:t>
+            <w:r>
+              <w:rPr>
+                <w:rFonts w:ascii="思源黑体 CN Normal" w:eastAsia="思源黑体 CN Normal" w:hAnsi="思源黑体 CN Normal"/>
+                <w:bCs/>
+                <w:iCs/>
+                <w:color w:val="000000" w:themeColor="text1"/>
+                <w:sz w:val="17"/>
+                <w:szCs w:val="17"/>
+              </w:rPr>
+              <w:t>a.gene_region</w:t>
             </w:r>
             <w:proofErr w:type="spellEnd"/>
             <w:r>
@@ -11749,29 +10820,16 @@
               <w:t>{{</w:t>
             </w:r>
             <w:proofErr w:type="spellStart"/>
-            <w:proofErr w:type="gramStart"/>
-            <w:r>
-              <w:rPr>
-                <w:rFonts w:ascii="思源黑体 CN Normal" w:eastAsia="思源黑体 CN Normal" w:hAnsi="思源黑体 CN Normal"/>
-                <w:bCs/>
-                <w:iCs/>
-                <w:color w:val="000000" w:themeColor="text1"/>
-                <w:sz w:val="17"/>
-                <w:szCs w:val="17"/>
-              </w:rPr>
-              <w:t>a.transcript</w:t>
-            </w:r>
-            <w:proofErr w:type="gramEnd"/>
-            <w:r>
-              <w:rPr>
-                <w:rFonts w:ascii="思源黑体 CN Normal" w:eastAsia="思源黑体 CN Normal" w:hAnsi="思源黑体 CN Normal"/>
-                <w:bCs/>
-                <w:iCs/>
-                <w:color w:val="000000" w:themeColor="text1"/>
-                <w:sz w:val="17"/>
-                <w:szCs w:val="17"/>
-              </w:rPr>
-              <w:t>_primary</w:t>
+            <w:r>
+              <w:rPr>
+                <w:rFonts w:ascii="思源黑体 CN Normal" w:eastAsia="思源黑体 CN Normal" w:hAnsi="思源黑体 CN Normal"/>
+                <w:bCs/>
+                <w:iCs/>
+                <w:color w:val="000000" w:themeColor="text1"/>
+                <w:sz w:val="17"/>
+                <w:szCs w:val="17"/>
+              </w:rPr>
+              <w:t>a.transcript_primary</w:t>
             </w:r>
             <w:proofErr w:type="spellEnd"/>
             <w:r>
@@ -11856,19 +10914,7 @@
                 <w:sz w:val="17"/>
                 <w:szCs w:val="17"/>
               </w:rPr>
-              <w:t>=</w:t>
-            </w:r>
-            <w:proofErr w:type="gramStart"/>
-            <w:r>
-              <w:rPr>
-                <w:rFonts w:ascii="思源黑体 CN Normal" w:eastAsia="思源黑体 CN Normal" w:hAnsi="思源黑体 CN Normal"/>
-                <w:bCs/>
-                <w:iCs/>
-                <w:color w:val="000000" w:themeColor="text1"/>
-                <w:sz w:val="17"/>
-                <w:szCs w:val="17"/>
-              </w:rPr>
-              <w:t>=”</w:t>
+              <w:t>==”</w:t>
             </w:r>
             <w:proofErr w:type="spellStart"/>
             <w:r>
@@ -11883,7 +10929,6 @@
               <w:t>Cnv</w:t>
             </w:r>
             <w:proofErr w:type="spellEnd"/>
-            <w:proofErr w:type="gramEnd"/>
             <w:r>
               <w:rPr>
                 <w:rFonts w:ascii="思源黑体 CN Normal" w:eastAsia="思源黑体 CN Normal" w:hAnsi="思源黑体 CN Normal"/>
@@ -11991,19 +11036,7 @@
                 <w:sz w:val="17"/>
                 <w:szCs w:val="17"/>
               </w:rPr>
-              <w:t>=</w:t>
-            </w:r>
-            <w:proofErr w:type="gramStart"/>
-            <w:r>
-              <w:rPr>
-                <w:rFonts w:ascii="思源黑体 CN Normal" w:eastAsia="思源黑体 CN Normal" w:hAnsi="思源黑体 CN Normal"/>
-                <w:bCs/>
-                <w:iCs/>
-                <w:color w:val="000000" w:themeColor="text1"/>
-                <w:sz w:val="17"/>
-                <w:szCs w:val="17"/>
-              </w:rPr>
-              <w:t>=”</w:t>
+              <w:t>==”</w:t>
             </w:r>
             <w:proofErr w:type="spellStart"/>
             <w:r>
@@ -12018,7 +11051,6 @@
               <w:t>Sv</w:t>
             </w:r>
             <w:proofErr w:type="spellEnd"/>
-            <w:proofErr w:type="gramEnd"/>
             <w:r>
               <w:rPr>
                 <w:rFonts w:ascii="思源黑体 CN Normal" w:eastAsia="思源黑体 CN Normal" w:hAnsi="思源黑体 CN Normal"/>
@@ -12081,29 +11113,16 @@
               <w:t>{{</w:t>
             </w:r>
             <w:proofErr w:type="spellStart"/>
-            <w:proofErr w:type="gramStart"/>
-            <w:r>
-              <w:rPr>
-                <w:rFonts w:ascii="思源黑体 CN Normal" w:eastAsia="思源黑体 CN Normal" w:hAnsi="思源黑体 CN Normal"/>
-                <w:bCs/>
-                <w:iCs/>
-                <w:color w:val="000000" w:themeColor="text1"/>
-                <w:sz w:val="17"/>
-                <w:szCs w:val="17"/>
-              </w:rPr>
-              <w:t>a.five</w:t>
-            </w:r>
-            <w:proofErr w:type="gramEnd"/>
-            <w:r>
-              <w:rPr>
-                <w:rFonts w:ascii="思源黑体 CN Normal" w:eastAsia="思源黑体 CN Normal" w:hAnsi="思源黑体 CN Normal"/>
-                <w:bCs/>
-                <w:iCs/>
-                <w:color w:val="000000" w:themeColor="text1"/>
-                <w:sz w:val="17"/>
-                <w:szCs w:val="17"/>
-              </w:rPr>
-              <w:t>_prime_transcript</w:t>
+            <w:r>
+              <w:rPr>
+                <w:rFonts w:ascii="思源黑体 CN Normal" w:eastAsia="思源黑体 CN Normal" w:hAnsi="思源黑体 CN Normal"/>
+                <w:bCs/>
+                <w:iCs/>
+                <w:color w:val="000000" w:themeColor="text1"/>
+                <w:sz w:val="17"/>
+                <w:szCs w:val="17"/>
+              </w:rPr>
+              <w:t>a.five_prime_transcript</w:t>
             </w:r>
             <w:proofErr w:type="spellEnd"/>
             <w:r>
@@ -12206,17 +11225,7 @@
                 <w:sz w:val="17"/>
                 <w:szCs w:val="17"/>
               </w:rPr>
-              <w:t>=</w:t>
-            </w:r>
-            <w:proofErr w:type="gramStart"/>
-            <w:r>
-              <w:rPr>
-                <w:rFonts w:ascii="思源黑体 CN Normal" w:eastAsia="思源黑体 CN Normal" w:hAnsi="思源黑体 CN Normal"/>
-                <w:color w:val="000000" w:themeColor="text1"/>
-                <w:sz w:val="17"/>
-                <w:szCs w:val="17"/>
-              </w:rPr>
-              <w:t>=”</w:t>
+              <w:t>==”</w:t>
             </w:r>
             <w:proofErr w:type="spellStart"/>
             <w:r>
@@ -12229,7 +11238,6 @@
               <w:t>Snvindel</w:t>
             </w:r>
             <w:proofErr w:type="spellEnd"/>
-            <w:proofErr w:type="gramEnd"/>
             <w:r>
               <w:rPr>
                 <w:rFonts w:ascii="思源黑体 CN Normal" w:eastAsia="思源黑体 CN Normal" w:hAnsi="思源黑体 CN Normal"/>
@@ -12260,25 +11268,14 @@
               <w:t>{{</w:t>
             </w:r>
             <w:proofErr w:type="spellStart"/>
-            <w:proofErr w:type="gramStart"/>
-            <w:r>
-              <w:rPr>
-                <w:rFonts w:ascii="思源黑体 CN Normal" w:eastAsia="思源黑体 CN Normal" w:hAnsi="思源黑体 CN Normal"/>
-                <w:color w:val="000000" w:themeColor="text1"/>
-                <w:sz w:val="17"/>
-                <w:szCs w:val="17"/>
-              </w:rPr>
-              <w:t>a.freq</w:t>
-            </w:r>
-            <w:proofErr w:type="gramEnd"/>
-            <w:r>
-              <w:rPr>
-                <w:rFonts w:ascii="思源黑体 CN Normal" w:eastAsia="思源黑体 CN Normal" w:hAnsi="思源黑体 CN Normal"/>
-                <w:color w:val="000000" w:themeColor="text1"/>
-                <w:sz w:val="17"/>
-                <w:szCs w:val="17"/>
-              </w:rPr>
-              <w:t>_str</w:t>
+            <w:r>
+              <w:rPr>
+                <w:rFonts w:ascii="思源黑体 CN Normal" w:eastAsia="思源黑体 CN Normal" w:hAnsi="思源黑体 CN Normal"/>
+                <w:color w:val="000000" w:themeColor="text1"/>
+                <w:sz w:val="17"/>
+                <w:szCs w:val="17"/>
+              </w:rPr>
+              <w:t>a.freq_str</w:t>
             </w:r>
             <w:proofErr w:type="spellEnd"/>
             <w:r>
@@ -12348,17 +11345,7 @@
                 <w:sz w:val="17"/>
                 <w:szCs w:val="17"/>
               </w:rPr>
-              <w:t>=</w:t>
-            </w:r>
-            <w:proofErr w:type="gramStart"/>
-            <w:r>
-              <w:rPr>
-                <w:rFonts w:ascii="思源黑体 CN Normal" w:eastAsia="思源黑体 CN Normal" w:hAnsi="思源黑体 CN Normal"/>
-                <w:color w:val="000000" w:themeColor="text1"/>
-                <w:sz w:val="17"/>
-                <w:szCs w:val="17"/>
-              </w:rPr>
-              <w:t>=”</w:t>
+              <w:t>==”</w:t>
             </w:r>
             <w:proofErr w:type="spellStart"/>
             <w:r>
@@ -12371,7 +11358,6 @@
               <w:t>Cnv</w:t>
             </w:r>
             <w:proofErr w:type="spellEnd"/>
-            <w:proofErr w:type="gramEnd"/>
             <w:r>
               <w:rPr>
                 <w:rFonts w:ascii="思源黑体 CN Normal" w:eastAsia="思源黑体 CN Normal" w:hAnsi="思源黑体 CN Normal"/>
@@ -12479,17 +11465,7 @@
                 <w:sz w:val="17"/>
                 <w:szCs w:val="17"/>
               </w:rPr>
-              <w:t>=</w:t>
-            </w:r>
-            <w:proofErr w:type="gramStart"/>
-            <w:r>
-              <w:rPr>
-                <w:rFonts w:ascii="思源黑体 CN Normal" w:eastAsia="思源黑体 CN Normal" w:hAnsi="思源黑体 CN Normal"/>
-                <w:color w:val="000000" w:themeColor="text1"/>
-                <w:sz w:val="17"/>
-                <w:szCs w:val="17"/>
-              </w:rPr>
-              <w:t>=”</w:t>
+              <w:t>==”</w:t>
             </w:r>
             <w:proofErr w:type="spellStart"/>
             <w:r>
@@ -12502,7 +11478,6 @@
               <w:t>Sv</w:t>
             </w:r>
             <w:proofErr w:type="spellEnd"/>
-            <w:proofErr w:type="gramEnd"/>
             <w:r>
               <w:rPr>
                 <w:rFonts w:ascii="思源黑体 CN Normal" w:eastAsia="思源黑体 CN Normal" w:hAnsi="思源黑体 CN Normal"/>
@@ -12533,25 +11508,14 @@
               <w:t>{{</w:t>
             </w:r>
             <w:proofErr w:type="spellStart"/>
-            <w:proofErr w:type="gramStart"/>
-            <w:r>
-              <w:rPr>
-                <w:rFonts w:ascii="思源黑体 CN Normal" w:eastAsia="思源黑体 CN Normal" w:hAnsi="思源黑体 CN Normal"/>
-                <w:color w:val="000000" w:themeColor="text1"/>
-                <w:sz w:val="17"/>
-                <w:szCs w:val="17"/>
-              </w:rPr>
-              <w:t>a.freq</w:t>
-            </w:r>
-            <w:proofErr w:type="gramEnd"/>
-            <w:r>
-              <w:rPr>
-                <w:rFonts w:ascii="思源黑体 CN Normal" w:eastAsia="思源黑体 CN Normal" w:hAnsi="思源黑体 CN Normal"/>
-                <w:color w:val="000000" w:themeColor="text1"/>
-                <w:sz w:val="17"/>
-                <w:szCs w:val="17"/>
-              </w:rPr>
-              <w:t>_str</w:t>
+            <w:r>
+              <w:rPr>
+                <w:rFonts w:ascii="思源黑体 CN Normal" w:eastAsia="思源黑体 CN Normal" w:hAnsi="思源黑体 CN Normal"/>
+                <w:color w:val="000000" w:themeColor="text1"/>
+                <w:sz w:val="17"/>
+                <w:szCs w:val="17"/>
+              </w:rPr>
+              <w:t>a.freq_str</w:t>
             </w:r>
             <w:proofErr w:type="spellEnd"/>
             <w:r>
@@ -13056,29 +12020,7 @@
                 <w:sz w:val="17"/>
                 <w:szCs w:val="17"/>
               </w:rPr>
-              <w:t>{%tr for gene in [“BRAF”, “KIT”, “KRAS”, “MDM1”, “MDM2”, “NRAS</w:t>
-            </w:r>
-            <w:proofErr w:type="gramStart"/>
-            <w:r>
-              <w:rPr>
-                <w:rFonts w:ascii="思源黑体 CN Normal" w:eastAsia="思源黑体 CN Normal" w:hAnsi="思源黑体 CN Normal" w:cs="思源黑体 CN Light"/>
-                <w:color w:val="000000" w:themeColor="text1"/>
-                <w:kern w:val="0"/>
-                <w:sz w:val="17"/>
-                <w:szCs w:val="17"/>
-              </w:rPr>
-              <w:t>”]%</w:t>
-            </w:r>
-            <w:proofErr w:type="gramEnd"/>
-            <w:r>
-              <w:rPr>
-                <w:rFonts w:ascii="思源黑体 CN Normal" w:eastAsia="思源黑体 CN Normal" w:hAnsi="思源黑体 CN Normal" w:cs="思源黑体 CN Light"/>
-                <w:color w:val="000000" w:themeColor="text1"/>
-                <w:kern w:val="0"/>
-                <w:sz w:val="17"/>
-                <w:szCs w:val="17"/>
-              </w:rPr>
-              <w:t>}</w:t>
+              <w:t>{%tr for gene in [“BRAF”, “KIT”, “KRAS”, “MDM1”, “MDM2”, “NRAS”]%}</w:t>
             </w:r>
           </w:p>
         </w:tc>
@@ -13145,29 +12087,7 @@
                 <w:sz w:val="17"/>
                 <w:szCs w:val="17"/>
               </w:rPr>
-              <w:t>var.var_</w:t>
-            </w:r>
-            <w:proofErr w:type="gramStart"/>
-            <w:r>
-              <w:rPr>
-                <w:rFonts w:ascii="思源黑体 CN Normal" w:eastAsia="思源黑体 CN Normal" w:hAnsi="思源黑体 CN Normal" w:cs="思源黑体 CN Light"/>
-                <w:color w:val="000000" w:themeColor="text1"/>
-                <w:kern w:val="0"/>
-                <w:sz w:val="17"/>
-                <w:szCs w:val="17"/>
-              </w:rPr>
-              <w:t>somatic.level</w:t>
-            </w:r>
-            <w:proofErr w:type="gramEnd"/>
-            <w:r>
-              <w:rPr>
-                <w:rFonts w:ascii="思源黑体 CN Normal" w:eastAsia="思源黑体 CN Normal" w:hAnsi="思源黑体 CN Normal" w:cs="思源黑体 CN Light"/>
-                <w:color w:val="000000" w:themeColor="text1"/>
-                <w:kern w:val="0"/>
-                <w:sz w:val="17"/>
-                <w:szCs w:val="17"/>
-              </w:rPr>
-              <w:t>_I</w:t>
+              <w:t>var.var_somatic.level_I</w:t>
             </w:r>
             <w:proofErr w:type="spellEnd"/>
             <w:r>
@@ -13331,29 +12251,7 @@
                 <w:sz w:val="17"/>
                 <w:szCs w:val="17"/>
               </w:rPr>
-              <w:t>var.var_</w:t>
-            </w:r>
-            <w:proofErr w:type="gramStart"/>
-            <w:r>
-              <w:rPr>
-                <w:rFonts w:ascii="思源黑体 CN Normal" w:eastAsia="思源黑体 CN Normal" w:hAnsi="思源黑体 CN Normal" w:cs="思源黑体 CN Light"/>
-                <w:color w:val="000000" w:themeColor="text1"/>
-                <w:kern w:val="0"/>
-                <w:sz w:val="17"/>
-                <w:szCs w:val="17"/>
-              </w:rPr>
-              <w:t>somatic.level</w:t>
-            </w:r>
-            <w:proofErr w:type="gramEnd"/>
-            <w:r>
-              <w:rPr>
-                <w:rFonts w:ascii="思源黑体 CN Normal" w:eastAsia="思源黑体 CN Normal" w:hAnsi="思源黑体 CN Normal" w:cs="思源黑体 CN Light"/>
-                <w:color w:val="000000" w:themeColor="text1"/>
-                <w:kern w:val="0"/>
-                <w:sz w:val="17"/>
-                <w:szCs w:val="17"/>
-              </w:rPr>
-              <w:t>_I</w:t>
+              <w:t>var.var_somatic.level_I</w:t>
             </w:r>
             <w:proofErr w:type="spellEnd"/>
             <w:r>
@@ -13541,7 +12439,6 @@
               <w:t xml:space="preserve"> == “</w:t>
             </w:r>
             <w:proofErr w:type="spellStart"/>
-            <w:proofErr w:type="gramStart"/>
             <w:r>
               <w:rPr>
                 <w:rFonts w:ascii="思源黑体 CN Normal" w:eastAsia="思源黑体 CN Normal" w:hAnsi="思源黑体 CN Normal" w:cs="思源黑体 CN Light"/>
@@ -13561,18 +12458,7 @@
                 <w:sz w:val="17"/>
                 <w:szCs w:val="17"/>
               </w:rPr>
-              <w:t>”%</w:t>
-            </w:r>
-            <w:proofErr w:type="gramEnd"/>
-            <w:r>
-              <w:rPr>
-                <w:rFonts w:ascii="思源黑体 CN Normal" w:eastAsia="思源黑体 CN Normal" w:hAnsi="思源黑体 CN Normal" w:cs="思源黑体 CN Light"/>
-                <w:color w:val="000000" w:themeColor="text1"/>
-                <w:kern w:val="0"/>
-                <w:sz w:val="17"/>
-                <w:szCs w:val="17"/>
-              </w:rPr>
-              <w:t>}</w:t>
+              <w:t>”%}</w:t>
             </w:r>
           </w:p>
           <w:p>
@@ -13599,7 +12485,6 @@
               <w:t xml:space="preserve">{%if </w:t>
             </w:r>
             <w:proofErr w:type="spellStart"/>
-            <w:proofErr w:type="gramStart"/>
             <w:r>
               <w:rPr>
                 <w:rFonts w:ascii="思源黑体 CN Normal" w:eastAsia="思源黑体 CN Normal" w:hAnsi="思源黑体 CN Normal" w:cs="思源黑体 CN Light"/>
@@ -13608,18 +12493,7 @@
                 <w:sz w:val="17"/>
                 <w:szCs w:val="17"/>
               </w:rPr>
-              <w:t>a.hgvs</w:t>
-            </w:r>
-            <w:proofErr w:type="gramEnd"/>
-            <w:r>
-              <w:rPr>
-                <w:rFonts w:ascii="思源黑体 CN Normal" w:eastAsia="思源黑体 CN Normal" w:hAnsi="思源黑体 CN Normal" w:cs="思源黑体 CN Light"/>
-                <w:color w:val="000000" w:themeColor="text1"/>
-                <w:kern w:val="0"/>
-                <w:sz w:val="17"/>
-                <w:szCs w:val="17"/>
-              </w:rPr>
-              <w:t>_p</w:t>
+              <w:t>a.hgvs_p</w:t>
             </w:r>
             <w:proofErr w:type="spellEnd"/>
             <w:r>
@@ -13745,7 +12619,6 @@
               <w:t xml:space="preserve"> == “</w:t>
             </w:r>
             <w:proofErr w:type="spellStart"/>
-            <w:proofErr w:type="gramStart"/>
             <w:r>
               <w:rPr>
                 <w:rFonts w:ascii="思源黑体 CN Normal" w:eastAsia="思源黑体 CN Normal" w:hAnsi="思源黑体 CN Normal" w:cs="思源黑体 CN Light"/>
@@ -13765,18 +12638,7 @@
                 <w:sz w:val="17"/>
                 <w:szCs w:val="17"/>
               </w:rPr>
-              <w:t>”%</w:t>
-            </w:r>
-            <w:proofErr w:type="gramEnd"/>
-            <w:r>
-              <w:rPr>
-                <w:rFonts w:ascii="思源黑体 CN Normal" w:eastAsia="思源黑体 CN Normal" w:hAnsi="思源黑体 CN Normal" w:cs="思源黑体 CN Light"/>
-                <w:color w:val="000000" w:themeColor="text1"/>
-                <w:kern w:val="0"/>
-                <w:sz w:val="17"/>
-                <w:szCs w:val="17"/>
-              </w:rPr>
-              <w:t>}</w:t>
+              <w:t>”%}</w:t>
             </w:r>
           </w:p>
           <w:p>
@@ -14006,7 +12868,6 @@
               <w:t xml:space="preserve"> == “</w:t>
             </w:r>
             <w:proofErr w:type="spellStart"/>
-            <w:proofErr w:type="gramStart"/>
             <w:r>
               <w:rPr>
                 <w:rFonts w:ascii="思源黑体 CN Normal" w:eastAsia="思源黑体 CN Normal" w:hAnsi="思源黑体 CN Normal" w:cs="思源黑体 CN Light"/>
@@ -14028,7 +12889,6 @@
               </w:rPr>
               <w:t>”%</w:t>
             </w:r>
-            <w:proofErr w:type="gramEnd"/>
             <w:r>
               <w:rPr>
                 <w:rFonts w:ascii="思源黑体 CN Normal" w:eastAsia="思源黑体 CN Normal" w:hAnsi="思源黑体 CN Normal" w:cs="思源黑体 CN Light" w:hint="eastAsia"/>
@@ -14144,7 +13004,6 @@
               <w:t>{{</w:t>
             </w:r>
             <w:proofErr w:type="spellStart"/>
-            <w:proofErr w:type="gramStart"/>
             <w:r>
               <w:rPr>
                 <w:rFonts w:ascii="思源黑体 CN Normal" w:eastAsia="思源黑体 CN Normal" w:hAnsi="思源黑体 CN Normal" w:cs="思源黑体 CN Light"/>
@@ -14153,18 +13012,7 @@
                 <w:sz w:val="17"/>
                 <w:szCs w:val="17"/>
               </w:rPr>
-              <w:t>a.freq</w:t>
-            </w:r>
-            <w:proofErr w:type="gramEnd"/>
-            <w:r>
-              <w:rPr>
-                <w:rFonts w:ascii="思源黑体 CN Normal" w:eastAsia="思源黑体 CN Normal" w:hAnsi="思源黑体 CN Normal" w:cs="思源黑体 CN Light"/>
-                <w:color w:val="000000" w:themeColor="text1"/>
-                <w:kern w:val="0"/>
-                <w:sz w:val="17"/>
-                <w:szCs w:val="17"/>
-              </w:rPr>
-              <w:t>_str</w:t>
+              <w:t>a.freq_str</w:t>
             </w:r>
             <w:proofErr w:type="spellEnd"/>
             <w:r>
@@ -14271,21 +13119,9 @@
                 <w:sz w:val="17"/>
                 <w:szCs w:val="17"/>
               </w:rPr>
-              <w:t>a.evi_sum.evi_</w:t>
-            </w:r>
-            <w:proofErr w:type="gramStart"/>
-            <w:r>
-              <w:rPr>
-                <w:rFonts w:ascii="思源黑体 CN Normal" w:eastAsia="思源黑体 CN Normal" w:hAnsi="思源黑体 CN Normal" w:cs="思源黑体 CN Light"/>
-                <w:color w:val="000000" w:themeColor="text1"/>
-                <w:kern w:val="0"/>
-                <w:sz w:val="17"/>
-                <w:szCs w:val="17"/>
-              </w:rPr>
-              <w:t>split.Predictive</w:t>
+              <w:t>a.evi_sum.evi_split.Predictive</w:t>
             </w:r>
             <w:proofErr w:type="spellEnd"/>
-            <w:proofErr w:type="gramEnd"/>
             <w:r>
               <w:rPr>
                 <w:rFonts w:ascii="思源黑体 CN Normal" w:eastAsia="思源黑体 CN Normal" w:hAnsi="思源黑体 CN Normal" w:cs="思源黑体 CN Light"/>
@@ -15181,27 +14017,7 @@
                 <w:sz w:val="17"/>
                 <w:szCs w:val="17"/>
               </w:rPr>
-              <w:t>var.var_</w:t>
-            </w:r>
-            <w:proofErr w:type="gramStart"/>
-            <w:r>
-              <w:rPr>
-                <w:rFonts w:ascii="思源黑体 CN Normal" w:eastAsia="思源黑体 CN Normal" w:hAnsi="思源黑体 CN Normal"/>
-                <w:color w:val="000000" w:themeColor="text1"/>
-                <w:sz w:val="17"/>
-                <w:szCs w:val="17"/>
-              </w:rPr>
-              <w:t>somatic.level</w:t>
-            </w:r>
-            <w:proofErr w:type="gramEnd"/>
-            <w:r>
-              <w:rPr>
-                <w:rFonts w:ascii="思源黑体 CN Normal" w:eastAsia="思源黑体 CN Normal" w:hAnsi="思源黑体 CN Normal"/>
-                <w:color w:val="000000" w:themeColor="text1"/>
-                <w:sz w:val="17"/>
-                <w:szCs w:val="17"/>
-              </w:rPr>
-              <w:t>_III</w:t>
+              <w:t>var.var_somatic.level_III</w:t>
             </w:r>
             <w:proofErr w:type="spellEnd"/>
             <w:r>
@@ -15270,27 +14086,7 @@
                 <w:sz w:val="17"/>
                 <w:szCs w:val="17"/>
               </w:rPr>
-              <w:t>var.var_</w:t>
-            </w:r>
-            <w:proofErr w:type="gramStart"/>
-            <w:r>
-              <w:rPr>
-                <w:rFonts w:ascii="思源黑体 CN Normal" w:eastAsia="思源黑体 CN Normal" w:hAnsi="思源黑体 CN Normal"/>
-                <w:color w:val="000000" w:themeColor="text1"/>
-                <w:sz w:val="17"/>
-                <w:szCs w:val="17"/>
-              </w:rPr>
-              <w:t>somatic.level</w:t>
-            </w:r>
-            <w:proofErr w:type="gramEnd"/>
-            <w:r>
-              <w:rPr>
-                <w:rFonts w:ascii="思源黑体 CN Normal" w:eastAsia="思源黑体 CN Normal" w:hAnsi="思源黑体 CN Normal"/>
-                <w:color w:val="000000" w:themeColor="text1"/>
-                <w:sz w:val="17"/>
-                <w:szCs w:val="17"/>
-              </w:rPr>
-              <w:t>_III</w:t>
+              <w:t>var.var_somatic.level_III</w:t>
             </w:r>
             <w:proofErr w:type="spellEnd"/>
             <w:r>
@@ -15338,27 +14134,15 @@
               <w:t xml:space="preserve">{%p if “,” in </w:t>
             </w:r>
             <w:proofErr w:type="spellStart"/>
-            <w:proofErr w:type="gramStart"/>
-            <w:r>
-              <w:rPr>
-                <w:rFonts w:ascii="思源黑体 CN Normal" w:eastAsia="思源黑体 CN Normal" w:hAnsi="思源黑体 CN Normal" w:cs="思源黑体 CN Light"/>
-                <w:bCs/>
-                <w:iCs/>
-                <w:sz w:val="17"/>
-                <w:szCs w:val="17"/>
-              </w:rPr>
-              <w:t>a.gene</w:t>
-            </w:r>
-            <w:proofErr w:type="gramEnd"/>
-            <w:r>
-              <w:rPr>
-                <w:rFonts w:ascii="思源黑体 CN Normal" w:eastAsia="思源黑体 CN Normal" w:hAnsi="思源黑体 CN Normal" w:cs="思源黑体 CN Light"/>
-                <w:bCs/>
-                <w:iCs/>
-                <w:sz w:val="17"/>
-                <w:szCs w:val="17"/>
-              </w:rPr>
-              <w:t>_symbol</w:t>
+            <w:r>
+              <w:rPr>
+                <w:rFonts w:ascii="思源黑体 CN Normal" w:eastAsia="思源黑体 CN Normal" w:hAnsi="思源黑体 CN Normal" w:cs="思源黑体 CN Light"/>
+                <w:bCs/>
+                <w:iCs/>
+                <w:sz w:val="17"/>
+                <w:szCs w:val="17"/>
+              </w:rPr>
+              <w:t>a.gene_symbol</w:t>
             </w:r>
             <w:proofErr w:type="spellEnd"/>
             <w:r>
@@ -15485,27 +14269,15 @@
               <w:t xml:space="preserve">{%p if </w:t>
             </w:r>
             <w:proofErr w:type="spellStart"/>
-            <w:proofErr w:type="gramStart"/>
-            <w:r>
-              <w:rPr>
-                <w:rFonts w:ascii="思源黑体 CN Normal" w:eastAsia="思源黑体 CN Normal" w:hAnsi="思源黑体 CN Normal" w:cs="思源黑体 CN Light"/>
-                <w:bCs/>
-                <w:iCs/>
-                <w:sz w:val="17"/>
-                <w:szCs w:val="17"/>
-              </w:rPr>
-              <w:t>a.five</w:t>
-            </w:r>
-            <w:proofErr w:type="gramEnd"/>
-            <w:r>
-              <w:rPr>
-                <w:rFonts w:ascii="思源黑体 CN Normal" w:eastAsia="思源黑体 CN Normal" w:hAnsi="思源黑体 CN Normal" w:cs="思源黑体 CN Light"/>
-                <w:bCs/>
-                <w:iCs/>
-                <w:sz w:val="17"/>
-                <w:szCs w:val="17"/>
-              </w:rPr>
-              <w:t>_prime_gene</w:t>
+            <w:r>
+              <w:rPr>
+                <w:rFonts w:ascii="思源黑体 CN Normal" w:eastAsia="思源黑体 CN Normal" w:hAnsi="思源黑体 CN Normal" w:cs="思源黑体 CN Light"/>
+                <w:bCs/>
+                <w:iCs/>
+                <w:sz w:val="17"/>
+                <w:szCs w:val="17"/>
+              </w:rPr>
+              <w:t>a.five_prime_gene</w:t>
             </w:r>
             <w:proofErr w:type="spellEnd"/>
             <w:r>
@@ -15566,7 +14338,6 @@
               <w:t>{{</w:t>
             </w:r>
             <w:proofErr w:type="spellStart"/>
-            <w:proofErr w:type="gramStart"/>
             <w:r>
               <w:rPr>
                 <w:rFonts w:ascii="思源黑体 CN Normal" w:eastAsia="思源黑体 CN Normal" w:hAnsi="思源黑体 CN Normal" w:cs="思源黑体 CN Light"/>
@@ -15575,18 +14346,7 @@
                 <w:sz w:val="17"/>
                 <w:szCs w:val="17"/>
               </w:rPr>
-              <w:t>a.five</w:t>
-            </w:r>
-            <w:proofErr w:type="gramEnd"/>
-            <w:r>
-              <w:rPr>
-                <w:rFonts w:ascii="思源黑体 CN Normal" w:eastAsia="思源黑体 CN Normal" w:hAnsi="思源黑体 CN Normal" w:cs="思源黑体 CN Light"/>
-                <w:bCs/>
-                <w:i/>
-                <w:sz w:val="17"/>
-                <w:szCs w:val="17"/>
-              </w:rPr>
-              <w:t>_prime_gene</w:t>
+              <w:t>a.five_prime_gene</w:t>
             </w:r>
             <w:proofErr w:type="spellEnd"/>
             <w:r>
@@ -15625,7 +14385,6 @@
               <w:t>{{</w:t>
             </w:r>
             <w:proofErr w:type="spellStart"/>
-            <w:proofErr w:type="gramStart"/>
             <w:r>
               <w:rPr>
                 <w:rFonts w:ascii="思源黑体 CN Normal" w:eastAsia="思源黑体 CN Normal" w:hAnsi="思源黑体 CN Normal" w:cs="思源黑体 CN Light"/>
@@ -15634,18 +14393,7 @@
                 <w:sz w:val="17"/>
                 <w:szCs w:val="17"/>
               </w:rPr>
-              <w:t>a.three</w:t>
-            </w:r>
-            <w:proofErr w:type="gramEnd"/>
-            <w:r>
-              <w:rPr>
-                <w:rFonts w:ascii="思源黑体 CN Normal" w:eastAsia="思源黑体 CN Normal" w:hAnsi="思源黑体 CN Normal" w:cs="思源黑体 CN Light"/>
-                <w:bCs/>
-                <w:i/>
-                <w:sz w:val="17"/>
-                <w:szCs w:val="17"/>
-              </w:rPr>
-              <w:t>_prime_gene</w:t>
+              <w:t>a.three_prime_gene</w:t>
             </w:r>
             <w:proofErr w:type="spellEnd"/>
             <w:r>
@@ -15709,7 +14457,6 @@
               <w:t>{{</w:t>
             </w:r>
             <w:proofErr w:type="spellStart"/>
-            <w:proofErr w:type="gramStart"/>
             <w:r>
               <w:rPr>
                 <w:rFonts w:ascii="思源黑体 CN Normal" w:eastAsia="思源黑体 CN Normal" w:hAnsi="思源黑体 CN Normal" w:cs="思源黑体 CN Light"/>
@@ -15718,18 +14465,7 @@
                 <w:sz w:val="17"/>
                 <w:szCs w:val="17"/>
               </w:rPr>
-              <w:t>a.five</w:t>
-            </w:r>
-            <w:proofErr w:type="gramEnd"/>
-            <w:r>
-              <w:rPr>
-                <w:rFonts w:ascii="思源黑体 CN Normal" w:eastAsia="思源黑体 CN Normal" w:hAnsi="思源黑体 CN Normal" w:cs="思源黑体 CN Light"/>
-                <w:bCs/>
-                <w:i/>
-                <w:sz w:val="17"/>
-                <w:szCs w:val="17"/>
-              </w:rPr>
-              <w:t>_prime_gene</w:t>
+              <w:t>a.five_prime_gene</w:t>
             </w:r>
             <w:proofErr w:type="spellEnd"/>
             <w:r>
@@ -15818,7 +14554,6 @@
               <w:t>{{</w:t>
             </w:r>
             <w:proofErr w:type="spellStart"/>
-            <w:proofErr w:type="gramStart"/>
             <w:r>
               <w:rPr>
                 <w:rFonts w:ascii="思源黑体 CN Normal" w:eastAsia="思源黑体 CN Normal" w:hAnsi="思源黑体 CN Normal" w:cs="思源黑体 CN Light"/>
@@ -15827,18 +14562,7 @@
                 <w:sz w:val="17"/>
                 <w:szCs w:val="17"/>
               </w:rPr>
-              <w:t>a.gene</w:t>
-            </w:r>
-            <w:proofErr w:type="gramEnd"/>
-            <w:r>
-              <w:rPr>
-                <w:rFonts w:ascii="思源黑体 CN Normal" w:eastAsia="思源黑体 CN Normal" w:hAnsi="思源黑体 CN Normal" w:cs="思源黑体 CN Light"/>
-                <w:bCs/>
-                <w:i/>
-                <w:sz w:val="17"/>
-                <w:szCs w:val="17"/>
-              </w:rPr>
-              <w:t>_symbol</w:t>
+              <w:t>a.gene_symbol</w:t>
             </w:r>
             <w:proofErr w:type="spellEnd"/>
             <w:r>
@@ -15924,19 +14648,7 @@
                 <w:sz w:val="17"/>
                 <w:szCs w:val="17"/>
               </w:rPr>
-              <w:t>=</w:t>
-            </w:r>
-            <w:proofErr w:type="gramStart"/>
-            <w:r>
-              <w:rPr>
-                <w:rFonts w:ascii="思源黑体 CN Normal" w:eastAsia="思源黑体 CN Normal" w:hAnsi="思源黑体 CN Normal"/>
-                <w:bCs/>
-                <w:iCs/>
-                <w:color w:val="000000" w:themeColor="text1"/>
-                <w:sz w:val="17"/>
-                <w:szCs w:val="17"/>
-              </w:rPr>
-              <w:t>=”</w:t>
+              <w:t>==”</w:t>
             </w:r>
             <w:proofErr w:type="spellStart"/>
             <w:r>
@@ -15951,7 +14663,6 @@
               <w:t>Snvindel</w:t>
             </w:r>
             <w:proofErr w:type="spellEnd"/>
-            <w:proofErr w:type="gramEnd"/>
             <w:r>
               <w:rPr>
                 <w:rFonts w:ascii="思源黑体 CN Normal" w:eastAsia="思源黑体 CN Normal" w:hAnsi="思源黑体 CN Normal"/>
@@ -15989,29 +14700,16 @@
               <w:t xml:space="preserve">{%p if </w:t>
             </w:r>
             <w:proofErr w:type="spellStart"/>
-            <w:proofErr w:type="gramStart"/>
-            <w:r>
-              <w:rPr>
-                <w:rFonts w:ascii="思源黑体 CN Normal" w:eastAsia="思源黑体 CN Normal" w:hAnsi="思源黑体 CN Normal"/>
-                <w:bCs/>
-                <w:iCs/>
-                <w:color w:val="000000" w:themeColor="text1"/>
-                <w:sz w:val="17"/>
-                <w:szCs w:val="17"/>
-              </w:rPr>
-              <w:t>a.hgvs</w:t>
-            </w:r>
-            <w:proofErr w:type="gramEnd"/>
-            <w:r>
-              <w:rPr>
-                <w:rFonts w:ascii="思源黑体 CN Normal" w:eastAsia="思源黑体 CN Normal" w:hAnsi="思源黑体 CN Normal"/>
-                <w:bCs/>
-                <w:iCs/>
-                <w:color w:val="000000" w:themeColor="text1"/>
-                <w:sz w:val="17"/>
-                <w:szCs w:val="17"/>
-              </w:rPr>
-              <w:t>_p</w:t>
+            <w:r>
+              <w:rPr>
+                <w:rFonts w:ascii="思源黑体 CN Normal" w:eastAsia="思源黑体 CN Normal" w:hAnsi="思源黑体 CN Normal"/>
+                <w:bCs/>
+                <w:iCs/>
+                <w:color w:val="000000" w:themeColor="text1"/>
+                <w:sz w:val="17"/>
+                <w:szCs w:val="17"/>
+              </w:rPr>
+              <w:t>a.hgvs_p</w:t>
             </w:r>
             <w:proofErr w:type="spellEnd"/>
             <w:r>
@@ -16051,29 +14749,16 @@
               <w:t>{{</w:t>
             </w:r>
             <w:proofErr w:type="spellStart"/>
-            <w:proofErr w:type="gramStart"/>
-            <w:r>
-              <w:rPr>
-                <w:rFonts w:ascii="思源黑体 CN Normal" w:eastAsia="思源黑体 CN Normal" w:hAnsi="思源黑体 CN Normal"/>
-                <w:bCs/>
-                <w:iCs/>
-                <w:color w:val="000000" w:themeColor="text1"/>
-                <w:sz w:val="17"/>
-                <w:szCs w:val="17"/>
-              </w:rPr>
-              <w:t>a.gene</w:t>
-            </w:r>
-            <w:proofErr w:type="gramEnd"/>
-            <w:r>
-              <w:rPr>
-                <w:rFonts w:ascii="思源黑体 CN Normal" w:eastAsia="思源黑体 CN Normal" w:hAnsi="思源黑体 CN Normal"/>
-                <w:bCs/>
-                <w:iCs/>
-                <w:color w:val="000000" w:themeColor="text1"/>
-                <w:sz w:val="17"/>
-                <w:szCs w:val="17"/>
-              </w:rPr>
-              <w:t>_region</w:t>
+            <w:r>
+              <w:rPr>
+                <w:rFonts w:ascii="思源黑体 CN Normal" w:eastAsia="思源黑体 CN Normal" w:hAnsi="思源黑体 CN Normal"/>
+                <w:bCs/>
+                <w:iCs/>
+                <w:color w:val="000000" w:themeColor="text1"/>
+                <w:sz w:val="17"/>
+                <w:szCs w:val="17"/>
+              </w:rPr>
+              <w:t>a.gene_region</w:t>
             </w:r>
             <w:proofErr w:type="spellEnd"/>
             <w:r>
@@ -16186,29 +14871,16 @@
               <w:t>{{</w:t>
             </w:r>
             <w:proofErr w:type="spellStart"/>
-            <w:proofErr w:type="gramStart"/>
-            <w:r>
-              <w:rPr>
-                <w:rFonts w:ascii="思源黑体 CN Normal" w:eastAsia="思源黑体 CN Normal" w:hAnsi="思源黑体 CN Normal"/>
-                <w:bCs/>
-                <w:iCs/>
-                <w:color w:val="000000" w:themeColor="text1"/>
-                <w:sz w:val="17"/>
-                <w:szCs w:val="17"/>
-              </w:rPr>
-              <w:t>a.gene</w:t>
-            </w:r>
-            <w:proofErr w:type="gramEnd"/>
-            <w:r>
-              <w:rPr>
-                <w:rFonts w:ascii="思源黑体 CN Normal" w:eastAsia="思源黑体 CN Normal" w:hAnsi="思源黑体 CN Normal"/>
-                <w:bCs/>
-                <w:iCs/>
-                <w:color w:val="000000" w:themeColor="text1"/>
-                <w:sz w:val="17"/>
-                <w:szCs w:val="17"/>
-              </w:rPr>
-              <w:t>_region</w:t>
+            <w:r>
+              <w:rPr>
+                <w:rFonts w:ascii="思源黑体 CN Normal" w:eastAsia="思源黑体 CN Normal" w:hAnsi="思源黑体 CN Normal"/>
+                <w:bCs/>
+                <w:iCs/>
+                <w:color w:val="000000" w:themeColor="text1"/>
+                <w:sz w:val="17"/>
+                <w:szCs w:val="17"/>
+              </w:rPr>
+              <w:t>a.gene_region</w:t>
             </w:r>
             <w:proofErr w:type="spellEnd"/>
             <w:r>
@@ -16297,29 +14969,16 @@
               <w:t>{{</w:t>
             </w:r>
             <w:proofErr w:type="spellStart"/>
-            <w:proofErr w:type="gramStart"/>
-            <w:r>
-              <w:rPr>
-                <w:rFonts w:ascii="思源黑体 CN Normal" w:eastAsia="思源黑体 CN Normal" w:hAnsi="思源黑体 CN Normal"/>
-                <w:bCs/>
-                <w:iCs/>
-                <w:color w:val="000000" w:themeColor="text1"/>
-                <w:sz w:val="17"/>
-                <w:szCs w:val="17"/>
-              </w:rPr>
-              <w:t>a.transcript</w:t>
-            </w:r>
-            <w:proofErr w:type="gramEnd"/>
-            <w:r>
-              <w:rPr>
-                <w:rFonts w:ascii="思源黑体 CN Normal" w:eastAsia="思源黑体 CN Normal" w:hAnsi="思源黑体 CN Normal"/>
-                <w:bCs/>
-                <w:iCs/>
-                <w:color w:val="000000" w:themeColor="text1"/>
-                <w:sz w:val="17"/>
-                <w:szCs w:val="17"/>
-              </w:rPr>
-              <w:t>_primary</w:t>
+            <w:r>
+              <w:rPr>
+                <w:rFonts w:ascii="思源黑体 CN Normal" w:eastAsia="思源黑体 CN Normal" w:hAnsi="思源黑体 CN Normal"/>
+                <w:bCs/>
+                <w:iCs/>
+                <w:color w:val="000000" w:themeColor="text1"/>
+                <w:sz w:val="17"/>
+                <w:szCs w:val="17"/>
+              </w:rPr>
+              <w:t>a.transcript_primary</w:t>
             </w:r>
             <w:proofErr w:type="spellEnd"/>
             <w:r>
@@ -16404,19 +15063,7 @@
                 <w:sz w:val="17"/>
                 <w:szCs w:val="17"/>
               </w:rPr>
-              <w:t>=</w:t>
-            </w:r>
-            <w:proofErr w:type="gramStart"/>
-            <w:r>
-              <w:rPr>
-                <w:rFonts w:ascii="思源黑体 CN Normal" w:eastAsia="思源黑体 CN Normal" w:hAnsi="思源黑体 CN Normal"/>
-                <w:bCs/>
-                <w:iCs/>
-                <w:color w:val="000000" w:themeColor="text1"/>
-                <w:sz w:val="17"/>
-                <w:szCs w:val="17"/>
-              </w:rPr>
-              <w:t>=”</w:t>
+              <w:t>==”</w:t>
             </w:r>
             <w:proofErr w:type="spellStart"/>
             <w:r>
@@ -16431,7 +15078,6 @@
               <w:t>Cnv</w:t>
             </w:r>
             <w:proofErr w:type="spellEnd"/>
-            <w:proofErr w:type="gramEnd"/>
             <w:r>
               <w:rPr>
                 <w:rFonts w:ascii="思源黑体 CN Normal" w:eastAsia="思源黑体 CN Normal" w:hAnsi="思源黑体 CN Normal"/>
@@ -16539,19 +15185,7 @@
                 <w:sz w:val="17"/>
                 <w:szCs w:val="17"/>
               </w:rPr>
-              <w:t>=</w:t>
-            </w:r>
-            <w:proofErr w:type="gramStart"/>
-            <w:r>
-              <w:rPr>
-                <w:rFonts w:ascii="思源黑体 CN Normal" w:eastAsia="思源黑体 CN Normal" w:hAnsi="思源黑体 CN Normal"/>
-                <w:bCs/>
-                <w:iCs/>
-                <w:color w:val="000000" w:themeColor="text1"/>
-                <w:sz w:val="17"/>
-                <w:szCs w:val="17"/>
-              </w:rPr>
-              <w:t>=”</w:t>
+              <w:t>==”</w:t>
             </w:r>
             <w:proofErr w:type="spellStart"/>
             <w:r>
@@ -16566,7 +15200,6 @@
               <w:t>Sv</w:t>
             </w:r>
             <w:proofErr w:type="spellEnd"/>
-            <w:proofErr w:type="gramEnd"/>
             <w:r>
               <w:rPr>
                 <w:rFonts w:ascii="思源黑体 CN Normal" w:eastAsia="思源黑体 CN Normal" w:hAnsi="思源黑体 CN Normal"/>
@@ -16629,29 +15262,16 @@
               <w:t>{{</w:t>
             </w:r>
             <w:proofErr w:type="spellStart"/>
-            <w:proofErr w:type="gramStart"/>
-            <w:r>
-              <w:rPr>
-                <w:rFonts w:ascii="思源黑体 CN Normal" w:eastAsia="思源黑体 CN Normal" w:hAnsi="思源黑体 CN Normal"/>
-                <w:bCs/>
-                <w:iCs/>
-                <w:color w:val="000000" w:themeColor="text1"/>
-                <w:sz w:val="17"/>
-                <w:szCs w:val="17"/>
-              </w:rPr>
-              <w:t>a.five</w:t>
-            </w:r>
-            <w:proofErr w:type="gramEnd"/>
-            <w:r>
-              <w:rPr>
-                <w:rFonts w:ascii="思源黑体 CN Normal" w:eastAsia="思源黑体 CN Normal" w:hAnsi="思源黑体 CN Normal"/>
-                <w:bCs/>
-                <w:iCs/>
-                <w:color w:val="000000" w:themeColor="text1"/>
-                <w:sz w:val="17"/>
-                <w:szCs w:val="17"/>
-              </w:rPr>
-              <w:t>_prime_transcript</w:t>
+            <w:r>
+              <w:rPr>
+                <w:rFonts w:ascii="思源黑体 CN Normal" w:eastAsia="思源黑体 CN Normal" w:hAnsi="思源黑体 CN Normal"/>
+                <w:bCs/>
+                <w:iCs/>
+                <w:color w:val="000000" w:themeColor="text1"/>
+                <w:sz w:val="17"/>
+                <w:szCs w:val="17"/>
+              </w:rPr>
+              <w:t>a.five_prime_transcript</w:t>
             </w:r>
             <w:proofErr w:type="spellEnd"/>
             <w:r>
@@ -16754,17 +15374,7 @@
                 <w:sz w:val="17"/>
                 <w:szCs w:val="17"/>
               </w:rPr>
-              <w:t>=</w:t>
-            </w:r>
-            <w:proofErr w:type="gramStart"/>
-            <w:r>
-              <w:rPr>
-                <w:rFonts w:ascii="思源黑体 CN Normal" w:eastAsia="思源黑体 CN Normal" w:hAnsi="思源黑体 CN Normal"/>
-                <w:color w:val="000000" w:themeColor="text1"/>
-                <w:sz w:val="17"/>
-                <w:szCs w:val="17"/>
-              </w:rPr>
-              <w:t>=”</w:t>
+              <w:t>==”</w:t>
             </w:r>
             <w:proofErr w:type="spellStart"/>
             <w:r>
@@ -16777,7 +15387,6 @@
               <w:t>Snvindel</w:t>
             </w:r>
             <w:proofErr w:type="spellEnd"/>
-            <w:proofErr w:type="gramEnd"/>
             <w:r>
               <w:rPr>
                 <w:rFonts w:ascii="思源黑体 CN Normal" w:eastAsia="思源黑体 CN Normal" w:hAnsi="思源黑体 CN Normal"/>
@@ -16808,25 +15417,14 @@
               <w:t>{{</w:t>
             </w:r>
             <w:proofErr w:type="spellStart"/>
-            <w:proofErr w:type="gramStart"/>
-            <w:r>
-              <w:rPr>
-                <w:rFonts w:ascii="思源黑体 CN Normal" w:eastAsia="思源黑体 CN Normal" w:hAnsi="思源黑体 CN Normal"/>
-                <w:color w:val="000000" w:themeColor="text1"/>
-                <w:sz w:val="17"/>
-                <w:szCs w:val="17"/>
-              </w:rPr>
-              <w:t>a.freq</w:t>
-            </w:r>
-            <w:proofErr w:type="gramEnd"/>
-            <w:r>
-              <w:rPr>
-                <w:rFonts w:ascii="思源黑体 CN Normal" w:eastAsia="思源黑体 CN Normal" w:hAnsi="思源黑体 CN Normal"/>
-                <w:color w:val="000000" w:themeColor="text1"/>
-                <w:sz w:val="17"/>
-                <w:szCs w:val="17"/>
-              </w:rPr>
-              <w:t>_str</w:t>
+            <w:r>
+              <w:rPr>
+                <w:rFonts w:ascii="思源黑体 CN Normal" w:eastAsia="思源黑体 CN Normal" w:hAnsi="思源黑体 CN Normal"/>
+                <w:color w:val="000000" w:themeColor="text1"/>
+                <w:sz w:val="17"/>
+                <w:szCs w:val="17"/>
+              </w:rPr>
+              <w:t>a.freq_str</w:t>
             </w:r>
             <w:proofErr w:type="spellEnd"/>
             <w:r>
@@ -16896,17 +15494,7 @@
                 <w:sz w:val="17"/>
                 <w:szCs w:val="17"/>
               </w:rPr>
-              <w:t>=</w:t>
-            </w:r>
-            <w:proofErr w:type="gramStart"/>
-            <w:r>
-              <w:rPr>
-                <w:rFonts w:ascii="思源黑体 CN Normal" w:eastAsia="思源黑体 CN Normal" w:hAnsi="思源黑体 CN Normal"/>
-                <w:color w:val="000000" w:themeColor="text1"/>
-                <w:sz w:val="17"/>
-                <w:szCs w:val="17"/>
-              </w:rPr>
-              <w:t>=”</w:t>
+              <w:t>==”</w:t>
             </w:r>
             <w:proofErr w:type="spellStart"/>
             <w:r>
@@ -16919,7 +15507,6 @@
               <w:t>Cnv</w:t>
             </w:r>
             <w:proofErr w:type="spellEnd"/>
-            <w:proofErr w:type="gramEnd"/>
             <w:r>
               <w:rPr>
                 <w:rFonts w:ascii="思源黑体 CN Normal" w:eastAsia="思源黑体 CN Normal" w:hAnsi="思源黑体 CN Normal"/>
@@ -17027,17 +15614,7 @@
                 <w:sz w:val="17"/>
                 <w:szCs w:val="17"/>
               </w:rPr>
-              <w:t>=</w:t>
-            </w:r>
-            <w:proofErr w:type="gramStart"/>
-            <w:r>
-              <w:rPr>
-                <w:rFonts w:ascii="思源黑体 CN Normal" w:eastAsia="思源黑体 CN Normal" w:hAnsi="思源黑体 CN Normal"/>
-                <w:color w:val="000000" w:themeColor="text1"/>
-                <w:sz w:val="17"/>
-                <w:szCs w:val="17"/>
-              </w:rPr>
-              <w:t>=”</w:t>
+              <w:t>==”</w:t>
             </w:r>
             <w:proofErr w:type="spellStart"/>
             <w:r>
@@ -17050,7 +15627,6 @@
               <w:t>Sv</w:t>
             </w:r>
             <w:proofErr w:type="spellEnd"/>
-            <w:proofErr w:type="gramEnd"/>
             <w:r>
               <w:rPr>
                 <w:rFonts w:ascii="思源黑体 CN Normal" w:eastAsia="思源黑体 CN Normal" w:hAnsi="思源黑体 CN Normal"/>
@@ -17081,25 +15657,14 @@
               <w:t>{{</w:t>
             </w:r>
             <w:proofErr w:type="spellStart"/>
-            <w:proofErr w:type="gramStart"/>
-            <w:r>
-              <w:rPr>
-                <w:rFonts w:ascii="思源黑体 CN Normal" w:eastAsia="思源黑体 CN Normal" w:hAnsi="思源黑体 CN Normal"/>
-                <w:color w:val="000000" w:themeColor="text1"/>
-                <w:sz w:val="17"/>
-                <w:szCs w:val="17"/>
-              </w:rPr>
-              <w:t>a.freq</w:t>
-            </w:r>
-            <w:proofErr w:type="gramEnd"/>
-            <w:r>
-              <w:rPr>
-                <w:rFonts w:ascii="思源黑体 CN Normal" w:eastAsia="思源黑体 CN Normal" w:hAnsi="思源黑体 CN Normal"/>
-                <w:color w:val="000000" w:themeColor="text1"/>
-                <w:sz w:val="17"/>
-                <w:szCs w:val="17"/>
-              </w:rPr>
-              <w:t>_str</w:t>
+            <w:r>
+              <w:rPr>
+                <w:rFonts w:ascii="思源黑体 CN Normal" w:eastAsia="思源黑体 CN Normal" w:hAnsi="思源黑体 CN Normal"/>
+                <w:color w:val="000000" w:themeColor="text1"/>
+                <w:sz w:val="17"/>
+                <w:szCs w:val="17"/>
+              </w:rPr>
+              <w:t>a.freq_str</w:t>
             </w:r>
             <w:proofErr w:type="spellEnd"/>
             <w:r>
@@ -17472,7 +16037,7 @@
                     </wp:anchor>
                   </w:drawing>
                 </mc:Choice>
-                <mc:Fallback xmlns:w16du="http://schemas.microsoft.com/office/word/2023/wordml/word16du" xmlns:oel="http://schemas.microsoft.com/office/2019/extlst">
+                <mc:Fallback xmlns:oel="http://schemas.microsoft.com/office/2019/extlst" xmlns:w16du="http://schemas.microsoft.com/office/word/2023/wordml/word16du">
                   <w:pict>
                     <v:shape w14:anchorId="0D687662" id="流程图: 接点 2" o:spid="_x0000_s1026" type="#_x0000_t120" style="position:absolute;left:0;text-align:left;margin-left:170.85pt;margin-top:3.25pt;width:24.65pt;height:25.15pt;z-index:-250563584;visibility:visible;mso-wrap-style:square;mso-wrap-distance-left:9pt;mso-wrap-distance-top:0;mso-wrap-distance-right:9pt;mso-wrap-distance-bottom:0;mso-position-horizontal:absolute;mso-position-horizontal-relative:text;mso-position-vertical:absolute;mso-position-vertical-relative:text;v-text-anchor:middle" o:gfxdata="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" fillcolor="#1e7648" stroked="f" strokeweight="2pt">
                       <v:shadow on="t" color="black [3213]" opacity="26214f" origin="-.5,-.5" offset=".74836mm,.74836mm"/>
@@ -17599,7 +16164,7 @@
                     </wp:anchor>
                   </w:drawing>
                 </mc:Choice>
-                <mc:Fallback xmlns:w16du="http://schemas.microsoft.com/office/word/2023/wordml/word16du" xmlns:oel="http://schemas.microsoft.com/office/2019/extlst">
+                <mc:Fallback xmlns:oel="http://schemas.microsoft.com/office/2019/extlst" xmlns:w16du="http://schemas.microsoft.com/office/word/2023/wordml/word16du">
                   <w:pict>
                     <v:roundrect w14:anchorId="19DC524F" id="矩形: 圆角 3" o:spid="_x0000_s1026" style="position:absolute;left:0;text-align:left;margin-left:-5.4pt;margin-top:3.45pt;width:123pt;height:25.3pt;z-index:-250564608;visibility:visible;mso-wrap-style:square;mso-wrap-distance-left:9pt;mso-wrap-distance-top:0;mso-wrap-distance-right:9pt;mso-wrap-distance-bottom:0;mso-position-horizontal:absolute;mso-position-horizontal-relative:margin;mso-position-vertical:absolute;mso-position-vertical-relative:text;v-text-anchor:middle" arcsize="10923f" o:gfxdata="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" fillcolor="#f2f2f2 [3052]" stroked="f" strokeweight="2pt">
                       <v:shadow on="t" color="black" opacity="26214f" origin="-.5,-.5" offset=".74836mm,.74836mm"/>
@@ -17665,15 +16230,7 @@
       </w:r>
       <w:proofErr w:type="spellStart"/>
       <w:r>
-        <w:t>var.var_</w:t>
-      </w:r>
-      <w:proofErr w:type="gramStart"/>
-      <w:r>
-        <w:t>somatic.level</w:t>
-      </w:r>
-      <w:proofErr w:type="gramEnd"/>
-      <w:r>
-        <w:t>_I+var.var_somatic.level_II</w:t>
+        <w:t>var.var_somatic.level_I+var.var_somatic.level_II</w:t>
       </w:r>
       <w:proofErr w:type="spellEnd"/>
       <w:r>
@@ -17690,15 +16247,7 @@
       </w:r>
       <w:proofErr w:type="spellStart"/>
       <w:r>
-        <w:t>var.var_</w:t>
-      </w:r>
-      <w:proofErr w:type="gramStart"/>
-      <w:r>
-        <w:t>somatic.level</w:t>
-      </w:r>
-      <w:proofErr w:type="gramEnd"/>
-      <w:r>
-        <w:t>_I+var.var_somatic.level_II</w:t>
+        <w:t>var.var_somatic.level_I+var.var_somatic.level_II</w:t>
       </w:r>
       <w:proofErr w:type="spellEnd"/>
       <w:r>
@@ -17773,9 +16322,9 @@
                 <w:sz w:val="18"/>
                 <w:szCs w:val="18"/>
               </w:rPr>
-              <w:t>=</w:t>
-            </w:r>
-            <w:proofErr w:type="gramStart"/>
+              <w:t>==”</w:t>
+            </w:r>
+            <w:proofErr w:type="spellStart"/>
             <w:r>
               <w:rPr>
                 <w:rFonts w:ascii="思源黑体 CN Bold" w:eastAsia="思源黑体 CN Bold" w:hAnsi="思源黑体 CN Bold"/>
@@ -17785,9 +16334,9 @@
                 <w:sz w:val="18"/>
                 <w:szCs w:val="18"/>
               </w:rPr>
-              <w:t>=”</w:t>
-            </w:r>
-            <w:proofErr w:type="spellStart"/>
+              <w:t>Snvindel</w:t>
+            </w:r>
+            <w:proofErr w:type="spellEnd"/>
             <w:r>
               <w:rPr>
                 <w:rFonts w:ascii="思源黑体 CN Bold" w:eastAsia="思源黑体 CN Bold" w:hAnsi="思源黑体 CN Bold"/>
@@ -17797,11 +16346,13 @@
                 <w:sz w:val="18"/>
                 <w:szCs w:val="18"/>
               </w:rPr>
-              <w:t>Snvindel</w:t>
-            </w:r>
-            <w:proofErr w:type="spellEnd"/>
-            <w:proofErr w:type="gramEnd"/>
-            <w:r>
+              <w:t>”%}</w:t>
+            </w:r>
+          </w:p>
+          <w:p>
+            <w:pPr>
+              <w:spacing w:line="360" w:lineRule="exact"/>
+              <w:jc w:val="center"/>
               <w:rPr>
                 <w:rFonts w:ascii="思源黑体 CN Bold" w:eastAsia="思源黑体 CN Bold" w:hAnsi="思源黑体 CN Bold"/>
                 <w:b/>
@@ -17810,22 +16361,21 @@
                 <w:sz w:val="18"/>
                 <w:szCs w:val="18"/>
               </w:rPr>
-              <w:t>”%}</w:t>
-            </w:r>
-          </w:p>
-          <w:p>
-            <w:pPr>
-              <w:spacing w:line="360" w:lineRule="exact"/>
-              <w:jc w:val="center"/>
+            </w:pPr>
+            <w:r>
               <w:rPr>
                 <w:rFonts w:ascii="思源黑体 CN Bold" w:eastAsia="思源黑体 CN Bold" w:hAnsi="思源黑体 CN Bold"/>
                 <w:b/>
                 <w:bCs/>
+                <w:i/>
+                <w:iCs/>
                 <w:color w:val="FFFFFF" w:themeColor="background1"/>
                 <w:sz w:val="18"/>
                 <w:szCs w:val="18"/>
               </w:rPr>
-            </w:pPr>
+              <w:t>{{</w:t>
+            </w:r>
+            <w:proofErr w:type="spellStart"/>
             <w:r>
               <w:rPr>
                 <w:rFonts w:ascii="思源黑体 CN Bold" w:eastAsia="思源黑体 CN Bold" w:hAnsi="思源黑体 CN Bold"/>
@@ -17837,10 +16387,9 @@
                 <w:sz w:val="18"/>
                 <w:szCs w:val="18"/>
               </w:rPr>
-              <w:t>{{</w:t>
-            </w:r>
-            <w:proofErr w:type="spellStart"/>
-            <w:proofErr w:type="gramStart"/>
+              <w:t>a.gene_symbol</w:t>
+            </w:r>
+            <w:proofErr w:type="spellEnd"/>
             <w:r>
               <w:rPr>
                 <w:rFonts w:ascii="思源黑体 CN Bold" w:eastAsia="思源黑体 CN Bold" w:hAnsi="思源黑体 CN Bold"/>
@@ -17852,36 +16401,31 @@
                 <w:sz w:val="18"/>
                 <w:szCs w:val="18"/>
               </w:rPr>
-              <w:t>a.gene</w:t>
-            </w:r>
-            <w:proofErr w:type="gramEnd"/>
+              <w:t>}}</w:t>
+            </w:r>
             <w:r>
               <w:rPr>
                 <w:rFonts w:ascii="思源黑体 CN Bold" w:eastAsia="思源黑体 CN Bold" w:hAnsi="思源黑体 CN Bold"/>
                 <w:b/>
                 <w:bCs/>
-                <w:i/>
-                <w:iCs/>
                 <w:color w:val="FFFFFF" w:themeColor="background1"/>
                 <w:sz w:val="18"/>
                 <w:szCs w:val="18"/>
               </w:rPr>
-              <w:t>_symbol</w:t>
-            </w:r>
-            <w:proofErr w:type="spellEnd"/>
+              <w:t xml:space="preserve"> </w:t>
+            </w:r>
             <w:r>
               <w:rPr>
                 <w:rFonts w:ascii="思源黑体 CN Bold" w:eastAsia="思源黑体 CN Bold" w:hAnsi="思源黑体 CN Bold"/>
                 <w:b/>
                 <w:bCs/>
-                <w:i/>
-                <w:iCs/>
                 <w:color w:val="FFFFFF" w:themeColor="background1"/>
                 <w:sz w:val="18"/>
                 <w:szCs w:val="18"/>
               </w:rPr>
-              <w:t>}}</w:t>
-            </w:r>
+              <w:t>{{</w:t>
+            </w:r>
+            <w:proofErr w:type="spellStart"/>
             <w:r>
               <w:rPr>
                 <w:rFonts w:ascii="思源黑体 CN Bold" w:eastAsia="思源黑体 CN Bold" w:hAnsi="思源黑体 CN Bold"/>
@@ -17891,8 +16435,9 @@
                 <w:sz w:val="18"/>
                 <w:szCs w:val="18"/>
               </w:rPr>
-              <w:t xml:space="preserve"> </w:t>
-            </w:r>
+              <w:t>a.gene_region</w:t>
+            </w:r>
+            <w:proofErr w:type="spellEnd"/>
             <w:r>
               <w:rPr>
                 <w:rFonts w:ascii="思源黑体 CN Bold" w:eastAsia="思源黑体 CN Bold" w:hAnsi="思源黑体 CN Bold"/>
@@ -17902,9 +16447,8 @@
                 <w:sz w:val="18"/>
                 <w:szCs w:val="18"/>
               </w:rPr>
-              <w:t>{{</w:t>
-            </w:r>
-            <w:proofErr w:type="spellStart"/>
+              <w:t>}}</w:t>
+            </w:r>
             <w:r>
               <w:rPr>
                 <w:rFonts w:ascii="思源黑体 CN Bold" w:eastAsia="思源黑体 CN Bold" w:hAnsi="思源黑体 CN Bold"/>
@@ -17914,9 +16458,8 @@
                 <w:sz w:val="18"/>
                 <w:szCs w:val="18"/>
               </w:rPr>
-              <w:t>a.gene_region</w:t>
-            </w:r>
-            <w:proofErr w:type="spellEnd"/>
+              <w:t xml:space="preserve"> </w:t>
+            </w:r>
             <w:r>
               <w:rPr>
                 <w:rFonts w:ascii="思源黑体 CN Bold" w:eastAsia="思源黑体 CN Bold" w:hAnsi="思源黑体 CN Bold"/>
@@ -17926,8 +16469,9 @@
                 <w:sz w:val="18"/>
                 <w:szCs w:val="18"/>
               </w:rPr>
-              <w:t>}}</w:t>
-            </w:r>
+              <w:t>{{</w:t>
+            </w:r>
+            <w:proofErr w:type="spellStart"/>
             <w:r>
               <w:rPr>
                 <w:rFonts w:ascii="思源黑体 CN Bold" w:eastAsia="思源黑体 CN Bold" w:hAnsi="思源黑体 CN Bold"/>
@@ -17937,8 +16481,9 @@
                 <w:sz w:val="18"/>
                 <w:szCs w:val="18"/>
               </w:rPr>
-              <w:t xml:space="preserve"> </w:t>
-            </w:r>
+              <w:t>a.hgvs_c</w:t>
+            </w:r>
+            <w:proofErr w:type="spellEnd"/>
             <w:r>
               <w:rPr>
                 <w:rFonts w:ascii="思源黑体 CN Bold" w:eastAsia="思源黑体 CN Bold" w:hAnsi="思源黑体 CN Bold"/>
@@ -17948,7 +16493,7 @@
                 <w:sz w:val="18"/>
                 <w:szCs w:val="18"/>
               </w:rPr>
-              <w:t>{{</w:t>
+              <w:t xml:space="preserve">}}{%if </w:t>
             </w:r>
             <w:proofErr w:type="spellStart"/>
             <w:r>
@@ -17960,7 +16505,7 @@
                 <w:sz w:val="18"/>
                 <w:szCs w:val="18"/>
               </w:rPr>
-              <w:t>a.hgvs_c</w:t>
+              <w:t>a.hgvs_p</w:t>
             </w:r>
             <w:proofErr w:type="spellEnd"/>
             <w:r>
@@ -17972,7 +16517,7 @@
                 <w:sz w:val="18"/>
                 <w:szCs w:val="18"/>
               </w:rPr>
-              <w:t xml:space="preserve">}}{%if </w:t>
+              <w:t>!=”p.?”%} {{</w:t>
             </w:r>
             <w:proofErr w:type="spellStart"/>
             <w:r>
@@ -17996,10 +16541,13 @@
                 <w:sz w:val="18"/>
                 <w:szCs w:val="18"/>
               </w:rPr>
-              <w:t>!=”p.?”%} {{</w:t>
-            </w:r>
-            <w:proofErr w:type="spellStart"/>
-            <w:r>
+              <w:t>}}{%endif%}</w:t>
+            </w:r>
+          </w:p>
+          <w:p>
+            <w:pPr>
+              <w:spacing w:line="360" w:lineRule="exact"/>
+              <w:jc w:val="center"/>
               <w:rPr>
                 <w:rFonts w:ascii="思源黑体 CN Bold" w:eastAsia="思源黑体 CN Bold" w:hAnsi="思源黑体 CN Bold"/>
                 <w:b/>
@@ -18008,9 +16556,7 @@
                 <w:sz w:val="18"/>
                 <w:szCs w:val="18"/>
               </w:rPr>
-              <w:t>a.hgvs_p</w:t>
-            </w:r>
-            <w:proofErr w:type="spellEnd"/>
+            </w:pPr>
             <w:r>
               <w:rPr>
                 <w:rFonts w:ascii="思源黑体 CN Bold" w:eastAsia="思源黑体 CN Bold" w:hAnsi="思源黑体 CN Bold"/>
@@ -18020,13 +16566,10 @@
                 <w:sz w:val="18"/>
                 <w:szCs w:val="18"/>
               </w:rPr>
-              <w:t>}}{%endif%}</w:t>
-            </w:r>
-          </w:p>
-          <w:p>
-            <w:pPr>
-              <w:spacing w:line="360" w:lineRule="exact"/>
-              <w:jc w:val="center"/>
+              <w:t xml:space="preserve">{%p </w:t>
+            </w:r>
+            <w:proofErr w:type="spellStart"/>
+            <w:r>
               <w:rPr>
                 <w:rFonts w:ascii="思源黑体 CN Bold" w:eastAsia="思源黑体 CN Bold" w:hAnsi="思源黑体 CN Bold"/>
                 <w:b/>
@@ -18035,7 +16578,9 @@
                 <w:sz w:val="18"/>
                 <w:szCs w:val="18"/>
               </w:rPr>
-            </w:pPr>
+              <w:t>elif</w:t>
+            </w:r>
+            <w:proofErr w:type="spellEnd"/>
             <w:r>
               <w:rPr>
                 <w:rFonts w:ascii="思源黑体 CN Bold" w:eastAsia="思源黑体 CN Bold" w:hAnsi="思源黑体 CN Bold"/>
@@ -18045,7 +16590,7 @@
                 <w:sz w:val="18"/>
                 <w:szCs w:val="18"/>
               </w:rPr>
-              <w:t xml:space="preserve">{%p </w:t>
+              <w:t xml:space="preserve"> </w:t>
             </w:r>
             <w:proofErr w:type="spellStart"/>
             <w:r>
@@ -18057,7 +16602,7 @@
                 <w:sz w:val="18"/>
                 <w:szCs w:val="18"/>
               </w:rPr>
-              <w:t>elif</w:t>
+              <w:t>a.bio_category</w:t>
             </w:r>
             <w:proofErr w:type="spellEnd"/>
             <w:r>
@@ -18069,7 +16614,7 @@
                 <w:sz w:val="18"/>
                 <w:szCs w:val="18"/>
               </w:rPr>
-              <w:t xml:space="preserve"> </w:t>
+              <w:t>==”</w:t>
             </w:r>
             <w:proofErr w:type="spellStart"/>
             <w:r>
@@ -18081,7 +16626,7 @@
                 <w:sz w:val="18"/>
                 <w:szCs w:val="18"/>
               </w:rPr>
-              <w:t>a.bio_category</w:t>
+              <w:t>Cnv</w:t>
             </w:r>
             <w:proofErr w:type="spellEnd"/>
             <w:r>
@@ -18093,10 +16638,13 @@
                 <w:sz w:val="18"/>
                 <w:szCs w:val="18"/>
               </w:rPr>
-              <w:t>=</w:t>
-            </w:r>
-            <w:proofErr w:type="gramStart"/>
-            <w:r>
+              <w:t>”%}</w:t>
+            </w:r>
+          </w:p>
+          <w:p>
+            <w:pPr>
+              <w:spacing w:line="360" w:lineRule="exact"/>
+              <w:jc w:val="center"/>
               <w:rPr>
                 <w:rFonts w:ascii="思源黑体 CN Bold" w:eastAsia="思源黑体 CN Bold" w:hAnsi="思源黑体 CN Bold"/>
                 <w:b/>
@@ -18105,104 +16653,98 @@
                 <w:sz w:val="18"/>
                 <w:szCs w:val="18"/>
               </w:rPr>
-              <w:t>=”</w:t>
-            </w:r>
-            <w:proofErr w:type="spellStart"/>
-            <w:r>
-              <w:rPr>
-                <w:rFonts w:ascii="思源黑体 CN Bold" w:eastAsia="思源黑体 CN Bold" w:hAnsi="思源黑体 CN Bold"/>
-                <w:b/>
-                <w:bCs/>
+            </w:pPr>
+            <w:r>
+              <w:rPr>
+                <w:rFonts w:ascii="思源黑体 CN Bold" w:eastAsia="思源黑体 CN Bold" w:hAnsi="思源黑体 CN Bold" w:hint="eastAsia"/>
+                <w:b/>
+                <w:bCs/>
+                <w:i/>
+                <w:iCs/>
                 <w:color w:val="FFFFFF" w:themeColor="background1"/>
                 <w:sz w:val="18"/>
                 <w:szCs w:val="18"/>
               </w:rPr>
-              <w:t>Cnv</w:t>
-            </w:r>
-            <w:proofErr w:type="spellEnd"/>
-            <w:proofErr w:type="gramEnd"/>
-            <w:r>
-              <w:rPr>
-                <w:rFonts w:ascii="思源黑体 CN Bold" w:eastAsia="思源黑体 CN Bold" w:hAnsi="思源黑体 CN Bold"/>
-                <w:b/>
-                <w:bCs/>
+              <w:t>{{</w:t>
+            </w:r>
+            <w:proofErr w:type="spellStart"/>
+            <w:r>
+              <w:rPr>
+                <w:rFonts w:ascii="思源黑体 CN Bold" w:eastAsia="思源黑体 CN Bold" w:hAnsi="思源黑体 CN Bold" w:hint="eastAsia"/>
+                <w:b/>
+                <w:bCs/>
+                <w:i/>
+                <w:iCs/>
                 <w:color w:val="FFFFFF" w:themeColor="background1"/>
                 <w:sz w:val="18"/>
                 <w:szCs w:val="18"/>
               </w:rPr>
-              <w:t>”%}</w:t>
-            </w:r>
-          </w:p>
-          <w:p>
-            <w:pPr>
-              <w:spacing w:line="360" w:lineRule="exact"/>
-              <w:jc w:val="center"/>
-              <w:rPr>
-                <w:rFonts w:ascii="思源黑体 CN Bold" w:eastAsia="思源黑体 CN Bold" w:hAnsi="思源黑体 CN Bold"/>
-                <w:b/>
-                <w:bCs/>
+              <w:t>a.gene_symbol</w:t>
+            </w:r>
+            <w:proofErr w:type="spellEnd"/>
+            <w:r>
+              <w:rPr>
+                <w:rFonts w:ascii="思源黑体 CN Bold" w:eastAsia="思源黑体 CN Bold" w:hAnsi="思源黑体 CN Bold" w:hint="eastAsia"/>
+                <w:b/>
+                <w:bCs/>
+                <w:i/>
+                <w:iCs/>
                 <w:color w:val="FFFFFF" w:themeColor="background1"/>
                 <w:sz w:val="18"/>
                 <w:szCs w:val="18"/>
               </w:rPr>
-            </w:pPr>
+              <w:t>}}</w:t>
+            </w:r>
             <w:r>
               <w:rPr>
                 <w:rFonts w:ascii="思源黑体 CN Bold" w:eastAsia="思源黑体 CN Bold" w:hAnsi="思源黑体 CN Bold" w:hint="eastAsia"/>
                 <w:b/>
                 <w:bCs/>
-                <w:i/>
-                <w:iCs/>
                 <w:color w:val="FFFFFF" w:themeColor="background1"/>
                 <w:sz w:val="18"/>
                 <w:szCs w:val="18"/>
               </w:rPr>
-              <w:t>{{</w:t>
-            </w:r>
-            <w:proofErr w:type="spellStart"/>
-            <w:r>
-              <w:rPr>
-                <w:rFonts w:ascii="思源黑体 CN Bold" w:eastAsia="思源黑体 CN Bold" w:hAnsi="思源黑体 CN Bold" w:hint="eastAsia"/>
-                <w:b/>
-                <w:bCs/>
-                <w:i/>
-                <w:iCs/>
+              <w:t xml:space="preserve"> 扩增</w:t>
+            </w:r>
+          </w:p>
+          <w:p>
+            <w:pPr>
+              <w:spacing w:line="360" w:lineRule="exact"/>
+              <w:jc w:val="center"/>
+              <w:rPr>
+                <w:rFonts w:ascii="思源黑体 CN Bold" w:eastAsia="思源黑体 CN Bold" w:hAnsi="思源黑体 CN Bold"/>
+                <w:b/>
+                <w:bCs/>
                 <w:color w:val="FFFFFF" w:themeColor="background1"/>
                 <w:sz w:val="18"/>
                 <w:szCs w:val="18"/>
               </w:rPr>
-              <w:t>a.gene_symbol</w:t>
-            </w:r>
-            <w:proofErr w:type="spellEnd"/>
-            <w:r>
-              <w:rPr>
-                <w:rFonts w:ascii="思源黑体 CN Bold" w:eastAsia="思源黑体 CN Bold" w:hAnsi="思源黑体 CN Bold" w:hint="eastAsia"/>
-                <w:b/>
-                <w:bCs/>
-                <w:i/>
-                <w:iCs/>
+            </w:pPr>
+            <w:r>
+              <w:rPr>
+                <w:rFonts w:ascii="思源黑体 CN Bold" w:eastAsia="思源黑体 CN Bold" w:hAnsi="思源黑体 CN Bold"/>
+                <w:b/>
+                <w:bCs/>
                 <w:color w:val="FFFFFF" w:themeColor="background1"/>
                 <w:sz w:val="18"/>
                 <w:szCs w:val="18"/>
               </w:rPr>
-              <w:t>}}</w:t>
-            </w:r>
-            <w:r>
-              <w:rPr>
-                <w:rFonts w:ascii="思源黑体 CN Bold" w:eastAsia="思源黑体 CN Bold" w:hAnsi="思源黑体 CN Bold" w:hint="eastAsia"/>
+              <w:t xml:space="preserve">{%p </w:t>
+            </w:r>
+            <w:proofErr w:type="spellStart"/>
+            <w:r>
+              <w:rPr>
+                <w:rFonts w:ascii="思源黑体 CN Bold" w:eastAsia="思源黑体 CN Bold" w:hAnsi="思源黑体 CN Bold"/>
                 <w:b/>
                 <w:bCs/>
                 <w:color w:val="FFFFFF" w:themeColor="background1"/>
                 <w:sz w:val="18"/>
                 <w:szCs w:val="18"/>
               </w:rPr>
-              <w:t xml:space="preserve"> 扩增</w:t>
-            </w:r>
-          </w:p>
-          <w:p>
-            <w:pPr>
-              <w:spacing w:line="360" w:lineRule="exact"/>
-              <w:jc w:val="center"/>
+              <w:t>elif</w:t>
+            </w:r>
+            <w:proofErr w:type="spellEnd"/>
+            <w:r>
               <w:rPr>
                 <w:rFonts w:ascii="思源黑体 CN Bold" w:eastAsia="思源黑体 CN Bold" w:hAnsi="思源黑体 CN Bold"/>
                 <w:b/>
@@ -18211,7 +16753,9 @@
                 <w:sz w:val="18"/>
                 <w:szCs w:val="18"/>
               </w:rPr>
-            </w:pPr>
+              <w:t xml:space="preserve"> </w:t>
+            </w:r>
+            <w:proofErr w:type="spellStart"/>
             <w:r>
               <w:rPr>
                 <w:rFonts w:ascii="思源黑体 CN Bold" w:eastAsia="思源黑体 CN Bold" w:hAnsi="思源黑体 CN Bold"/>
@@ -18221,9 +16765,9 @@
                 <w:sz w:val="18"/>
                 <w:szCs w:val="18"/>
               </w:rPr>
-              <w:t xml:space="preserve">{%p </w:t>
-            </w:r>
-            <w:proofErr w:type="spellStart"/>
+              <w:t>a.bio_category</w:t>
+            </w:r>
+            <w:proofErr w:type="spellEnd"/>
             <w:r>
               <w:rPr>
                 <w:rFonts w:ascii="思源黑体 CN Bold" w:eastAsia="思源黑体 CN Bold" w:hAnsi="思源黑体 CN Bold"/>
@@ -18233,9 +16777,9 @@
                 <w:sz w:val="18"/>
                 <w:szCs w:val="18"/>
               </w:rPr>
-              <w:t>elif</w:t>
-            </w:r>
-            <w:proofErr w:type="spellEnd"/>
+              <w:t>==”</w:t>
+            </w:r>
+            <w:proofErr w:type="spellStart"/>
             <w:r>
               <w:rPr>
                 <w:rFonts w:ascii="思源黑体 CN Bold" w:eastAsia="思源黑体 CN Bold" w:hAnsi="思源黑体 CN Bold"/>
@@ -18245,58 +16789,9 @@
                 <w:sz w:val="18"/>
                 <w:szCs w:val="18"/>
               </w:rPr>
-              <w:t xml:space="preserve"> </w:t>
-            </w:r>
-            <w:proofErr w:type="spellStart"/>
-            <w:r>
-              <w:rPr>
-                <w:rFonts w:ascii="思源黑体 CN Bold" w:eastAsia="思源黑体 CN Bold" w:hAnsi="思源黑体 CN Bold"/>
-                <w:b/>
-                <w:bCs/>
-                <w:color w:val="FFFFFF" w:themeColor="background1"/>
-                <w:sz w:val="18"/>
-                <w:szCs w:val="18"/>
-              </w:rPr>
-              <w:t>a.bio_category</w:t>
+              <w:t>Sv</w:t>
             </w:r>
             <w:proofErr w:type="spellEnd"/>
-            <w:r>
-              <w:rPr>
-                <w:rFonts w:ascii="思源黑体 CN Bold" w:eastAsia="思源黑体 CN Bold" w:hAnsi="思源黑体 CN Bold"/>
-                <w:b/>
-                <w:bCs/>
-                <w:color w:val="FFFFFF" w:themeColor="background1"/>
-                <w:sz w:val="18"/>
-                <w:szCs w:val="18"/>
-              </w:rPr>
-              <w:t>=</w:t>
-            </w:r>
-            <w:proofErr w:type="gramStart"/>
-            <w:r>
-              <w:rPr>
-                <w:rFonts w:ascii="思源黑体 CN Bold" w:eastAsia="思源黑体 CN Bold" w:hAnsi="思源黑体 CN Bold"/>
-                <w:b/>
-                <w:bCs/>
-                <w:color w:val="FFFFFF" w:themeColor="background1"/>
-                <w:sz w:val="18"/>
-                <w:szCs w:val="18"/>
-              </w:rPr>
-              <w:t>=”</w:t>
-            </w:r>
-            <w:proofErr w:type="spellStart"/>
-            <w:r>
-              <w:rPr>
-                <w:rFonts w:ascii="思源黑体 CN Bold" w:eastAsia="思源黑体 CN Bold" w:hAnsi="思源黑体 CN Bold"/>
-                <w:b/>
-                <w:bCs/>
-                <w:color w:val="FFFFFF" w:themeColor="background1"/>
-                <w:sz w:val="18"/>
-                <w:szCs w:val="18"/>
-              </w:rPr>
-              <w:t>Sv</w:t>
-            </w:r>
-            <w:proofErr w:type="spellEnd"/>
-            <w:proofErr w:type="gramEnd"/>
             <w:r>
               <w:rPr>
                 <w:rFonts w:ascii="思源黑体 CN Bold" w:eastAsia="思源黑体 CN Bold" w:hAnsi="思源黑体 CN Bold"/>
@@ -18602,23 +17097,13 @@
               <w:t xml:space="preserve">{%p if “,” in </w:t>
             </w:r>
             <w:proofErr w:type="spellStart"/>
-            <w:proofErr w:type="gramStart"/>
-            <w:r>
-              <w:rPr>
-                <w:rFonts w:ascii="思源黑体 CN Normal" w:eastAsia="思源黑体 CN Normal" w:hAnsi="思源黑体 CN Normal"/>
-                <w:sz w:val="17"/>
-                <w:szCs w:val="17"/>
-              </w:rPr>
-              <w:t>a.gene</w:t>
-            </w:r>
-            <w:proofErr w:type="gramEnd"/>
-            <w:r>
-              <w:rPr>
-                <w:rFonts w:ascii="思源黑体 CN Normal" w:eastAsia="思源黑体 CN Normal" w:hAnsi="思源黑体 CN Normal"/>
-                <w:sz w:val="17"/>
-                <w:szCs w:val="17"/>
-              </w:rPr>
-              <w:t>_symbol</w:t>
+            <w:r>
+              <w:rPr>
+                <w:rFonts w:ascii="思源黑体 CN Normal" w:eastAsia="思源黑体 CN Normal" w:hAnsi="思源黑体 CN Normal"/>
+                <w:sz w:val="17"/>
+                <w:szCs w:val="17"/>
+              </w:rPr>
+              <w:t>a.gene_symbol</w:t>
             </w:r>
             <w:proofErr w:type="spellEnd"/>
             <w:r>
@@ -18719,23 +17204,13 @@
               <w:t xml:space="preserve">{%p if </w:t>
             </w:r>
             <w:proofErr w:type="spellStart"/>
-            <w:proofErr w:type="gramStart"/>
-            <w:r>
-              <w:rPr>
-                <w:rFonts w:ascii="思源黑体 CN Normal" w:eastAsia="思源黑体 CN Normal" w:hAnsi="思源黑体 CN Normal"/>
-                <w:sz w:val="17"/>
-                <w:szCs w:val="17"/>
-              </w:rPr>
-              <w:t>a.five</w:t>
-            </w:r>
-            <w:proofErr w:type="gramEnd"/>
-            <w:r>
-              <w:rPr>
-                <w:rFonts w:ascii="思源黑体 CN Normal" w:eastAsia="思源黑体 CN Normal" w:hAnsi="思源黑体 CN Normal"/>
-                <w:sz w:val="17"/>
-                <w:szCs w:val="17"/>
-              </w:rPr>
-              <w:t>_prime_gene</w:t>
+            <w:r>
+              <w:rPr>
+                <w:rFonts w:ascii="思源黑体 CN Normal" w:eastAsia="思源黑体 CN Normal" w:hAnsi="思源黑体 CN Normal"/>
+                <w:sz w:val="17"/>
+                <w:szCs w:val="17"/>
+              </w:rPr>
+              <w:t>a.five_prime_gene</w:t>
             </w:r>
             <w:proofErr w:type="spellEnd"/>
             <w:r>
@@ -18782,23 +17257,13 @@
               <w:t>{{</w:t>
             </w:r>
             <w:proofErr w:type="spellStart"/>
-            <w:proofErr w:type="gramStart"/>
-            <w:r>
-              <w:rPr>
-                <w:rFonts w:ascii="思源黑体 CN Normal" w:eastAsia="思源黑体 CN Normal" w:hAnsi="思源黑体 CN Normal"/>
-                <w:sz w:val="17"/>
-                <w:szCs w:val="17"/>
-              </w:rPr>
-              <w:t>a.five</w:t>
-            </w:r>
-            <w:proofErr w:type="gramEnd"/>
-            <w:r>
-              <w:rPr>
-                <w:rFonts w:ascii="思源黑体 CN Normal" w:eastAsia="思源黑体 CN Normal" w:hAnsi="思源黑体 CN Normal"/>
-                <w:sz w:val="17"/>
-                <w:szCs w:val="17"/>
-              </w:rPr>
-              <w:t>_prime_gene_function|e</w:t>
+            <w:r>
+              <w:rPr>
+                <w:rFonts w:ascii="思源黑体 CN Normal" w:eastAsia="思源黑体 CN Normal" w:hAnsi="思源黑体 CN Normal"/>
+                <w:sz w:val="17"/>
+                <w:szCs w:val="17"/>
+              </w:rPr>
+              <w:t>a.five_prime_gene_function|e</w:t>
             </w:r>
             <w:proofErr w:type="spellEnd"/>
             <w:r>
@@ -18827,23 +17292,13 @@
               <w:t>{{</w:t>
             </w:r>
             <w:proofErr w:type="spellStart"/>
-            <w:proofErr w:type="gramStart"/>
-            <w:r>
-              <w:rPr>
-                <w:rFonts w:ascii="思源黑体 CN Normal" w:eastAsia="思源黑体 CN Normal" w:hAnsi="思源黑体 CN Normal"/>
-                <w:sz w:val="17"/>
-                <w:szCs w:val="17"/>
-              </w:rPr>
-              <w:t>a.three</w:t>
-            </w:r>
-            <w:proofErr w:type="gramEnd"/>
-            <w:r>
-              <w:rPr>
-                <w:rFonts w:ascii="思源黑体 CN Normal" w:eastAsia="思源黑体 CN Normal" w:hAnsi="思源黑体 CN Normal"/>
-                <w:sz w:val="17"/>
-                <w:szCs w:val="17"/>
-              </w:rPr>
-              <w:t>_prime_gene_function|e</w:t>
+            <w:r>
+              <w:rPr>
+                <w:rFonts w:ascii="思源黑体 CN Normal" w:eastAsia="思源黑体 CN Normal" w:hAnsi="思源黑体 CN Normal"/>
+                <w:sz w:val="17"/>
+                <w:szCs w:val="17"/>
+              </w:rPr>
+              <w:t>a.three_prime_gene_function|e</w:t>
             </w:r>
             <w:proofErr w:type="spellEnd"/>
             <w:r>
@@ -18889,23 +17344,13 @@
               <w:t>{{</w:t>
             </w:r>
             <w:proofErr w:type="spellStart"/>
-            <w:proofErr w:type="gramStart"/>
-            <w:r>
-              <w:rPr>
-                <w:rFonts w:ascii="思源黑体 CN Normal" w:eastAsia="思源黑体 CN Normal" w:hAnsi="思源黑体 CN Normal"/>
-                <w:sz w:val="17"/>
-                <w:szCs w:val="17"/>
-              </w:rPr>
-              <w:t>a.five</w:t>
-            </w:r>
-            <w:proofErr w:type="gramEnd"/>
-            <w:r>
-              <w:rPr>
-                <w:rFonts w:ascii="思源黑体 CN Normal" w:eastAsia="思源黑体 CN Normal" w:hAnsi="思源黑体 CN Normal"/>
-                <w:sz w:val="17"/>
-                <w:szCs w:val="17"/>
-              </w:rPr>
-              <w:t>_prime_gene_function|e</w:t>
+            <w:r>
+              <w:rPr>
+                <w:rFonts w:ascii="思源黑体 CN Normal" w:eastAsia="思源黑体 CN Normal" w:hAnsi="思源黑体 CN Normal"/>
+                <w:sz w:val="17"/>
+                <w:szCs w:val="17"/>
+              </w:rPr>
+              <w:t>a.five_prime_gene_function|e</w:t>
             </w:r>
             <w:proofErr w:type="spellEnd"/>
             <w:r>
@@ -18968,23 +17413,13 @@
               <w:t>{{</w:t>
             </w:r>
             <w:proofErr w:type="spellStart"/>
-            <w:proofErr w:type="gramStart"/>
-            <w:r>
-              <w:rPr>
-                <w:rFonts w:ascii="思源黑体 CN Normal" w:eastAsia="思源黑体 CN Normal" w:hAnsi="思源黑体 CN Normal"/>
-                <w:sz w:val="17"/>
-                <w:szCs w:val="17"/>
-              </w:rPr>
-              <w:t>a.gene</w:t>
-            </w:r>
-            <w:proofErr w:type="gramEnd"/>
-            <w:r>
-              <w:rPr>
-                <w:rFonts w:ascii="思源黑体 CN Normal" w:eastAsia="思源黑体 CN Normal" w:hAnsi="思源黑体 CN Normal"/>
-                <w:sz w:val="17"/>
-                <w:szCs w:val="17"/>
-              </w:rPr>
-              <w:t>_function|e</w:t>
+            <w:r>
+              <w:rPr>
+                <w:rFonts w:ascii="思源黑体 CN Normal" w:eastAsia="思源黑体 CN Normal" w:hAnsi="思源黑体 CN Normal"/>
+                <w:sz w:val="17"/>
+                <w:szCs w:val="17"/>
+              </w:rPr>
+              <w:t>a.gene_function|e</w:t>
             </w:r>
             <w:proofErr w:type="spellEnd"/>
             <w:r>
@@ -19067,23 +17502,13 @@
               <w:t>{{</w:t>
             </w:r>
             <w:proofErr w:type="spellStart"/>
-            <w:proofErr w:type="gramStart"/>
-            <w:r>
-              <w:rPr>
-                <w:rFonts w:ascii="思源黑体 CN Normal" w:eastAsia="思源黑体 CN Normal" w:hAnsi="思源黑体 CN Normal"/>
-                <w:sz w:val="17"/>
-                <w:szCs w:val="17"/>
-              </w:rPr>
-              <w:t>a.variant</w:t>
-            </w:r>
-            <w:proofErr w:type="gramEnd"/>
-            <w:r>
-              <w:rPr>
-                <w:rFonts w:ascii="思源黑体 CN Normal" w:eastAsia="思源黑体 CN Normal" w:hAnsi="思源黑体 CN Normal"/>
-                <w:sz w:val="17"/>
-                <w:szCs w:val="17"/>
-              </w:rPr>
-              <w:t>_desc_cn|e</w:t>
+            <w:r>
+              <w:rPr>
+                <w:rFonts w:ascii="思源黑体 CN Normal" w:eastAsia="思源黑体 CN Normal" w:hAnsi="思源黑体 CN Normal"/>
+                <w:sz w:val="17"/>
+                <w:szCs w:val="17"/>
+              </w:rPr>
+              <w:t>a.variant_desc_cn|e</w:t>
             </w:r>
             <w:proofErr w:type="spellEnd"/>
             <w:r>
@@ -19198,27 +17623,7 @@
                 <w:sz w:val="17"/>
                 <w:szCs w:val="17"/>
               </w:rPr>
-              <w:t>a.evi_sum.evi_</w:t>
-            </w:r>
-            <w:proofErr w:type="gramStart"/>
-            <w:r>
-              <w:rPr>
-                <w:rFonts w:ascii="思源黑体 CN Normal" w:eastAsia="思源黑体 CN Normal" w:hAnsi="思源黑体 CN Normal" w:hint="eastAsia"/>
-                <w:color w:val="000000" w:themeColor="text1"/>
-                <w:sz w:val="17"/>
-                <w:szCs w:val="17"/>
-              </w:rPr>
-              <w:t>split.Predictive</w:t>
-            </w:r>
-            <w:proofErr w:type="gramEnd"/>
-            <w:r>
-              <w:rPr>
-                <w:rFonts w:ascii="思源黑体 CN Normal" w:eastAsia="思源黑体 CN Normal" w:hAnsi="思源黑体 CN Normal" w:hint="eastAsia"/>
-                <w:color w:val="000000" w:themeColor="text1"/>
-                <w:sz w:val="17"/>
-                <w:szCs w:val="17"/>
-              </w:rPr>
-              <w:t>_merge</w:t>
+              <w:t>a.evi_sum.evi_split.Predictive_merge</w:t>
             </w:r>
             <w:proofErr w:type="spellEnd"/>
             <w:r>
@@ -19308,19 +17713,8 @@
                 <w:sz w:val="17"/>
                 <w:szCs w:val="17"/>
               </w:rPr>
-              <w:t>a.evi_sum.evi_</w:t>
-            </w:r>
-            <w:proofErr w:type="gramStart"/>
-            <w:r>
-              <w:rPr>
-                <w:rFonts w:ascii="思源黑体 CN Normal" w:eastAsia="思源黑体 CN Normal" w:hAnsi="思源黑体 CN Normal"/>
-                <w:color w:val="000000" w:themeColor="text1"/>
-                <w:sz w:val="17"/>
-                <w:szCs w:val="17"/>
-              </w:rPr>
-              <w:t>split.Predictive</w:t>
-            </w:r>
-            <w:proofErr w:type="gramEnd"/>
+              <w:t>a.evi_sum.evi_split.Predictive</w:t>
+            </w:r>
             <w:r>
               <w:rPr>
                 <w:rFonts w:ascii="思源黑体 CN Normal" w:eastAsia="思源黑体 CN Normal" w:hAnsi="思源黑体 CN Normal"/>
@@ -19369,19 +17763,8 @@
                 <w:sz w:val="17"/>
                 <w:szCs w:val="17"/>
               </w:rPr>
-              <w:t>a.evi_sum.evi_</w:t>
-            </w:r>
-            <w:proofErr w:type="gramStart"/>
-            <w:r>
-              <w:rPr>
-                <w:rFonts w:ascii="思源黑体 CN Normal" w:eastAsia="思源黑体 CN Normal" w:hAnsi="思源黑体 CN Normal"/>
-                <w:color w:val="000000" w:themeColor="text1"/>
-                <w:sz w:val="17"/>
-                <w:szCs w:val="17"/>
-              </w:rPr>
-              <w:t>split.Predictive</w:t>
-            </w:r>
-            <w:proofErr w:type="gramEnd"/>
+              <w:t>a.evi_sum.evi_split.Predictive</w:t>
+            </w:r>
             <w:r>
               <w:rPr>
                 <w:rFonts w:ascii="思源黑体 CN Normal" w:eastAsia="思源黑体 CN Normal" w:hAnsi="思源黑体 CN Normal"/>
@@ -19586,20 +17969,9 @@
                 <w:sz w:val="17"/>
                 <w:szCs w:val="17"/>
               </w:rPr>
-              <w:t>a.evi_sum.evi_</w:t>
-            </w:r>
-            <w:proofErr w:type="gramStart"/>
-            <w:r>
-              <w:rPr>
-                <w:rFonts w:ascii="思源黑体 CN Normal" w:eastAsia="思源黑体 CN Normal" w:hAnsi="思源黑体 CN Normal"/>
-                <w:color w:val="000000" w:themeColor="text1"/>
-                <w:sz w:val="17"/>
-                <w:szCs w:val="17"/>
-              </w:rPr>
-              <w:t>split.Prognostic</w:t>
+              <w:t>a.evi_sum.evi_split.Prognostic</w:t>
             </w:r>
             <w:proofErr w:type="spellEnd"/>
-            <w:proofErr w:type="gramEnd"/>
             <w:r>
               <w:rPr>
                 <w:rFonts w:ascii="思源黑体 CN Normal" w:eastAsia="思源黑体 CN Normal" w:hAnsi="思源黑体 CN Normal"/>
@@ -19638,20 +18010,9 @@
                 <w:sz w:val="17"/>
                 <w:szCs w:val="17"/>
               </w:rPr>
-              <w:t>a.evi_sum.evi_</w:t>
-            </w:r>
-            <w:proofErr w:type="gramStart"/>
-            <w:r>
-              <w:rPr>
-                <w:rFonts w:ascii="思源黑体 CN Normal" w:eastAsia="思源黑体 CN Normal" w:hAnsi="思源黑体 CN Normal"/>
-                <w:color w:val="000000" w:themeColor="text1"/>
-                <w:sz w:val="17"/>
-                <w:szCs w:val="17"/>
-              </w:rPr>
-              <w:t>split.Prognostic</w:t>
+              <w:t>a.evi_sum.evi_split.Prognostic</w:t>
             </w:r>
             <w:proofErr w:type="spellEnd"/>
-            <w:proofErr w:type="gramEnd"/>
             <w:r>
               <w:rPr>
                 <w:rFonts w:ascii="思源黑体 CN Normal" w:eastAsia="思源黑体 CN Normal" w:hAnsi="思源黑体 CN Normal"/>
@@ -19822,20 +18183,9 @@
                 <w:sz w:val="17"/>
                 <w:szCs w:val="17"/>
               </w:rPr>
-              <w:t>a.evi_sum.evi_</w:t>
-            </w:r>
-            <w:proofErr w:type="gramStart"/>
-            <w:r>
-              <w:rPr>
-                <w:rFonts w:ascii="思源黑体 CN Normal" w:eastAsia="思源黑体 CN Normal" w:hAnsi="思源黑体 CN Normal"/>
-                <w:color w:val="000000" w:themeColor="text1"/>
-                <w:sz w:val="17"/>
-                <w:szCs w:val="17"/>
-              </w:rPr>
-              <w:t>split.Diagnostic</w:t>
+              <w:t>a.evi_sum.evi_split.Diagnostic</w:t>
             </w:r>
             <w:proofErr w:type="spellEnd"/>
-            <w:proofErr w:type="gramEnd"/>
             <w:r>
               <w:rPr>
                 <w:rFonts w:ascii="思源黑体 CN Normal" w:eastAsia="思源黑体 CN Normal" w:hAnsi="思源黑体 CN Normal"/>
@@ -19874,20 +18224,9 @@
                 <w:sz w:val="17"/>
                 <w:szCs w:val="17"/>
               </w:rPr>
-              <w:t>a.evi_sum.evi_</w:t>
-            </w:r>
-            <w:proofErr w:type="gramStart"/>
-            <w:r>
-              <w:rPr>
-                <w:rFonts w:ascii="思源黑体 CN Normal" w:eastAsia="思源黑体 CN Normal" w:hAnsi="思源黑体 CN Normal"/>
-                <w:color w:val="000000" w:themeColor="text1"/>
-                <w:sz w:val="17"/>
-                <w:szCs w:val="17"/>
-              </w:rPr>
-              <w:t>split.Diagnostic</w:t>
+              <w:t>a.evi_sum.evi_split.Diagnostic</w:t>
             </w:r>
             <w:proofErr w:type="spellEnd"/>
-            <w:proofErr w:type="gramEnd"/>
             <w:r>
               <w:rPr>
                 <w:rFonts w:ascii="思源黑体 CN Normal" w:eastAsia="思源黑体 CN Normal" w:hAnsi="思源黑体 CN Normal"/>
@@ -20533,15 +18872,7 @@
       </w:r>
       <w:proofErr w:type="spellStart"/>
       <w:r>
-        <w:t>var.var_</w:t>
-      </w:r>
-      <w:proofErr w:type="gramStart"/>
-      <w:r>
-        <w:t>somatic.level</w:t>
-      </w:r>
-      <w:proofErr w:type="gramEnd"/>
-      <w:r>
-        <w:t>_onco_nodrug</w:t>
+        <w:t>var.var_somatic.level_onco_nodrug</w:t>
       </w:r>
       <w:proofErr w:type="spellEnd"/>
       <w:r>
@@ -20560,15 +18891,7 @@
       </w:r>
       <w:proofErr w:type="spellStart"/>
       <w:r>
-        <w:t>var.var_</w:t>
-      </w:r>
-      <w:proofErr w:type="gramStart"/>
-      <w:r>
-        <w:t>somatic.level</w:t>
-      </w:r>
-      <w:proofErr w:type="gramEnd"/>
-      <w:r>
-        <w:t>_onco_nodrug</w:t>
+        <w:t>var.var_somatic.level_onco_nodrug</w:t>
       </w:r>
       <w:proofErr w:type="spellEnd"/>
       <w:r>
@@ -20650,9 +18973,9 @@
                 <w:sz w:val="18"/>
                 <w:szCs w:val="18"/>
               </w:rPr>
-              <w:t>=</w:t>
-            </w:r>
-            <w:proofErr w:type="gramStart"/>
+              <w:t>==”</w:t>
+            </w:r>
+            <w:proofErr w:type="spellStart"/>
             <w:r>
               <w:rPr>
                 <w:rFonts w:ascii="思源黑体 CN Bold" w:eastAsia="思源黑体 CN Bold" w:hAnsi="思源黑体 CN Bold"/>
@@ -20662,9 +18985,9 @@
                 <w:sz w:val="18"/>
                 <w:szCs w:val="18"/>
               </w:rPr>
-              <w:t>=”</w:t>
-            </w:r>
-            <w:proofErr w:type="spellStart"/>
+              <w:t>Snvindel</w:t>
+            </w:r>
+            <w:proofErr w:type="spellEnd"/>
             <w:r>
               <w:rPr>
                 <w:rFonts w:ascii="思源黑体 CN Bold" w:eastAsia="思源黑体 CN Bold" w:hAnsi="思源黑体 CN Bold"/>
@@ -20674,11 +18997,13 @@
                 <w:sz w:val="18"/>
                 <w:szCs w:val="18"/>
               </w:rPr>
-              <w:t>Snvindel</w:t>
-            </w:r>
-            <w:proofErr w:type="spellEnd"/>
-            <w:proofErr w:type="gramEnd"/>
-            <w:r>
+              <w:t>”%}</w:t>
+            </w:r>
+          </w:p>
+          <w:p>
+            <w:pPr>
+              <w:spacing w:line="360" w:lineRule="exact"/>
+              <w:jc w:val="center"/>
               <w:rPr>
                 <w:rFonts w:ascii="思源黑体 CN Bold" w:eastAsia="思源黑体 CN Bold" w:hAnsi="思源黑体 CN Bold"/>
                 <w:b/>
@@ -20687,22 +19012,21 @@
                 <w:sz w:val="18"/>
                 <w:szCs w:val="18"/>
               </w:rPr>
-              <w:t>”%}</w:t>
-            </w:r>
-          </w:p>
-          <w:p>
-            <w:pPr>
-              <w:spacing w:line="360" w:lineRule="exact"/>
-              <w:jc w:val="center"/>
+            </w:pPr>
+            <w:r>
               <w:rPr>
                 <w:rFonts w:ascii="思源黑体 CN Bold" w:eastAsia="思源黑体 CN Bold" w:hAnsi="思源黑体 CN Bold"/>
                 <w:b/>
                 <w:bCs/>
+                <w:i/>
+                <w:iCs/>
                 <w:color w:val="FFFFFF" w:themeColor="background1"/>
                 <w:sz w:val="18"/>
                 <w:szCs w:val="18"/>
               </w:rPr>
-            </w:pPr>
+              <w:t>{{</w:t>
+            </w:r>
+            <w:proofErr w:type="spellStart"/>
             <w:r>
               <w:rPr>
                 <w:rFonts w:ascii="思源黑体 CN Bold" w:eastAsia="思源黑体 CN Bold" w:hAnsi="思源黑体 CN Bold"/>
@@ -20714,10 +19038,9 @@
                 <w:sz w:val="18"/>
                 <w:szCs w:val="18"/>
               </w:rPr>
-              <w:t>{{</w:t>
-            </w:r>
-            <w:proofErr w:type="spellStart"/>
-            <w:proofErr w:type="gramStart"/>
+              <w:t>a.gene_symbol</w:t>
+            </w:r>
+            <w:proofErr w:type="spellEnd"/>
             <w:r>
               <w:rPr>
                 <w:rFonts w:ascii="思源黑体 CN Bold" w:eastAsia="思源黑体 CN Bold" w:hAnsi="思源黑体 CN Bold"/>
@@ -20729,36 +19052,31 @@
                 <w:sz w:val="18"/>
                 <w:szCs w:val="18"/>
               </w:rPr>
-              <w:t>a.gene</w:t>
-            </w:r>
-            <w:proofErr w:type="gramEnd"/>
+              <w:t>}}</w:t>
+            </w:r>
             <w:r>
               <w:rPr>
                 <w:rFonts w:ascii="思源黑体 CN Bold" w:eastAsia="思源黑体 CN Bold" w:hAnsi="思源黑体 CN Bold"/>
                 <w:b/>
                 <w:bCs/>
-                <w:i/>
-                <w:iCs/>
                 <w:color w:val="FFFFFF" w:themeColor="background1"/>
                 <w:sz w:val="18"/>
                 <w:szCs w:val="18"/>
               </w:rPr>
-              <w:t>_symbol</w:t>
-            </w:r>
-            <w:proofErr w:type="spellEnd"/>
+              <w:t xml:space="preserve"> </w:t>
+            </w:r>
             <w:r>
               <w:rPr>
                 <w:rFonts w:ascii="思源黑体 CN Bold" w:eastAsia="思源黑体 CN Bold" w:hAnsi="思源黑体 CN Bold"/>
                 <w:b/>
                 <w:bCs/>
-                <w:i/>
-                <w:iCs/>
                 <w:color w:val="FFFFFF" w:themeColor="background1"/>
                 <w:sz w:val="18"/>
                 <w:szCs w:val="18"/>
               </w:rPr>
-              <w:t>}}</w:t>
-            </w:r>
+              <w:t>{{</w:t>
+            </w:r>
+            <w:proofErr w:type="spellStart"/>
             <w:r>
               <w:rPr>
                 <w:rFonts w:ascii="思源黑体 CN Bold" w:eastAsia="思源黑体 CN Bold" w:hAnsi="思源黑体 CN Bold"/>
@@ -20768,8 +19086,9 @@
                 <w:sz w:val="18"/>
                 <w:szCs w:val="18"/>
               </w:rPr>
-              <w:t xml:space="preserve"> </w:t>
-            </w:r>
+              <w:t>a.gene_region</w:t>
+            </w:r>
+            <w:proofErr w:type="spellEnd"/>
             <w:r>
               <w:rPr>
                 <w:rFonts w:ascii="思源黑体 CN Bold" w:eastAsia="思源黑体 CN Bold" w:hAnsi="思源黑体 CN Bold"/>
@@ -20779,9 +19098,8 @@
                 <w:sz w:val="18"/>
                 <w:szCs w:val="18"/>
               </w:rPr>
-              <w:t>{{</w:t>
-            </w:r>
-            <w:proofErr w:type="spellStart"/>
+              <w:t>}}</w:t>
+            </w:r>
             <w:r>
               <w:rPr>
                 <w:rFonts w:ascii="思源黑体 CN Bold" w:eastAsia="思源黑体 CN Bold" w:hAnsi="思源黑体 CN Bold"/>
@@ -20791,9 +19109,8 @@
                 <w:sz w:val="18"/>
                 <w:szCs w:val="18"/>
               </w:rPr>
-              <w:t>a.gene_region</w:t>
-            </w:r>
-            <w:proofErr w:type="spellEnd"/>
+              <w:t xml:space="preserve"> </w:t>
+            </w:r>
             <w:r>
               <w:rPr>
                 <w:rFonts w:ascii="思源黑体 CN Bold" w:eastAsia="思源黑体 CN Bold" w:hAnsi="思源黑体 CN Bold"/>
@@ -20803,8 +19120,9 @@
                 <w:sz w:val="18"/>
                 <w:szCs w:val="18"/>
               </w:rPr>
-              <w:t>}}</w:t>
-            </w:r>
+              <w:t>{{</w:t>
+            </w:r>
+            <w:proofErr w:type="spellStart"/>
             <w:r>
               <w:rPr>
                 <w:rFonts w:ascii="思源黑体 CN Bold" w:eastAsia="思源黑体 CN Bold" w:hAnsi="思源黑体 CN Bold"/>
@@ -20814,8 +19132,9 @@
                 <w:sz w:val="18"/>
                 <w:szCs w:val="18"/>
               </w:rPr>
-              <w:t xml:space="preserve"> </w:t>
-            </w:r>
+              <w:t>a.hgvs_c</w:t>
+            </w:r>
+            <w:proofErr w:type="spellEnd"/>
             <w:r>
               <w:rPr>
                 <w:rFonts w:ascii="思源黑体 CN Bold" w:eastAsia="思源黑体 CN Bold" w:hAnsi="思源黑体 CN Bold"/>
@@ -20825,7 +19144,7 @@
                 <w:sz w:val="18"/>
                 <w:szCs w:val="18"/>
               </w:rPr>
-              <w:t>{{</w:t>
+              <w:t xml:space="preserve">}}{%if </w:t>
             </w:r>
             <w:proofErr w:type="spellStart"/>
             <w:r>
@@ -20837,7 +19156,7 @@
                 <w:sz w:val="18"/>
                 <w:szCs w:val="18"/>
               </w:rPr>
-              <w:t>a.hgvs_c</w:t>
+              <w:t>a.hgvs_p</w:t>
             </w:r>
             <w:proofErr w:type="spellEnd"/>
             <w:r>
@@ -20849,7 +19168,7 @@
                 <w:sz w:val="18"/>
                 <w:szCs w:val="18"/>
               </w:rPr>
-              <w:t xml:space="preserve">}}{%if </w:t>
+              <w:t>!=”p.?”%} {{</w:t>
             </w:r>
             <w:proofErr w:type="spellStart"/>
             <w:r>
@@ -20873,10 +19192,13 @@
                 <w:sz w:val="18"/>
                 <w:szCs w:val="18"/>
               </w:rPr>
-              <w:t>!=”p.?”%} {{</w:t>
-            </w:r>
-            <w:proofErr w:type="spellStart"/>
-            <w:r>
+              <w:t>}}{%endif%}</w:t>
+            </w:r>
+          </w:p>
+          <w:p>
+            <w:pPr>
+              <w:spacing w:line="360" w:lineRule="exact"/>
+              <w:jc w:val="center"/>
               <w:rPr>
                 <w:rFonts w:ascii="思源黑体 CN Bold" w:eastAsia="思源黑体 CN Bold" w:hAnsi="思源黑体 CN Bold"/>
                 <w:b/>
@@ -20885,9 +19207,7 @@
                 <w:sz w:val="18"/>
                 <w:szCs w:val="18"/>
               </w:rPr>
-              <w:t>a.hgvs_p</w:t>
-            </w:r>
-            <w:proofErr w:type="spellEnd"/>
+            </w:pPr>
             <w:r>
               <w:rPr>
                 <w:rFonts w:ascii="思源黑体 CN Bold" w:eastAsia="思源黑体 CN Bold" w:hAnsi="思源黑体 CN Bold"/>
@@ -20897,13 +19217,10 @@
                 <w:sz w:val="18"/>
                 <w:szCs w:val="18"/>
               </w:rPr>
-              <w:t>}}{%endif%}</w:t>
-            </w:r>
-          </w:p>
-          <w:p>
-            <w:pPr>
-              <w:spacing w:line="360" w:lineRule="exact"/>
-              <w:jc w:val="center"/>
+              <w:t xml:space="preserve">{%p </w:t>
+            </w:r>
+            <w:proofErr w:type="spellStart"/>
+            <w:r>
               <w:rPr>
                 <w:rFonts w:ascii="思源黑体 CN Bold" w:eastAsia="思源黑体 CN Bold" w:hAnsi="思源黑体 CN Bold"/>
                 <w:b/>
@@ -20912,7 +19229,9 @@
                 <w:sz w:val="18"/>
                 <w:szCs w:val="18"/>
               </w:rPr>
-            </w:pPr>
+              <w:t>elif</w:t>
+            </w:r>
+            <w:proofErr w:type="spellEnd"/>
             <w:r>
               <w:rPr>
                 <w:rFonts w:ascii="思源黑体 CN Bold" w:eastAsia="思源黑体 CN Bold" w:hAnsi="思源黑体 CN Bold"/>
@@ -20922,7 +19241,7 @@
                 <w:sz w:val="18"/>
                 <w:szCs w:val="18"/>
               </w:rPr>
-              <w:t xml:space="preserve">{%p </w:t>
+              <w:t xml:space="preserve"> </w:t>
             </w:r>
             <w:proofErr w:type="spellStart"/>
             <w:r>
@@ -20934,7 +19253,7 @@
                 <w:sz w:val="18"/>
                 <w:szCs w:val="18"/>
               </w:rPr>
-              <w:t>elif</w:t>
+              <w:t>a.bio_category</w:t>
             </w:r>
             <w:proofErr w:type="spellEnd"/>
             <w:r>
@@ -20946,7 +19265,7 @@
                 <w:sz w:val="18"/>
                 <w:szCs w:val="18"/>
               </w:rPr>
-              <w:t xml:space="preserve"> </w:t>
+              <w:t>==”</w:t>
             </w:r>
             <w:proofErr w:type="spellStart"/>
             <w:r>
@@ -20958,7 +19277,7 @@
                 <w:sz w:val="18"/>
                 <w:szCs w:val="18"/>
               </w:rPr>
-              <w:t>a.bio_category</w:t>
+              <w:t>Cnv</w:t>
             </w:r>
             <w:proofErr w:type="spellEnd"/>
             <w:r>
@@ -20970,10 +19289,13 @@
                 <w:sz w:val="18"/>
                 <w:szCs w:val="18"/>
               </w:rPr>
-              <w:t>=</w:t>
-            </w:r>
-            <w:proofErr w:type="gramStart"/>
-            <w:r>
+              <w:t>”%}</w:t>
+            </w:r>
+          </w:p>
+          <w:p>
+            <w:pPr>
+              <w:spacing w:line="360" w:lineRule="exact"/>
+              <w:jc w:val="center"/>
               <w:rPr>
                 <w:rFonts w:ascii="思源黑体 CN Bold" w:eastAsia="思源黑体 CN Bold" w:hAnsi="思源黑体 CN Bold"/>
                 <w:b/>
@@ -20982,104 +19304,98 @@
                 <w:sz w:val="18"/>
                 <w:szCs w:val="18"/>
               </w:rPr>
-              <w:t>=”</w:t>
-            </w:r>
-            <w:proofErr w:type="spellStart"/>
-            <w:r>
-              <w:rPr>
-                <w:rFonts w:ascii="思源黑体 CN Bold" w:eastAsia="思源黑体 CN Bold" w:hAnsi="思源黑体 CN Bold"/>
-                <w:b/>
-                <w:bCs/>
+            </w:pPr>
+            <w:r>
+              <w:rPr>
+                <w:rFonts w:ascii="思源黑体 CN Bold" w:eastAsia="思源黑体 CN Bold" w:hAnsi="思源黑体 CN Bold" w:hint="eastAsia"/>
+                <w:b/>
+                <w:bCs/>
+                <w:i/>
+                <w:iCs/>
                 <w:color w:val="FFFFFF" w:themeColor="background1"/>
                 <w:sz w:val="18"/>
                 <w:szCs w:val="18"/>
               </w:rPr>
-              <w:t>Cnv</w:t>
-            </w:r>
-            <w:proofErr w:type="spellEnd"/>
-            <w:proofErr w:type="gramEnd"/>
-            <w:r>
-              <w:rPr>
-                <w:rFonts w:ascii="思源黑体 CN Bold" w:eastAsia="思源黑体 CN Bold" w:hAnsi="思源黑体 CN Bold"/>
-                <w:b/>
-                <w:bCs/>
+              <w:t>{{</w:t>
+            </w:r>
+            <w:proofErr w:type="spellStart"/>
+            <w:r>
+              <w:rPr>
+                <w:rFonts w:ascii="思源黑体 CN Bold" w:eastAsia="思源黑体 CN Bold" w:hAnsi="思源黑体 CN Bold" w:hint="eastAsia"/>
+                <w:b/>
+                <w:bCs/>
+                <w:i/>
+                <w:iCs/>
                 <w:color w:val="FFFFFF" w:themeColor="background1"/>
                 <w:sz w:val="18"/>
                 <w:szCs w:val="18"/>
               </w:rPr>
-              <w:t>”%}</w:t>
-            </w:r>
-          </w:p>
-          <w:p>
-            <w:pPr>
-              <w:spacing w:line="360" w:lineRule="exact"/>
-              <w:jc w:val="center"/>
-              <w:rPr>
-                <w:rFonts w:ascii="思源黑体 CN Bold" w:eastAsia="思源黑体 CN Bold" w:hAnsi="思源黑体 CN Bold"/>
-                <w:b/>
-                <w:bCs/>
+              <w:t>a.gene_symbol</w:t>
+            </w:r>
+            <w:proofErr w:type="spellEnd"/>
+            <w:r>
+              <w:rPr>
+                <w:rFonts w:ascii="思源黑体 CN Bold" w:eastAsia="思源黑体 CN Bold" w:hAnsi="思源黑体 CN Bold" w:hint="eastAsia"/>
+                <w:b/>
+                <w:bCs/>
+                <w:i/>
+                <w:iCs/>
                 <w:color w:val="FFFFFF" w:themeColor="background1"/>
                 <w:sz w:val="18"/>
                 <w:szCs w:val="18"/>
               </w:rPr>
-            </w:pPr>
+              <w:t>}}</w:t>
+            </w:r>
             <w:r>
               <w:rPr>
                 <w:rFonts w:ascii="思源黑体 CN Bold" w:eastAsia="思源黑体 CN Bold" w:hAnsi="思源黑体 CN Bold" w:hint="eastAsia"/>
                 <w:b/>
                 <w:bCs/>
-                <w:i/>
-                <w:iCs/>
                 <w:color w:val="FFFFFF" w:themeColor="background1"/>
                 <w:sz w:val="18"/>
                 <w:szCs w:val="18"/>
               </w:rPr>
-              <w:t>{{</w:t>
-            </w:r>
-            <w:proofErr w:type="spellStart"/>
-            <w:r>
-              <w:rPr>
-                <w:rFonts w:ascii="思源黑体 CN Bold" w:eastAsia="思源黑体 CN Bold" w:hAnsi="思源黑体 CN Bold" w:hint="eastAsia"/>
-                <w:b/>
-                <w:bCs/>
-                <w:i/>
-                <w:iCs/>
+              <w:t xml:space="preserve"> 扩增</w:t>
+            </w:r>
+          </w:p>
+          <w:p>
+            <w:pPr>
+              <w:spacing w:line="360" w:lineRule="exact"/>
+              <w:jc w:val="center"/>
+              <w:rPr>
+                <w:rFonts w:ascii="思源黑体 CN Bold" w:eastAsia="思源黑体 CN Bold" w:hAnsi="思源黑体 CN Bold"/>
+                <w:b/>
+                <w:bCs/>
                 <w:color w:val="FFFFFF" w:themeColor="background1"/>
                 <w:sz w:val="18"/>
                 <w:szCs w:val="18"/>
               </w:rPr>
-              <w:t>a.gene_symbol</w:t>
-            </w:r>
-            <w:proofErr w:type="spellEnd"/>
-            <w:r>
-              <w:rPr>
-                <w:rFonts w:ascii="思源黑体 CN Bold" w:eastAsia="思源黑体 CN Bold" w:hAnsi="思源黑体 CN Bold" w:hint="eastAsia"/>
-                <w:b/>
-                <w:bCs/>
-                <w:i/>
-                <w:iCs/>
+            </w:pPr>
+            <w:r>
+              <w:rPr>
+                <w:rFonts w:ascii="思源黑体 CN Bold" w:eastAsia="思源黑体 CN Bold" w:hAnsi="思源黑体 CN Bold"/>
+                <w:b/>
+                <w:bCs/>
                 <w:color w:val="FFFFFF" w:themeColor="background1"/>
                 <w:sz w:val="18"/>
                 <w:szCs w:val="18"/>
               </w:rPr>
-              <w:t>}}</w:t>
-            </w:r>
-            <w:r>
-              <w:rPr>
-                <w:rFonts w:ascii="思源黑体 CN Bold" w:eastAsia="思源黑体 CN Bold" w:hAnsi="思源黑体 CN Bold" w:hint="eastAsia"/>
+              <w:t xml:space="preserve">{%p </w:t>
+            </w:r>
+            <w:proofErr w:type="spellStart"/>
+            <w:r>
+              <w:rPr>
+                <w:rFonts w:ascii="思源黑体 CN Bold" w:eastAsia="思源黑体 CN Bold" w:hAnsi="思源黑体 CN Bold"/>
                 <w:b/>
                 <w:bCs/>
                 <w:color w:val="FFFFFF" w:themeColor="background1"/>
                 <w:sz w:val="18"/>
                 <w:szCs w:val="18"/>
               </w:rPr>
-              <w:t xml:space="preserve"> 扩增</w:t>
-            </w:r>
-          </w:p>
-          <w:p>
-            <w:pPr>
-              <w:spacing w:line="360" w:lineRule="exact"/>
-              <w:jc w:val="center"/>
+              <w:t>elif</w:t>
+            </w:r>
+            <w:proofErr w:type="spellEnd"/>
+            <w:r>
               <w:rPr>
                 <w:rFonts w:ascii="思源黑体 CN Bold" w:eastAsia="思源黑体 CN Bold" w:hAnsi="思源黑体 CN Bold"/>
                 <w:b/>
@@ -21088,7 +19404,9 @@
                 <w:sz w:val="18"/>
                 <w:szCs w:val="18"/>
               </w:rPr>
-            </w:pPr>
+              <w:t xml:space="preserve"> </w:t>
+            </w:r>
+            <w:proofErr w:type="spellStart"/>
             <w:r>
               <w:rPr>
                 <w:rFonts w:ascii="思源黑体 CN Bold" w:eastAsia="思源黑体 CN Bold" w:hAnsi="思源黑体 CN Bold"/>
@@ -21098,9 +19416,9 @@
                 <w:sz w:val="18"/>
                 <w:szCs w:val="18"/>
               </w:rPr>
-              <w:t xml:space="preserve">{%p </w:t>
-            </w:r>
-            <w:proofErr w:type="spellStart"/>
+              <w:t>a.bio_category</w:t>
+            </w:r>
+            <w:proofErr w:type="spellEnd"/>
             <w:r>
               <w:rPr>
                 <w:rFonts w:ascii="思源黑体 CN Bold" w:eastAsia="思源黑体 CN Bold" w:hAnsi="思源黑体 CN Bold"/>
@@ -21110,9 +19428,9 @@
                 <w:sz w:val="18"/>
                 <w:szCs w:val="18"/>
               </w:rPr>
-              <w:t>elif</w:t>
-            </w:r>
-            <w:proofErr w:type="spellEnd"/>
+              <w:t>==”</w:t>
+            </w:r>
+            <w:proofErr w:type="spellStart"/>
             <w:r>
               <w:rPr>
                 <w:rFonts w:ascii="思源黑体 CN Bold" w:eastAsia="思源黑体 CN Bold" w:hAnsi="思源黑体 CN Bold"/>
@@ -21122,58 +19440,9 @@
                 <w:sz w:val="18"/>
                 <w:szCs w:val="18"/>
               </w:rPr>
-              <w:t xml:space="preserve"> </w:t>
-            </w:r>
-            <w:proofErr w:type="spellStart"/>
-            <w:r>
-              <w:rPr>
-                <w:rFonts w:ascii="思源黑体 CN Bold" w:eastAsia="思源黑体 CN Bold" w:hAnsi="思源黑体 CN Bold"/>
-                <w:b/>
-                <w:bCs/>
-                <w:color w:val="FFFFFF" w:themeColor="background1"/>
-                <w:sz w:val="18"/>
-                <w:szCs w:val="18"/>
-              </w:rPr>
-              <w:t>a.bio_category</w:t>
+              <w:t>Sv</w:t>
             </w:r>
             <w:proofErr w:type="spellEnd"/>
-            <w:r>
-              <w:rPr>
-                <w:rFonts w:ascii="思源黑体 CN Bold" w:eastAsia="思源黑体 CN Bold" w:hAnsi="思源黑体 CN Bold"/>
-                <w:b/>
-                <w:bCs/>
-                <w:color w:val="FFFFFF" w:themeColor="background1"/>
-                <w:sz w:val="18"/>
-                <w:szCs w:val="18"/>
-              </w:rPr>
-              <w:t>=</w:t>
-            </w:r>
-            <w:proofErr w:type="gramStart"/>
-            <w:r>
-              <w:rPr>
-                <w:rFonts w:ascii="思源黑体 CN Bold" w:eastAsia="思源黑体 CN Bold" w:hAnsi="思源黑体 CN Bold"/>
-                <w:b/>
-                <w:bCs/>
-                <w:color w:val="FFFFFF" w:themeColor="background1"/>
-                <w:sz w:val="18"/>
-                <w:szCs w:val="18"/>
-              </w:rPr>
-              <w:t>=”</w:t>
-            </w:r>
-            <w:proofErr w:type="spellStart"/>
-            <w:r>
-              <w:rPr>
-                <w:rFonts w:ascii="思源黑体 CN Bold" w:eastAsia="思源黑体 CN Bold" w:hAnsi="思源黑体 CN Bold"/>
-                <w:b/>
-                <w:bCs/>
-                <w:color w:val="FFFFFF" w:themeColor="background1"/>
-                <w:sz w:val="18"/>
-                <w:szCs w:val="18"/>
-              </w:rPr>
-              <w:t>Sv</w:t>
-            </w:r>
-            <w:proofErr w:type="spellEnd"/>
-            <w:proofErr w:type="gramEnd"/>
             <w:r>
               <w:rPr>
                 <w:rFonts w:ascii="思源黑体 CN Bold" w:eastAsia="思源黑体 CN Bold" w:hAnsi="思源黑体 CN Bold"/>
@@ -21495,23 +19764,13 @@
               <w:t xml:space="preserve">{%p if “,” in </w:t>
             </w:r>
             <w:proofErr w:type="spellStart"/>
-            <w:proofErr w:type="gramStart"/>
-            <w:r>
-              <w:rPr>
-                <w:rFonts w:ascii="思源黑体 CN Normal" w:eastAsia="思源黑体 CN Normal" w:hAnsi="思源黑体 CN Normal"/>
-                <w:sz w:val="17"/>
-                <w:szCs w:val="17"/>
-              </w:rPr>
-              <w:t>a.gene</w:t>
-            </w:r>
-            <w:proofErr w:type="gramEnd"/>
-            <w:r>
-              <w:rPr>
-                <w:rFonts w:ascii="思源黑体 CN Normal" w:eastAsia="思源黑体 CN Normal" w:hAnsi="思源黑体 CN Normal"/>
-                <w:sz w:val="17"/>
-                <w:szCs w:val="17"/>
-              </w:rPr>
-              <w:t>_symbol</w:t>
+            <w:r>
+              <w:rPr>
+                <w:rFonts w:ascii="思源黑体 CN Normal" w:eastAsia="思源黑体 CN Normal" w:hAnsi="思源黑体 CN Normal"/>
+                <w:sz w:val="17"/>
+                <w:szCs w:val="17"/>
+              </w:rPr>
+              <w:t>a.gene_symbol</w:t>
             </w:r>
             <w:proofErr w:type="spellEnd"/>
             <w:r>
@@ -21612,23 +19871,13 @@
               <w:t xml:space="preserve">{%p if </w:t>
             </w:r>
             <w:proofErr w:type="spellStart"/>
-            <w:proofErr w:type="gramStart"/>
-            <w:r>
-              <w:rPr>
-                <w:rFonts w:ascii="思源黑体 CN Normal" w:eastAsia="思源黑体 CN Normal" w:hAnsi="思源黑体 CN Normal"/>
-                <w:sz w:val="17"/>
-                <w:szCs w:val="17"/>
-              </w:rPr>
-              <w:t>a.five</w:t>
-            </w:r>
-            <w:proofErr w:type="gramEnd"/>
-            <w:r>
-              <w:rPr>
-                <w:rFonts w:ascii="思源黑体 CN Normal" w:eastAsia="思源黑体 CN Normal" w:hAnsi="思源黑体 CN Normal"/>
-                <w:sz w:val="17"/>
-                <w:szCs w:val="17"/>
-              </w:rPr>
-              <w:t>_prime_gene</w:t>
+            <w:r>
+              <w:rPr>
+                <w:rFonts w:ascii="思源黑体 CN Normal" w:eastAsia="思源黑体 CN Normal" w:hAnsi="思源黑体 CN Normal"/>
+                <w:sz w:val="17"/>
+                <w:szCs w:val="17"/>
+              </w:rPr>
+              <w:t>a.five_prime_gene</w:t>
             </w:r>
             <w:proofErr w:type="spellEnd"/>
             <w:r>
@@ -21675,23 +19924,13 @@
               <w:t>{{</w:t>
             </w:r>
             <w:proofErr w:type="spellStart"/>
-            <w:proofErr w:type="gramStart"/>
-            <w:r>
-              <w:rPr>
-                <w:rFonts w:ascii="思源黑体 CN Normal" w:eastAsia="思源黑体 CN Normal" w:hAnsi="思源黑体 CN Normal"/>
-                <w:sz w:val="17"/>
-                <w:szCs w:val="17"/>
-              </w:rPr>
-              <w:t>a.five</w:t>
-            </w:r>
-            <w:proofErr w:type="gramEnd"/>
-            <w:r>
-              <w:rPr>
-                <w:rFonts w:ascii="思源黑体 CN Normal" w:eastAsia="思源黑体 CN Normal" w:hAnsi="思源黑体 CN Normal"/>
-                <w:sz w:val="17"/>
-                <w:szCs w:val="17"/>
-              </w:rPr>
-              <w:t>_prime_gene_function|e</w:t>
+            <w:r>
+              <w:rPr>
+                <w:rFonts w:ascii="思源黑体 CN Normal" w:eastAsia="思源黑体 CN Normal" w:hAnsi="思源黑体 CN Normal"/>
+                <w:sz w:val="17"/>
+                <w:szCs w:val="17"/>
+              </w:rPr>
+              <w:t>a.five_prime_gene_function|e</w:t>
             </w:r>
             <w:proofErr w:type="spellEnd"/>
             <w:r>
@@ -21720,23 +19959,13 @@
               <w:t>{{</w:t>
             </w:r>
             <w:proofErr w:type="spellStart"/>
-            <w:proofErr w:type="gramStart"/>
-            <w:r>
-              <w:rPr>
-                <w:rFonts w:ascii="思源黑体 CN Normal" w:eastAsia="思源黑体 CN Normal" w:hAnsi="思源黑体 CN Normal"/>
-                <w:sz w:val="17"/>
-                <w:szCs w:val="17"/>
-              </w:rPr>
-              <w:t>a.three</w:t>
-            </w:r>
-            <w:proofErr w:type="gramEnd"/>
-            <w:r>
-              <w:rPr>
-                <w:rFonts w:ascii="思源黑体 CN Normal" w:eastAsia="思源黑体 CN Normal" w:hAnsi="思源黑体 CN Normal"/>
-                <w:sz w:val="17"/>
-                <w:szCs w:val="17"/>
-              </w:rPr>
-              <w:t>_prime_gene_function|e</w:t>
+            <w:r>
+              <w:rPr>
+                <w:rFonts w:ascii="思源黑体 CN Normal" w:eastAsia="思源黑体 CN Normal" w:hAnsi="思源黑体 CN Normal"/>
+                <w:sz w:val="17"/>
+                <w:szCs w:val="17"/>
+              </w:rPr>
+              <w:t>a.three_prime_gene_function|e</w:t>
             </w:r>
             <w:proofErr w:type="spellEnd"/>
             <w:r>
@@ -21782,23 +20011,13 @@
               <w:t>{{</w:t>
             </w:r>
             <w:proofErr w:type="spellStart"/>
-            <w:proofErr w:type="gramStart"/>
-            <w:r>
-              <w:rPr>
-                <w:rFonts w:ascii="思源黑体 CN Normal" w:eastAsia="思源黑体 CN Normal" w:hAnsi="思源黑体 CN Normal"/>
-                <w:sz w:val="17"/>
-                <w:szCs w:val="17"/>
-              </w:rPr>
-              <w:t>a.five</w:t>
-            </w:r>
-            <w:proofErr w:type="gramEnd"/>
-            <w:r>
-              <w:rPr>
-                <w:rFonts w:ascii="思源黑体 CN Normal" w:eastAsia="思源黑体 CN Normal" w:hAnsi="思源黑体 CN Normal"/>
-                <w:sz w:val="17"/>
-                <w:szCs w:val="17"/>
-              </w:rPr>
-              <w:t>_prime_gene_function|e</w:t>
+            <w:r>
+              <w:rPr>
+                <w:rFonts w:ascii="思源黑体 CN Normal" w:eastAsia="思源黑体 CN Normal" w:hAnsi="思源黑体 CN Normal"/>
+                <w:sz w:val="17"/>
+                <w:szCs w:val="17"/>
+              </w:rPr>
+              <w:t>a.five_prime_gene_function|e</w:t>
             </w:r>
             <w:proofErr w:type="spellEnd"/>
             <w:r>
@@ -21861,23 +20080,13 @@
               <w:t>{{</w:t>
             </w:r>
             <w:proofErr w:type="spellStart"/>
-            <w:proofErr w:type="gramStart"/>
-            <w:r>
-              <w:rPr>
-                <w:rFonts w:ascii="思源黑体 CN Normal" w:eastAsia="思源黑体 CN Normal" w:hAnsi="思源黑体 CN Normal"/>
-                <w:sz w:val="17"/>
-                <w:szCs w:val="17"/>
-              </w:rPr>
-              <w:t>a.gene</w:t>
-            </w:r>
-            <w:proofErr w:type="gramEnd"/>
-            <w:r>
-              <w:rPr>
-                <w:rFonts w:ascii="思源黑体 CN Normal" w:eastAsia="思源黑体 CN Normal" w:hAnsi="思源黑体 CN Normal"/>
-                <w:sz w:val="17"/>
-                <w:szCs w:val="17"/>
-              </w:rPr>
-              <w:t>_function|e</w:t>
+            <w:r>
+              <w:rPr>
+                <w:rFonts w:ascii="思源黑体 CN Normal" w:eastAsia="思源黑体 CN Normal" w:hAnsi="思源黑体 CN Normal"/>
+                <w:sz w:val="17"/>
+                <w:szCs w:val="17"/>
+              </w:rPr>
+              <w:t>a.gene_function|e</w:t>
             </w:r>
             <w:proofErr w:type="spellEnd"/>
             <w:r>
@@ -21977,23 +20186,13 @@
               <w:t>{{</w:t>
             </w:r>
             <w:proofErr w:type="spellStart"/>
-            <w:proofErr w:type="gramStart"/>
-            <w:r>
-              <w:rPr>
-                <w:rFonts w:ascii="思源黑体 CN Normal" w:eastAsia="思源黑体 CN Normal" w:hAnsi="思源黑体 CN Normal"/>
-                <w:sz w:val="17"/>
-                <w:szCs w:val="17"/>
-              </w:rPr>
-              <w:t>a.variant</w:t>
-            </w:r>
-            <w:proofErr w:type="gramEnd"/>
-            <w:r>
-              <w:rPr>
-                <w:rFonts w:ascii="思源黑体 CN Normal" w:eastAsia="思源黑体 CN Normal" w:hAnsi="思源黑体 CN Normal"/>
-                <w:sz w:val="17"/>
-                <w:szCs w:val="17"/>
-              </w:rPr>
-              <w:t>_desc_cn|e</w:t>
+            <w:r>
+              <w:rPr>
+                <w:rFonts w:ascii="思源黑体 CN Normal" w:eastAsia="思源黑体 CN Normal" w:hAnsi="思源黑体 CN Normal"/>
+                <w:sz w:val="17"/>
+                <w:szCs w:val="17"/>
+              </w:rPr>
+              <w:t>a.variant_desc_cn|e</w:t>
             </w:r>
             <w:proofErr w:type="spellEnd"/>
             <w:r>
@@ -22536,7 +20735,7 @@
                     </wp:anchor>
                   </w:drawing>
                 </mc:Choice>
-                <mc:Fallback xmlns:w16du="http://schemas.microsoft.com/office/word/2023/wordml/word16du" xmlns:oel="http://schemas.microsoft.com/office/2019/extlst">
+                <mc:Fallback xmlns:oel="http://schemas.microsoft.com/office/2019/extlst" xmlns:w16du="http://schemas.microsoft.com/office/word/2023/wordml/word16du">
                   <w:pict>
                     <v:shape w14:anchorId="7E0D5C95" id="流程图: 接点 4" o:spid="_x0000_s1026" type="#_x0000_t120" style="position:absolute;left:0;text-align:left;margin-left:178.35pt;margin-top:3.25pt;width:24.65pt;height:25.15pt;z-index:-250560512;visibility:visible;mso-wrap-style:square;mso-wrap-distance-left:9pt;mso-wrap-distance-top:0;mso-wrap-distance-right:9pt;mso-wrap-distance-bottom:0;mso-position-horizontal:absolute;mso-position-horizontal-relative:text;mso-position-vertical:absolute;mso-position-vertical-relative:text;v-text-anchor:middle" o:gfxdata="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" fillcolor="#1e7648" stroked="f" strokeweight="2pt">
                       <v:shadow on="t" color="black [3213]" opacity="26214f" origin="-.5,-.5" offset=".74836mm,.74836mm"/>
@@ -22663,7 +20862,7 @@
                     </wp:anchor>
                   </w:drawing>
                 </mc:Choice>
-                <mc:Fallback xmlns:w16du="http://schemas.microsoft.com/office/word/2023/wordml/word16du" xmlns:oel="http://schemas.microsoft.com/office/2019/extlst">
+                <mc:Fallback xmlns:oel="http://schemas.microsoft.com/office/2019/extlst" xmlns:w16du="http://schemas.microsoft.com/office/word/2023/wordml/word16du">
                   <w:pict>
                     <v:roundrect w14:anchorId="7D39DB66" id="矩形: 圆角 5" o:spid="_x0000_s1026" style="position:absolute;left:0;text-align:left;margin-left:-5.15pt;margin-top:3.2pt;width:109.5pt;height:25.3pt;z-index:-250561536;visibility:visible;mso-wrap-style:square;mso-wrap-distance-left:9pt;mso-wrap-distance-top:0;mso-wrap-distance-right:9pt;mso-wrap-distance-bottom:0;mso-position-horizontal:absolute;mso-position-horizontal-relative:margin;mso-position-vertical:absolute;mso-position-vertical-relative:text;v-text-anchor:middle" arcsize="10923f" o:gfxdata="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" fillcolor="#f2f2f2 [3052]" stroked="f" strokeweight="2pt">
                       <v:shadow on="t" color="black" opacity="26214f" origin="-.5,-.5" offset=".74836mm,.74836mm"/>
@@ -22746,9 +20945,9 @@
           <w:sz w:val="18"/>
           <w:szCs w:val="18"/>
         </w:rPr>
-        <w:t xml:space="preserve">, </w:t>
+        <w:t>, sample]|</w:t>
       </w:r>
-      <w:proofErr w:type="gramStart"/>
+      <w:proofErr w:type="spellStart"/>
       <w:r>
         <w:rPr>
           <w:rFonts w:ascii="微软雅黑" w:eastAsia="微软雅黑" w:hAnsi="微软雅黑"/>
@@ -22758,10 +20957,9 @@
           <w:sz w:val="18"/>
           <w:szCs w:val="18"/>
         </w:rPr>
-        <w:t>sample]|</w:t>
+        <w:t>approval_regimen_filter_hrd</w:t>
       </w:r>
-      <w:proofErr w:type="spellStart"/>
-      <w:proofErr w:type="gramEnd"/>
+      <w:proofErr w:type="spellEnd"/>
       <w:r>
         <w:rPr>
           <w:rFonts w:ascii="微软雅黑" w:eastAsia="微软雅黑" w:hAnsi="微软雅黑"/>
@@ -22771,10 +20969,13 @@
           <w:sz w:val="18"/>
           <w:szCs w:val="18"/>
         </w:rPr>
-        <w:t>approval_regimen_filter_hrd</w:t>
+        <w:t>%}</w:t>
       </w:r>
-      <w:proofErr w:type="spellEnd"/>
-      <w:r>
+    </w:p>
+    <w:p>
+      <w:pPr>
+        <w:widowControl/>
+        <w:jc w:val="left"/>
         <w:rPr>
           <w:rFonts w:ascii="微软雅黑" w:eastAsia="微软雅黑" w:hAnsi="微软雅黑"/>
           <w:b/>
@@ -22783,13 +20984,8 @@
           <w:sz w:val="18"/>
           <w:szCs w:val="18"/>
         </w:rPr>
-        <w:t>%}</w:t>
-      </w:r>
-    </w:p>
-    <w:p>
-      <w:pPr>
-        <w:widowControl/>
-        <w:jc w:val="left"/>
+      </w:pPr>
+      <w:r>
         <w:rPr>
           <w:rFonts w:ascii="微软雅黑" w:eastAsia="微软雅黑" w:hAnsi="微软雅黑"/>
           <w:b/>
@@ -22798,7 +20994,8 @@
           <w:sz w:val="18"/>
           <w:szCs w:val="18"/>
         </w:rPr>
-      </w:pPr>
+        <w:t xml:space="preserve">{%p for a in </w:t>
+      </w:r>
       <w:r>
         <w:rPr>
           <w:rFonts w:ascii="微软雅黑" w:eastAsia="微软雅黑" w:hAnsi="微软雅黑"/>
@@ -22808,8 +21005,9 @@
           <w:sz w:val="18"/>
           <w:szCs w:val="18"/>
         </w:rPr>
-        <w:t xml:space="preserve">{%p for a in </w:t>
+        <w:t>[</w:t>
       </w:r>
+      <w:proofErr w:type="spellStart"/>
       <w:r>
         <w:rPr>
           <w:rFonts w:ascii="微软雅黑" w:eastAsia="微软雅黑" w:hAnsi="微软雅黑"/>
@@ -22819,9 +21017,9 @@
           <w:sz w:val="18"/>
           <w:szCs w:val="18"/>
         </w:rPr>
-        <w:t>[</w:t>
+        <w:t>therapeutic_regimen</w:t>
       </w:r>
-      <w:proofErr w:type="spellStart"/>
+      <w:proofErr w:type="spellEnd"/>
       <w:r>
         <w:rPr>
           <w:rFonts w:ascii="微软雅黑" w:eastAsia="微软雅黑" w:hAnsi="微软雅黑"/>
@@ -22831,34 +21029,9 @@
           <w:sz w:val="18"/>
           <w:szCs w:val="18"/>
         </w:rPr>
-        <w:t>therapeutic_regimen</w:t>
-      </w:r>
-      <w:proofErr w:type="spellEnd"/>
-      <w:r>
-        <w:rPr>
-          <w:rFonts w:ascii="微软雅黑" w:eastAsia="微软雅黑" w:hAnsi="微软雅黑"/>
-          <w:b/>
-          <w:bCs/>
-          <w:color w:val="1E7648"/>
-          <w:sz w:val="18"/>
-          <w:szCs w:val="18"/>
-        </w:rPr>
-        <w:t xml:space="preserve">, </w:t>
-      </w:r>
-      <w:proofErr w:type="gramStart"/>
-      <w:r>
-        <w:rPr>
-          <w:rFonts w:ascii="微软雅黑" w:eastAsia="微软雅黑" w:hAnsi="微软雅黑"/>
-          <w:b/>
-          <w:bCs/>
-          <w:color w:val="1E7648"/>
-          <w:sz w:val="18"/>
-          <w:szCs w:val="18"/>
-        </w:rPr>
-        <w:t>sample]|</w:t>
+        <w:t>, sample]|</w:t>
       </w:r>
       <w:proofErr w:type="spellStart"/>
-      <w:proofErr w:type="gramEnd"/>
       <w:r>
         <w:rPr>
           <w:rFonts w:ascii="微软雅黑" w:eastAsia="微软雅黑" w:hAnsi="微软雅黑"/>
@@ -22981,7 +21154,6 @@
               <w:t xml:space="preserve">{%p if </w:t>
             </w:r>
             <w:proofErr w:type="spellStart"/>
-            <w:proofErr w:type="gramStart"/>
             <w:r>
               <w:rPr>
                 <w:rFonts w:ascii="思源黑体 CN Bold" w:eastAsia="思源黑体 CN Bold" w:hAnsi="思源黑体 CN Bold"/>
@@ -22991,19 +21163,7 @@
                 <w:sz w:val="18"/>
                 <w:szCs w:val="18"/>
               </w:rPr>
-              <w:t>a.regimen</w:t>
-            </w:r>
-            <w:proofErr w:type="gramEnd"/>
-            <w:r>
-              <w:rPr>
-                <w:rFonts w:ascii="思源黑体 CN Bold" w:eastAsia="思源黑体 CN Bold" w:hAnsi="思源黑体 CN Bold"/>
-                <w:b/>
-                <w:bCs/>
-                <w:color w:val="FFFFFF" w:themeColor="background1"/>
-                <w:sz w:val="18"/>
-                <w:szCs w:val="18"/>
-              </w:rPr>
-              <w:t>_cn</w:t>
+              <w:t>a.regimen_cn</w:t>
             </w:r>
             <w:proofErr w:type="spellEnd"/>
             <w:r>
@@ -23045,7 +21205,6 @@
               <w:t>{{</w:t>
             </w:r>
             <w:proofErr w:type="spellStart"/>
-            <w:proofErr w:type="gramStart"/>
             <w:r>
               <w:rPr>
                 <w:rFonts w:ascii="思源黑体 CN Bold" w:eastAsia="思源黑体 CN Bold" w:hAnsi="思源黑体 CN Bold"/>
@@ -23055,19 +21214,7 @@
                 <w:sz w:val="18"/>
                 <w:szCs w:val="18"/>
               </w:rPr>
-              <w:t>a.regimen</w:t>
-            </w:r>
-            <w:proofErr w:type="gramEnd"/>
-            <w:r>
-              <w:rPr>
-                <w:rFonts w:ascii="思源黑体 CN Bold" w:eastAsia="思源黑体 CN Bold" w:hAnsi="思源黑体 CN Bold"/>
-                <w:b/>
-                <w:bCs/>
-                <w:color w:val="FFFFFF" w:themeColor="background1"/>
-                <w:sz w:val="18"/>
-                <w:szCs w:val="18"/>
-              </w:rPr>
-              <w:t>_cn</w:t>
+              <w:t>a.regimen_cn</w:t>
             </w:r>
             <w:proofErr w:type="spellEnd"/>
             <w:r>
@@ -23136,7 +21283,6 @@
               <w:t xml:space="preserve">{%p if </w:t>
             </w:r>
             <w:proofErr w:type="spellStart"/>
-            <w:proofErr w:type="gramStart"/>
             <w:r>
               <w:rPr>
                 <w:rFonts w:ascii="思源黑体 CN Bold" w:eastAsia="思源黑体 CN Bold" w:hAnsi="思源黑体 CN Bold"/>
@@ -23146,19 +21292,7 @@
                 <w:sz w:val="18"/>
                 <w:szCs w:val="18"/>
               </w:rPr>
-              <w:t>a.regimen</w:t>
-            </w:r>
-            <w:proofErr w:type="gramEnd"/>
-            <w:r>
-              <w:rPr>
-                <w:rFonts w:ascii="思源黑体 CN Bold" w:eastAsia="思源黑体 CN Bold" w:hAnsi="思源黑体 CN Bold"/>
-                <w:b/>
-                <w:bCs/>
-                <w:color w:val="FFFFFF" w:themeColor="background1"/>
-                <w:sz w:val="18"/>
-                <w:szCs w:val="18"/>
-              </w:rPr>
-              <w:t>_en</w:t>
+              <w:t>a.regimen_en</w:t>
             </w:r>
             <w:proofErr w:type="spellEnd"/>
             <w:r>
@@ -23200,7 +21334,6 @@
               <w:t>{{</w:t>
             </w:r>
             <w:proofErr w:type="spellStart"/>
-            <w:proofErr w:type="gramStart"/>
             <w:r>
               <w:rPr>
                 <w:rFonts w:ascii="思源黑体 CN Bold" w:eastAsia="思源黑体 CN Bold" w:hAnsi="思源黑体 CN Bold"/>
@@ -23210,19 +21343,7 @@
                 <w:sz w:val="18"/>
                 <w:szCs w:val="18"/>
               </w:rPr>
-              <w:t>a.regimen</w:t>
-            </w:r>
-            <w:proofErr w:type="gramEnd"/>
-            <w:r>
-              <w:rPr>
-                <w:rFonts w:ascii="思源黑体 CN Bold" w:eastAsia="思源黑体 CN Bold" w:hAnsi="思源黑体 CN Bold"/>
-                <w:b/>
-                <w:bCs/>
-                <w:color w:val="FFFFFF" w:themeColor="background1"/>
-                <w:sz w:val="18"/>
-                <w:szCs w:val="18"/>
-              </w:rPr>
-              <w:t>_en</w:t>
+              <w:t>a.regimen_en</w:t>
             </w:r>
             <w:proofErr w:type="spellEnd"/>
             <w:r>
@@ -23479,25 +21600,14 @@
               <w:t xml:space="preserve"> if </w:t>
             </w:r>
             <w:proofErr w:type="spellStart"/>
-            <w:proofErr w:type="gramStart"/>
-            <w:r>
-              <w:rPr>
-                <w:rFonts w:ascii="思源黑体 CN Normal" w:eastAsia="思源黑体 CN Normal" w:hAnsi="思源黑体 CN Normal"/>
-                <w:bCs/>
-                <w:sz w:val="17"/>
-                <w:szCs w:val="17"/>
-              </w:rPr>
-              <w:t>a.drug</w:t>
-            </w:r>
-            <w:proofErr w:type="gramEnd"/>
-            <w:r>
-              <w:rPr>
-                <w:rFonts w:ascii="思源黑体 CN Normal" w:eastAsia="思源黑体 CN Normal" w:hAnsi="思源黑体 CN Normal"/>
-                <w:bCs/>
-                <w:sz w:val="17"/>
-                <w:szCs w:val="17"/>
-              </w:rPr>
-              <w:t>_details|</w:t>
+            <w:r>
+              <w:rPr>
+                <w:rFonts w:ascii="思源黑体 CN Normal" w:eastAsia="思源黑体 CN Normal" w:hAnsi="思源黑体 CN Normal"/>
+                <w:bCs/>
+                <w:sz w:val="17"/>
+                <w:szCs w:val="17"/>
+              </w:rPr>
+              <w:t>a.drug_details|</w:t>
             </w:r>
             <w:r>
               <w:rPr>
@@ -23558,25 +21668,14 @@
               <w:t xml:space="preserve"> for b in </w:t>
             </w:r>
             <w:proofErr w:type="spellStart"/>
-            <w:proofErr w:type="gramStart"/>
-            <w:r>
-              <w:rPr>
-                <w:rFonts w:ascii="思源黑体 CN Normal" w:eastAsia="思源黑体 CN Normal" w:hAnsi="思源黑体 CN Normal"/>
-                <w:bCs/>
-                <w:sz w:val="17"/>
-                <w:szCs w:val="17"/>
-              </w:rPr>
-              <w:t>a.drug</w:t>
-            </w:r>
-            <w:proofErr w:type="gramEnd"/>
-            <w:r>
-              <w:rPr>
-                <w:rFonts w:ascii="思源黑体 CN Normal" w:eastAsia="思源黑体 CN Normal" w:hAnsi="思源黑体 CN Normal"/>
-                <w:bCs/>
-                <w:sz w:val="17"/>
-                <w:szCs w:val="17"/>
-              </w:rPr>
-              <w:t>_details|</w:t>
+            <w:r>
+              <w:rPr>
+                <w:rFonts w:ascii="思源黑体 CN Normal" w:eastAsia="思源黑体 CN Normal" w:hAnsi="思源黑体 CN Normal"/>
+                <w:bCs/>
+                <w:sz w:val="17"/>
+                <w:szCs w:val="17"/>
+              </w:rPr>
+              <w:t>a.drug_details|</w:t>
             </w:r>
             <w:r>
               <w:rPr>
@@ -23848,7 +21947,6 @@
                 <w:szCs w:val="17"/>
               </w:rPr>
             </w:pPr>
-            <w:proofErr w:type="gramStart"/>
             <w:r>
               <w:rPr>
                 <w:rFonts w:ascii="思源黑体 CN Normal" w:eastAsia="思源黑体 CN Normal" w:hAnsi="思源黑体 CN Normal" w:hint="eastAsia"/>
@@ -23866,7 +21964,6 @@
               <w:t>{ [</w:t>
             </w:r>
             <w:proofErr w:type="spellStart"/>
-            <w:proofErr w:type="gramEnd"/>
             <w:r>
               <w:rPr>
                 <w:rFonts w:ascii="思源黑体 CN Normal" w:eastAsia="思源黑体 CN Normal" w:hAnsi="思源黑体 CN Normal"/>
@@ -24005,23 +22102,13 @@
               <w:t xml:space="preserve">%p if </w:t>
             </w:r>
             <w:proofErr w:type="spellStart"/>
-            <w:proofErr w:type="gramStart"/>
-            <w:r>
-              <w:rPr>
-                <w:rFonts w:ascii="思源黑体 CN Normal" w:eastAsia="思源黑体 CN Normal" w:hAnsi="思源黑体 CN Normal"/>
-                <w:sz w:val="17"/>
-                <w:szCs w:val="17"/>
-              </w:rPr>
-              <w:t>a.adaptation</w:t>
-            </w:r>
-            <w:proofErr w:type="gramEnd"/>
-            <w:r>
-              <w:rPr>
-                <w:rFonts w:ascii="思源黑体 CN Normal" w:eastAsia="思源黑体 CN Normal" w:hAnsi="思源黑体 CN Normal"/>
-                <w:sz w:val="17"/>
-                <w:szCs w:val="17"/>
-              </w:rPr>
-              <w:t>_disease_cn</w:t>
+            <w:r>
+              <w:rPr>
+                <w:rFonts w:ascii="思源黑体 CN Normal" w:eastAsia="思源黑体 CN Normal" w:hAnsi="思源黑体 CN Normal"/>
+                <w:sz w:val="17"/>
+                <w:szCs w:val="17"/>
+              </w:rPr>
+              <w:t>a.adaptation_disease_cn</w:t>
             </w:r>
             <w:proofErr w:type="spellEnd"/>
             <w:r>
@@ -24068,23 +22155,13 @@
               <w:t xml:space="preserve">p for b in </w:t>
             </w:r>
             <w:proofErr w:type="spellStart"/>
-            <w:proofErr w:type="gramStart"/>
-            <w:r>
-              <w:rPr>
-                <w:rFonts w:ascii="思源黑体 CN Normal" w:eastAsia="思源黑体 CN Normal" w:hAnsi="思源黑体 CN Normal"/>
-                <w:sz w:val="17"/>
-                <w:szCs w:val="17"/>
-              </w:rPr>
-              <w:t>a.adaptation</w:t>
-            </w:r>
-            <w:proofErr w:type="gramEnd"/>
-            <w:r>
-              <w:rPr>
-                <w:rFonts w:ascii="思源黑体 CN Normal" w:eastAsia="思源黑体 CN Normal" w:hAnsi="思源黑体 CN Normal"/>
-                <w:sz w:val="17"/>
-                <w:szCs w:val="17"/>
-              </w:rPr>
-              <w:t>_disease_cn</w:t>
+            <w:r>
+              <w:rPr>
+                <w:rFonts w:ascii="思源黑体 CN Normal" w:eastAsia="思源黑体 CN Normal" w:hAnsi="思源黑体 CN Normal"/>
+                <w:sz w:val="17"/>
+                <w:szCs w:val="17"/>
+              </w:rPr>
+              <w:t>a.adaptation_disease_cn</w:t>
             </w:r>
             <w:proofErr w:type="spellEnd"/>
             <w:r>
@@ -25054,7 +23131,7 @@
                     </wp:anchor>
                   </w:drawing>
                 </mc:Choice>
-                <mc:Fallback xmlns:w16du="http://schemas.microsoft.com/office/word/2023/wordml/word16du" xmlns:oel="http://schemas.microsoft.com/office/2019/extlst">
+                <mc:Fallback xmlns:oel="http://schemas.microsoft.com/office/2019/extlst" xmlns:w16du="http://schemas.microsoft.com/office/word/2023/wordml/word16du">
                   <w:pict>
                     <v:shape w14:anchorId="19768A26" id="流程图: 接点 6" o:spid="_x0000_s1026" type="#_x0000_t120" style="position:absolute;left:0;text-align:left;margin-left:164.85pt;margin-top:3.25pt;width:24.65pt;height:25.15pt;z-index:-250557440;visibility:visible;mso-wrap-style:square;mso-wrap-distance-left:9pt;mso-wrap-distance-top:0;mso-wrap-distance-right:9pt;mso-wrap-distance-bottom:0;mso-position-horizontal:absolute;mso-position-horizontal-relative:text;mso-position-vertical:absolute;mso-position-vertical-relative:text;v-text-anchor:middle" o:gfxdata="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" fillcolor="#1e7648" stroked="f" strokeweight="2pt">
                       <v:shadow on="t" color="black [3213]" opacity="26214f" origin="-.5,-.5" offset=".74836mm,.74836mm"/>
@@ -25181,7 +23258,7 @@
                     </wp:anchor>
                   </w:drawing>
                 </mc:Choice>
-                <mc:Fallback xmlns:w16du="http://schemas.microsoft.com/office/word/2023/wordml/word16du" xmlns:oel="http://schemas.microsoft.com/office/2019/extlst">
+                <mc:Fallback xmlns:oel="http://schemas.microsoft.com/office/2019/extlst" xmlns:w16du="http://schemas.microsoft.com/office/word/2023/wordml/word16du">
                   <w:pict>
                     <v:roundrect w14:anchorId="36299A6F" id="矩形: 圆角 7" o:spid="_x0000_s1026" style="position:absolute;left:0;text-align:left;margin-left:-5.15pt;margin-top:3.2pt;width:138.75pt;height:25.3pt;z-index:-250558464;visibility:visible;mso-wrap-style:square;mso-wrap-distance-left:9pt;mso-wrap-distance-top:0;mso-wrap-distance-right:9pt;mso-wrap-distance-bottom:0;mso-position-horizontal:absolute;mso-position-horizontal-relative:margin;mso-position-vertical:absolute;mso-position-vertical-relative:text;v-text-anchor:middle" arcsize="10923f" o:gfxdata="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" fillcolor="#f2f2f2 [3052]" stroked="f" strokeweight="2pt">
                       <v:shadow on="t" color="black" opacity="26214f" origin="-.5,-.5" offset=".74836mm,.74836mm"/>
@@ -25559,7 +23636,6 @@
               <w:t>{{</w:t>
             </w:r>
             <w:proofErr w:type="spellStart"/>
-            <w:proofErr w:type="gramStart"/>
             <w:r>
               <w:rPr>
                 <w:rFonts w:ascii="思源黑体 CN Normal" w:eastAsia="思源黑体 CN Normal" w:hAnsi="思源黑体 CN Normal"/>
@@ -25568,18 +23644,7 @@
                 <w:sz w:val="17"/>
                 <w:szCs w:val="17"/>
               </w:rPr>
-              <w:t>a.gene</w:t>
-            </w:r>
-            <w:proofErr w:type="gramEnd"/>
-            <w:r>
-              <w:rPr>
-                <w:rFonts w:ascii="思源黑体 CN Normal" w:eastAsia="思源黑体 CN Normal" w:hAnsi="思源黑体 CN Normal"/>
-                <w:i/>
-                <w:iCs/>
-                <w:sz w:val="17"/>
-                <w:szCs w:val="17"/>
-              </w:rPr>
-              <w:t>_symbol</w:t>
+              <w:t>a.gene_symbol</w:t>
             </w:r>
             <w:proofErr w:type="spellEnd"/>
             <w:r>
@@ -25626,7 +23691,6 @@
               <w:t>{</w:t>
             </w:r>
             <w:proofErr w:type="spellStart"/>
-            <w:proofErr w:type="gramStart"/>
             <w:r>
               <w:rPr>
                 <w:rFonts w:ascii="思源黑体 CN Normal" w:eastAsia="思源黑体 CN Normal" w:hAnsi="思源黑体 CN Normal" w:cs="思源黑体 CN Light"/>
@@ -25641,16 +23705,7 @@
                 <w:sz w:val="17"/>
                 <w:szCs w:val="17"/>
               </w:rPr>
-              <w:t>clinicaltrial</w:t>
-            </w:r>
-            <w:proofErr w:type="gramEnd"/>
-            <w:r>
-              <w:rPr>
-                <w:rFonts w:ascii="思源黑体 CN Normal" w:eastAsia="思源黑体 CN Normal" w:hAnsi="思源黑体 CN Normal" w:cs="思源黑体 CN Light"/>
-                <w:sz w:val="17"/>
-                <w:szCs w:val="17"/>
-              </w:rPr>
-              <w:t>_number</w:t>
+              <w:t>clinicaltrial_number</w:t>
             </w:r>
             <w:proofErr w:type="spellEnd"/>
             <w:r>
@@ -25695,7 +23750,6 @@
               <w:t>{</w:t>
             </w:r>
             <w:proofErr w:type="spellStart"/>
-            <w:proofErr w:type="gramStart"/>
             <w:r>
               <w:rPr>
                 <w:rFonts w:ascii="思源黑体 CN Normal" w:eastAsia="思源黑体 CN Normal" w:hAnsi="思源黑体 CN Normal" w:cs="思源黑体 CN Light"/>
@@ -25710,16 +23764,7 @@
                 <w:sz w:val="17"/>
                 <w:szCs w:val="17"/>
               </w:rPr>
-              <w:t>study</w:t>
-            </w:r>
-            <w:proofErr w:type="gramEnd"/>
-            <w:r>
-              <w:rPr>
-                <w:rFonts w:ascii="思源黑体 CN Normal" w:eastAsia="思源黑体 CN Normal" w:hAnsi="思源黑体 CN Normal" w:cs="思源黑体 CN Light"/>
-                <w:sz w:val="17"/>
-                <w:szCs w:val="17"/>
-              </w:rPr>
-              <w:t>_title</w:t>
+              <w:t>study_title</w:t>
             </w:r>
             <w:proofErr w:type="spellEnd"/>
             <w:r>
@@ -25773,7 +23818,6 @@
               <w:t xml:space="preserve">%p for b in </w:t>
             </w:r>
             <w:proofErr w:type="spellStart"/>
-            <w:proofErr w:type="gramStart"/>
             <w:r>
               <w:rPr>
                 <w:rFonts w:ascii="思源黑体 CN Normal" w:eastAsia="思源黑体 CN Normal" w:hAnsi="思源黑体 CN Normal" w:cs="思源黑体 CN Light"/>
@@ -25797,7 +23841,6 @@
               <w:t>interventions</w:t>
             </w:r>
             <w:proofErr w:type="spellEnd"/>
-            <w:proofErr w:type="gramEnd"/>
             <w:r>
               <w:rPr>
                 <w:rFonts w:ascii="思源黑体 CN Normal" w:eastAsia="思源黑体 CN Normal" w:hAnsi="思源黑体 CN Normal" w:cs="思源黑体 CN Light"/>
@@ -25936,7 +23979,6 @@
               <w:t>{</w:t>
             </w:r>
             <w:proofErr w:type="spellStart"/>
-            <w:proofErr w:type="gramStart"/>
             <w:r>
               <w:rPr>
                 <w:rFonts w:ascii="思源黑体 CN Normal" w:eastAsia="思源黑体 CN Normal" w:hAnsi="思源黑体 CN Normal" w:cs="思源黑体 CN Light"/>
@@ -25949,7 +23991,6 @@
               <w:t>a.phase</w:t>
             </w:r>
             <w:proofErr w:type="spellEnd"/>
-            <w:proofErr w:type="gramEnd"/>
             <w:r>
               <w:rPr>
                 <w:rFonts w:ascii="思源黑体 CN Normal" w:eastAsia="思源黑体 CN Normal" w:hAnsi="思源黑体 CN Normal" w:cs="思源黑体 CN Light"/>
@@ -26442,7 +24483,7 @@
                     </wp:anchor>
                   </w:drawing>
                 </mc:Choice>
-                <mc:Fallback xmlns:w16du="http://schemas.microsoft.com/office/word/2023/wordml/word16du" xmlns:oel="http://schemas.microsoft.com/office/2019/extlst">
+                <mc:Fallback xmlns:oel="http://schemas.microsoft.com/office/2019/extlst" xmlns:w16du="http://schemas.microsoft.com/office/word/2023/wordml/word16du">
                   <w:pict>
                     <v:shape w14:anchorId="56531D22" id="流程图: 接点 10" o:spid="_x0000_s1026" type="#_x0000_t120" style="position:absolute;left:0;text-align:left;margin-left:199.35pt;margin-top:3.25pt;width:24.65pt;height:25.15pt;z-index:-250554368;visibility:visible;mso-wrap-style:square;mso-wrap-distance-left:9pt;mso-wrap-distance-top:0;mso-wrap-distance-right:9pt;mso-wrap-distance-bottom:0;mso-position-horizontal:absolute;mso-position-horizontal-relative:text;mso-position-vertical:absolute;mso-position-vertical-relative:text;v-text-anchor:middle" o:gfxdata="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" fillcolor="#1e7648" stroked="f" strokeweight="2pt">
                       <v:shadow on="t" color="black [3213]" opacity="26214f" origin="-.5,-.5" offset=".74836mm,.74836mm"/>
@@ -26580,7 +24621,7 @@
                     </wp:anchor>
                   </w:drawing>
                 </mc:Choice>
-                <mc:Fallback xmlns:w16du="http://schemas.microsoft.com/office/word/2023/wordml/word16du" xmlns:oel="http://schemas.microsoft.com/office/2019/extlst">
+                <mc:Fallback xmlns:oel="http://schemas.microsoft.com/office/2019/extlst" xmlns:w16du="http://schemas.microsoft.com/office/word/2023/wordml/word16du">
                   <w:pict>
                     <v:roundrect w14:anchorId="540F0864" id="矩形: 圆角 12" o:spid="_x0000_s1026" style="position:absolute;left:0;text-align:left;margin-left:-5.7pt;margin-top:3.25pt;width:71.3pt;height:25.3pt;z-index:-250555392;visibility:visible;mso-wrap-style:square;mso-wrap-distance-left:9pt;mso-wrap-distance-top:0;mso-wrap-distance-right:9pt;mso-wrap-distance-bottom:0;mso-position-horizontal:absolute;mso-position-horizontal-relative:margin;mso-position-vertical:absolute;mso-position-vertical-relative:text;v-text-anchor:middle" arcsize="10923f" o:gfxdata="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" fillcolor="#f2f2f2 [3052]" stroked="f" strokeweight="2pt">
                       <v:shadow on="t" color="black" opacity="26214f" origin="-.5,-.5" offset=".74836mm,.74836mm"/>
@@ -26867,7 +24908,6 @@
               <w:t xml:space="preserve">{%if </w:t>
             </w:r>
             <w:proofErr w:type="spellStart"/>
-            <w:proofErr w:type="gramStart"/>
             <w:r>
               <w:rPr>
                 <w:rFonts w:ascii="思源黑体 CN Normal" w:eastAsia="思源黑体 CN Normal" w:hAnsi="思源黑体 CN Normal" w:cs="思源黑体 CN Light"/>
@@ -26875,17 +24915,7 @@
                 <w:sz w:val="17"/>
                 <w:szCs w:val="17"/>
               </w:rPr>
-              <w:t>sample.tumor</w:t>
-            </w:r>
-            <w:proofErr w:type="gramEnd"/>
-            <w:r>
-              <w:rPr>
-                <w:rFonts w:ascii="思源黑体 CN Normal" w:eastAsia="思源黑体 CN Normal" w:hAnsi="思源黑体 CN Normal" w:cs="思源黑体 CN Light"/>
-                <w:kern w:val="0"/>
-                <w:sz w:val="17"/>
-                <w:szCs w:val="17"/>
-              </w:rPr>
-              <w:t>_content</w:t>
+              <w:t>sample.tumor_content</w:t>
             </w:r>
             <w:proofErr w:type="spellEnd"/>
             <w:r>
@@ -27186,27 +25216,7 @@
                 <w:sz w:val="17"/>
                 <w:szCs w:val="17"/>
               </w:rPr>
-              <w:t xml:space="preserve"> and lib_quality_control.lib_dna_qc.dna_qty</w:t>
-            </w:r>
-            <w:proofErr w:type="gramStart"/>
-            <w:r>
-              <w:rPr>
-                <w:rFonts w:ascii="思源黑体 CN Normal" w:eastAsia="思源黑体 CN Normal" w:hAnsi="思源黑体 CN Normal" w:cs="思源黑体 CN Light"/>
-                <w:kern w:val="0"/>
-                <w:sz w:val="17"/>
-                <w:szCs w:val="17"/>
-              </w:rPr>
-              <w:t>%}{</w:t>
-            </w:r>
-            <w:proofErr w:type="gramEnd"/>
-            <w:r>
-              <w:rPr>
-                <w:rFonts w:ascii="思源黑体 CN Normal" w:eastAsia="思源黑体 CN Normal" w:hAnsi="思源黑体 CN Normal" w:cs="思源黑体 CN Light"/>
-                <w:kern w:val="0"/>
-                <w:sz w:val="17"/>
-                <w:szCs w:val="17"/>
-              </w:rPr>
-              <w:t>{lib_quality_control.lib_dna_qc.dna_qty|replace(“.00”,””)}}{%else%}{%endif%}</w:t>
+              <w:t xml:space="preserve"> and lib_quality_control.lib_dna_qc.dna_qty%}{{lib_quality_control.lib_dna_qc.dna_qty|replace(“.00”,””)}}{%else%}{%endif%}</w:t>
             </w:r>
           </w:p>
         </w:tc>
@@ -27244,7 +25254,6 @@
               <w:t xml:space="preserve">{%p if </w:t>
             </w:r>
             <w:proofErr w:type="spellStart"/>
-            <w:proofErr w:type="gramStart"/>
             <w:r>
               <w:rPr>
                 <w:rFonts w:ascii="思源黑体 CN Normal" w:eastAsia="思源黑体 CN Normal" w:hAnsi="思源黑体 CN Normal" w:cs="思源黑体 CN Light"/>
@@ -27252,17 +25261,7 @@
                 <w:sz w:val="17"/>
                 <w:szCs w:val="17"/>
               </w:rPr>
-              <w:t>sample.report</w:t>
-            </w:r>
-            <w:proofErr w:type="gramEnd"/>
-            <w:r>
-              <w:rPr>
-                <w:rFonts w:ascii="思源黑体 CN Normal" w:eastAsia="思源黑体 CN Normal" w:hAnsi="思源黑体 CN Normal" w:cs="思源黑体 CN Light"/>
-                <w:kern w:val="0"/>
-                <w:sz w:val="17"/>
-                <w:szCs w:val="17"/>
-              </w:rPr>
-              <w:t>_module_type</w:t>
+              <w:t>sample.report_module_type</w:t>
             </w:r>
             <w:proofErr w:type="spellEnd"/>
             <w:r>
@@ -27594,27 +25593,7 @@
                 <w:sz w:val="17"/>
                 <w:szCs w:val="17"/>
               </w:rPr>
-              <w:t xml:space="preserve"> and lib_quality_control.lib_dna_</w:t>
-            </w:r>
-            <w:proofErr w:type="gramStart"/>
-            <w:r>
-              <w:rPr>
-                <w:rFonts w:ascii="思源黑体 CN Normal" w:eastAsia="思源黑体 CN Normal" w:hAnsi="思源黑体 CN Normal" w:cs="思源黑体 CN Light"/>
-                <w:kern w:val="0"/>
-                <w:sz w:val="17"/>
-                <w:szCs w:val="17"/>
-              </w:rPr>
-              <w:t>qc.library</w:t>
-            </w:r>
-            <w:proofErr w:type="gramEnd"/>
-            <w:r>
-              <w:rPr>
-                <w:rFonts w:ascii="思源黑体 CN Normal" w:eastAsia="思源黑体 CN Normal" w:hAnsi="思源黑体 CN Normal" w:cs="思源黑体 CN Light"/>
-                <w:kern w:val="0"/>
-                <w:sz w:val="17"/>
-                <w:szCs w:val="17"/>
-              </w:rPr>
-              <w:t>_qty%}{{lib_quality_control.lib_dna_qc.library_qty|replace(“.00”,””)}}{%else%}{%endif%}</w:t>
+              <w:t xml:space="preserve"> and lib_quality_control.lib_dna_qc.library_qty%}{{lib_quality_control.lib_dna_qc.library_qty|replace(“.00”,””)}}{%else%}{%endif%}</w:t>
             </w:r>
           </w:p>
         </w:tc>
@@ -27783,36 +25762,16 @@
                 <w:sz w:val="17"/>
                 <w:szCs w:val="17"/>
               </w:rPr>
-              <w:t>{{</w:t>
-            </w:r>
-            <w:proofErr w:type="gramStart"/>
-            <w:r>
-              <w:rPr>
-                <w:rFonts w:ascii="思源黑体 CN Normal" w:eastAsia="思源黑体 CN Normal" w:hAnsi="思源黑体 CN Normal" w:cs="思源黑体 CN Light" w:hint="eastAsia"/>
+              <w:t>{{q</w:t>
+            </w:r>
+            <w:r>
+              <w:rPr>
+                <w:rFonts w:ascii="思源黑体 CN Normal" w:eastAsia="思源黑体 CN Normal" w:hAnsi="思源黑体 CN Normal" w:cs="思源黑体 CN Light"/>
                 <w:kern w:val="0"/>
                 <w:sz w:val="17"/>
                 <w:szCs w:val="17"/>
               </w:rPr>
-              <w:t>q</w:t>
-            </w:r>
-            <w:r>
-              <w:rPr>
-                <w:rFonts w:ascii="思源黑体 CN Normal" w:eastAsia="思源黑体 CN Normal" w:hAnsi="思源黑体 CN Normal" w:cs="思源黑体 CN Light"/>
-                <w:kern w:val="0"/>
-                <w:sz w:val="17"/>
-                <w:szCs w:val="17"/>
-              </w:rPr>
-              <w:t>c.qc</w:t>
-            </w:r>
-            <w:proofErr w:type="gramEnd"/>
-            <w:r>
-              <w:rPr>
-                <w:rFonts w:ascii="思源黑体 CN Normal" w:eastAsia="思源黑体 CN Normal" w:hAnsi="思源黑体 CN Normal" w:cs="思源黑体 CN Light"/>
-                <w:kern w:val="0"/>
-                <w:sz w:val="17"/>
-                <w:szCs w:val="17"/>
-              </w:rPr>
-              <w:t>_gradient.</w:t>
+              <w:t>c.qc_gradient.</w:t>
             </w:r>
             <w:r>
               <w:rPr>
@@ -27992,9 +25951,8 @@
                 <w:sz w:val="17"/>
                 <w:szCs w:val="17"/>
               </w:rPr>
-              <w:t>qc.dna_data_</w:t>
-            </w:r>
-            <w:proofErr w:type="gramStart"/>
+              <w:t>qc.dna_data_qc.</w:t>
+            </w:r>
             <w:r>
               <w:rPr>
                 <w:rFonts w:ascii="思源黑体 CN Normal" w:eastAsia="思源黑体 CN Normal" w:hAnsi="思源黑体 CN Normal" w:cs="思源黑体 CN Light"/>
@@ -28002,26 +25960,7 @@
                 <w:sz w:val="17"/>
                 <w:szCs w:val="17"/>
               </w:rPr>
-              <w:t>qc.</w:t>
-            </w:r>
-            <w:r>
-              <w:rPr>
-                <w:rFonts w:ascii="思源黑体 CN Normal" w:eastAsia="思源黑体 CN Normal" w:hAnsi="思源黑体 CN Normal" w:cs="思源黑体 CN Light"/>
-                <w:kern w:val="0"/>
-                <w:sz w:val="17"/>
-                <w:szCs w:val="17"/>
-              </w:rPr>
-              <w:t>cover</w:t>
-            </w:r>
-            <w:proofErr w:type="gramEnd"/>
-            <w:r>
-              <w:rPr>
-                <w:rFonts w:ascii="思源黑体 CN Normal" w:eastAsia="思源黑体 CN Normal" w:hAnsi="思源黑体 CN Normal" w:cs="思源黑体 CN Light"/>
-                <w:kern w:val="0"/>
-                <w:sz w:val="17"/>
-                <w:szCs w:val="17"/>
-              </w:rPr>
-              <w:t>_ratio</w:t>
+              <w:t>cover_ratio</w:t>
             </w:r>
             <w:proofErr w:type="spellEnd"/>
             <w:r>
@@ -28192,9 +26131,8 @@
                 <w:sz w:val="17"/>
                 <w:szCs w:val="17"/>
               </w:rPr>
-              <w:t>{{qc.dna_data_</w:t>
-            </w:r>
-            <w:proofErr w:type="gramStart"/>
+              <w:t>{{qc.dna_data_qc.</w:t>
+            </w:r>
             <w:r>
               <w:rPr>
                 <w:rFonts w:ascii="思源黑体 CN Normal" w:eastAsia="思源黑体 CN Normal" w:hAnsi="思源黑体 CN Normal" w:cs="思源黑体 CN Light"/>
@@ -28202,26 +26140,7 @@
                 <w:sz w:val="17"/>
                 <w:szCs w:val="17"/>
               </w:rPr>
-              <w:t>qc.</w:t>
-            </w:r>
-            <w:r>
-              <w:rPr>
-                <w:rFonts w:ascii="思源黑体 CN Normal" w:eastAsia="思源黑体 CN Normal" w:hAnsi="思源黑体 CN Normal" w:cs="思源黑体 CN Light"/>
-                <w:kern w:val="0"/>
-                <w:sz w:val="17"/>
-                <w:szCs w:val="17"/>
-              </w:rPr>
-              <w:t>cleandata</w:t>
-            </w:r>
-            <w:proofErr w:type="gramEnd"/>
-            <w:r>
-              <w:rPr>
-                <w:rFonts w:ascii="思源黑体 CN Normal" w:eastAsia="思源黑体 CN Normal" w:hAnsi="思源黑体 CN Normal" w:cs="思源黑体 CN Light"/>
-                <w:kern w:val="0"/>
-                <w:sz w:val="17"/>
-                <w:szCs w:val="17"/>
-              </w:rPr>
-              <w:t>_q30</w:t>
+              <w:t>cleandata_q30</w:t>
             </w:r>
             <w:r>
               <w:rPr>
@@ -28742,27 +26661,7 @@
                 <w:sz w:val="17"/>
                 <w:szCs w:val="17"/>
               </w:rPr>
-              <w:t>qc.dna_data_</w:t>
-            </w:r>
-            <w:proofErr w:type="gramStart"/>
-            <w:r>
-              <w:rPr>
-                <w:rFonts w:ascii="思源黑体 CN Normal" w:eastAsia="思源黑体 CN Normal" w:hAnsi="思源黑体 CN Normal" w:cs="思源黑体 CN Light"/>
-                <w:kern w:val="0"/>
-                <w:sz w:val="17"/>
-                <w:szCs w:val="17"/>
-              </w:rPr>
-              <w:t>qc.depth</w:t>
-            </w:r>
-            <w:proofErr w:type="gramEnd"/>
-            <w:r>
-              <w:rPr>
-                <w:rFonts w:ascii="思源黑体 CN Normal" w:eastAsia="思源黑体 CN Normal" w:hAnsi="思源黑体 CN Normal" w:cs="思源黑体 CN Light"/>
-                <w:kern w:val="0"/>
-                <w:sz w:val="17"/>
-                <w:szCs w:val="17"/>
-              </w:rPr>
-              <w:t>_mean_uniq</w:t>
+              <w:t>qc.dna_data_qc.depth_mean_uniq</w:t>
             </w:r>
             <w:proofErr w:type="spellEnd"/>
             <w:r>
@@ -28871,27 +26770,7 @@
                 <w:sz w:val="17"/>
                 <w:szCs w:val="17"/>
               </w:rPr>
-              <w:t>均</w:t>
-            </w:r>
-            <w:proofErr w:type="gramStart"/>
-            <w:r>
-              <w:rPr>
-                <w:rFonts w:ascii="思源黑体 CN Normal" w:eastAsia="思源黑体 CN Normal" w:hAnsi="思源黑体 CN Normal" w:cs="思源黑体 CN Light" w:hint="eastAsia"/>
-                <w:kern w:val="0"/>
-                <w:sz w:val="17"/>
-                <w:szCs w:val="17"/>
-              </w:rPr>
-              <w:t>一</w:t>
-            </w:r>
-            <w:proofErr w:type="gramEnd"/>
-            <w:r>
-              <w:rPr>
-                <w:rFonts w:ascii="思源黑体 CN Normal" w:eastAsia="思源黑体 CN Normal" w:hAnsi="思源黑体 CN Normal" w:cs="思源黑体 CN Light" w:hint="eastAsia"/>
-                <w:kern w:val="0"/>
-                <w:sz w:val="17"/>
-                <w:szCs w:val="17"/>
-              </w:rPr>
-              <w:t>性</w:t>
+              <w:t>均一性</w:t>
             </w:r>
           </w:p>
         </w:tc>
@@ -28925,9 +26804,8 @@
                 <w:sz w:val="17"/>
                 <w:szCs w:val="17"/>
               </w:rPr>
-              <w:t>{{qc.dna_data_</w:t>
-            </w:r>
-            <w:proofErr w:type="gramStart"/>
+              <w:t>{{qc.dna_data_qc.</w:t>
+            </w:r>
             <w:r>
               <w:rPr>
                 <w:rFonts w:ascii="思源黑体 CN Normal" w:eastAsia="思源黑体 CN Normal" w:hAnsi="思源黑体 CN Normal" w:cs="思源黑体 CN Light"/>
@@ -28935,26 +26813,7 @@
                 <w:sz w:val="17"/>
                 <w:szCs w:val="17"/>
               </w:rPr>
-              <w:t>qc.</w:t>
-            </w:r>
-            <w:r>
-              <w:rPr>
-                <w:rFonts w:ascii="思源黑体 CN Normal" w:eastAsia="思源黑体 CN Normal" w:hAnsi="思源黑体 CN Normal" w:cs="思源黑体 CN Light"/>
-                <w:kern w:val="0"/>
-                <w:sz w:val="17"/>
-                <w:szCs w:val="17"/>
-              </w:rPr>
-              <w:t>uni</w:t>
-            </w:r>
-            <w:proofErr w:type="gramEnd"/>
-            <w:r>
-              <w:rPr>
-                <w:rFonts w:ascii="思源黑体 CN Normal" w:eastAsia="思源黑体 CN Normal" w:hAnsi="思源黑体 CN Normal" w:cs="思源黑体 CN Light"/>
-                <w:kern w:val="0"/>
-                <w:sz w:val="17"/>
-                <w:szCs w:val="17"/>
-              </w:rPr>
-              <w:t>20_uniq</w:t>
+              <w:t>uni20_uniq</w:t>
             </w:r>
             <w:r>
               <w:rPr>
@@ -29108,9 +26967,8 @@
                 <w:sz w:val="17"/>
                 <w:szCs w:val="17"/>
               </w:rPr>
-              <w:t>qc.dna_data_</w:t>
-            </w:r>
-            <w:proofErr w:type="gramStart"/>
+              <w:t>qc.dna_data_qc.</w:t>
+            </w:r>
             <w:r>
               <w:rPr>
                 <w:rFonts w:ascii="思源黑体 CN Normal" w:eastAsia="思源黑体 CN Normal" w:hAnsi="思源黑体 CN Normal" w:cs="思源黑体 CN Light"/>
@@ -29118,26 +26976,7 @@
                 <w:sz w:val="17"/>
                 <w:szCs w:val="17"/>
               </w:rPr>
-              <w:t>qc.</w:t>
-            </w:r>
-            <w:r>
-              <w:rPr>
-                <w:rFonts w:ascii="思源黑体 CN Normal" w:eastAsia="思源黑体 CN Normal" w:hAnsi="思源黑体 CN Normal" w:cs="思源黑体 CN Light"/>
-                <w:kern w:val="0"/>
-                <w:sz w:val="17"/>
-                <w:szCs w:val="17"/>
-              </w:rPr>
-              <w:t>mapping</w:t>
-            </w:r>
-            <w:proofErr w:type="gramEnd"/>
-            <w:r>
-              <w:rPr>
-                <w:rFonts w:ascii="思源黑体 CN Normal" w:eastAsia="思源黑体 CN Normal" w:hAnsi="思源黑体 CN Normal" w:cs="思源黑体 CN Light"/>
-                <w:kern w:val="0"/>
-                <w:sz w:val="17"/>
-                <w:szCs w:val="17"/>
-              </w:rPr>
-              <w:t>_ratio</w:t>
+              <w:t>mapping_ratio</w:t>
             </w:r>
             <w:proofErr w:type="spellEnd"/>
             <w:r>
@@ -29254,27 +27093,7 @@
           <w:sz w:val="16"/>
           <w:szCs w:val="16"/>
         </w:rPr>
-        <w:t>石蜡</w:t>
-      </w:r>
-      <w:proofErr w:type="gramStart"/>
-      <w:r>
-        <w:rPr>
-          <w:rFonts w:ascii="思源黑体 CN Normal" w:eastAsia="思源黑体 CN Normal" w:hAnsi="思源黑体 CN Normal" w:hint="eastAsia"/>
-          <w:color w:val="000000" w:themeColor="text1"/>
-          <w:sz w:val="16"/>
-          <w:szCs w:val="16"/>
-        </w:rPr>
-        <w:t>玻</w:t>
-      </w:r>
-      <w:proofErr w:type="gramEnd"/>
-      <w:r>
-        <w:rPr>
-          <w:rFonts w:ascii="思源黑体 CN Normal" w:eastAsia="思源黑体 CN Normal" w:hAnsi="思源黑体 CN Normal" w:hint="eastAsia"/>
-          <w:color w:val="000000" w:themeColor="text1"/>
-          <w:sz w:val="16"/>
-          <w:szCs w:val="16"/>
-        </w:rPr>
-        <w:t>片时才能进行病理质控，若肿瘤细胞含量低于20%，本产品CNV检测灵敏度和特异性可能会受到影响，结果仅供参考；</w:t>
+        <w:t>石蜡玻片时才能进行病理质控，若肿瘤细胞含量低于20%，本产品CNV检测灵敏度和特异性可能会受到影响，结果仅供参考；</w:t>
       </w:r>
     </w:p>
     <w:p>
@@ -29400,27 +27219,7 @@
           <w:sz w:val="16"/>
           <w:szCs w:val="16"/>
         </w:rPr>
-        <w:t>检测到的区域</w:t>
-      </w:r>
-      <w:proofErr w:type="gramStart"/>
-      <w:r>
-        <w:rPr>
-          <w:rFonts w:ascii="思源黑体 CN Normal" w:eastAsia="思源黑体 CN Normal" w:hAnsi="思源黑体 CN Normal" w:hint="eastAsia"/>
-          <w:color w:val="000000" w:themeColor="text1"/>
-          <w:sz w:val="16"/>
-          <w:szCs w:val="16"/>
-        </w:rPr>
-        <w:t>占目标</w:t>
-      </w:r>
-      <w:proofErr w:type="gramEnd"/>
-      <w:r>
-        <w:rPr>
-          <w:rFonts w:ascii="思源黑体 CN Normal" w:eastAsia="思源黑体 CN Normal" w:hAnsi="思源黑体 CN Normal" w:hint="eastAsia"/>
-          <w:color w:val="000000" w:themeColor="text1"/>
-          <w:sz w:val="16"/>
-          <w:szCs w:val="16"/>
-        </w:rPr>
-        <w:t>区域的比例；</w:t>
+        <w:t>检测到的区域占目标区域的比例；</w:t>
       </w:r>
     </w:p>
     <w:p>
@@ -29501,27 +27300,7 @@
           <w:sz w:val="16"/>
           <w:szCs w:val="16"/>
         </w:rPr>
-        <w:t>基因内部CV分布：基因内部归一化深度的分布均</w:t>
-      </w:r>
-      <w:proofErr w:type="gramStart"/>
-      <w:r>
-        <w:rPr>
-          <w:rFonts w:ascii="思源黑体 CN Normal" w:eastAsia="思源黑体 CN Normal" w:hAnsi="思源黑体 CN Normal" w:hint="eastAsia"/>
-          <w:color w:val="000000" w:themeColor="text1"/>
-          <w:sz w:val="16"/>
-          <w:szCs w:val="16"/>
-        </w:rPr>
-        <w:t>一</w:t>
-      </w:r>
-      <w:proofErr w:type="gramEnd"/>
-      <w:r>
-        <w:rPr>
-          <w:rFonts w:ascii="思源黑体 CN Normal" w:eastAsia="思源黑体 CN Normal" w:hAnsi="思源黑体 CN Normal" w:hint="eastAsia"/>
-          <w:color w:val="000000" w:themeColor="text1"/>
-          <w:sz w:val="16"/>
-          <w:szCs w:val="16"/>
-        </w:rPr>
-        <w:t>性；</w:t>
+        <w:t>基因内部CV分布：基因内部归一化深度的分布均一性；</w:t>
       </w:r>
     </w:p>
     <w:p>
@@ -29649,27 +27428,7 @@
           <w:sz w:val="16"/>
           <w:szCs w:val="16"/>
         </w:rPr>
-        <w:t>均</w:t>
-      </w:r>
-      <w:proofErr w:type="gramStart"/>
-      <w:r>
-        <w:rPr>
-          <w:rFonts w:ascii="思源黑体 CN Normal" w:eastAsia="思源黑体 CN Normal" w:hAnsi="思源黑体 CN Normal" w:hint="eastAsia"/>
-          <w:color w:val="000000" w:themeColor="text1"/>
-          <w:sz w:val="16"/>
-          <w:szCs w:val="16"/>
-        </w:rPr>
-        <w:t>一</w:t>
-      </w:r>
-      <w:proofErr w:type="gramEnd"/>
-      <w:r>
-        <w:rPr>
-          <w:rFonts w:ascii="思源黑体 CN Normal" w:eastAsia="思源黑体 CN Normal" w:hAnsi="思源黑体 CN Normal" w:hint="eastAsia"/>
-          <w:color w:val="000000" w:themeColor="text1"/>
-          <w:sz w:val="16"/>
-          <w:szCs w:val="16"/>
-        </w:rPr>
-        <w:t>性：</w:t>
+        <w:t>均一性：</w:t>
       </w:r>
       <w:r>
         <w:rPr>
@@ -29768,27 +27527,7 @@
           <w:sz w:val="16"/>
           <w:szCs w:val="16"/>
         </w:rPr>
-        <w:t>为“/”，表示此质</w:t>
-      </w:r>
-      <w:proofErr w:type="gramStart"/>
-      <w:r>
-        <w:rPr>
-          <w:rFonts w:ascii="思源黑体 CN Normal" w:eastAsia="思源黑体 CN Normal" w:hAnsi="思源黑体 CN Normal" w:hint="eastAsia"/>
-          <w:color w:val="000000" w:themeColor="text1"/>
-          <w:sz w:val="16"/>
-          <w:szCs w:val="16"/>
-        </w:rPr>
-        <w:t>控项并非</w:t>
-      </w:r>
-      <w:proofErr w:type="gramEnd"/>
-      <w:r>
-        <w:rPr>
-          <w:rFonts w:ascii="思源黑体 CN Normal" w:eastAsia="思源黑体 CN Normal" w:hAnsi="思源黑体 CN Normal" w:hint="eastAsia"/>
-          <w:color w:val="000000" w:themeColor="text1"/>
-          <w:sz w:val="16"/>
-          <w:szCs w:val="16"/>
-        </w:rPr>
-        <w:t>本检测的必要质控项，结果仅供参考</w:t>
+        <w:t>为“/”，表示此质控项并非本检测的必要质控项，结果仅供参考</w:t>
       </w:r>
       <w:r>
         <w:rPr>
@@ -30245,7 +27984,7 @@
                     </wp:anchor>
                   </w:drawing>
                 </mc:Choice>
-                <mc:Fallback xmlns:w16du="http://schemas.microsoft.com/office/word/2023/wordml/word16du" xmlns:oel="http://schemas.microsoft.com/office/2019/extlst">
+                <mc:Fallback xmlns:oel="http://schemas.microsoft.com/office/2019/extlst" xmlns:w16du="http://schemas.microsoft.com/office/word/2023/wordml/word16du">
                   <w:pict>
                     <v:shape w14:anchorId="7D256417" id="流程图: 接点 10" o:spid="_x0000_s1026" type="#_x0000_t120" style="position:absolute;left:0;text-align:left;margin-left:199.35pt;margin-top:3.25pt;width:24.65pt;height:25.15pt;z-index:-250540032;visibility:visible;mso-wrap-style:square;mso-wrap-distance-left:9pt;mso-wrap-distance-top:0;mso-wrap-distance-right:9pt;mso-wrap-distance-bottom:0;mso-position-horizontal:absolute;mso-position-horizontal-relative:text;mso-position-vertical:absolute;mso-position-vertical-relative:text;v-text-anchor:middle" o:gfxdata="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" fillcolor="#1e7648" stroked="f" strokeweight="2pt">
                       <v:shadow on="t" color="black [3213]" opacity="26214f" origin="-.5,-.5" offset=".74836mm,.74836mm"/>
@@ -30394,7 +28133,7 @@
                     </wp:anchor>
                   </w:drawing>
                 </mc:Choice>
-                <mc:Fallback xmlns:w16du="http://schemas.microsoft.com/office/word/2023/wordml/word16du" xmlns:oel="http://schemas.microsoft.com/office/2019/extlst">
+                <mc:Fallback xmlns:oel="http://schemas.microsoft.com/office/2019/extlst" xmlns:w16du="http://schemas.microsoft.com/office/word/2023/wordml/word16du">
                   <w:pict>
                     <v:roundrect w14:anchorId="4FD0E000" id="矩形: 圆角 12" o:spid="_x0000_s1026" style="position:absolute;left:0;text-align:left;margin-left:-5.7pt;margin-top:3.25pt;width:71.3pt;height:25.3pt;z-index:-250541056;visibility:visible;mso-wrap-style:square;mso-wrap-distance-left:9pt;mso-wrap-distance-top:0;mso-wrap-distance-right:9pt;mso-wrap-distance-bottom:0;mso-position-horizontal:absolute;mso-position-horizontal-relative:margin;mso-position-vertical:absolute;mso-position-vertical-relative:text;v-text-anchor:middle" arcsize="10923f" o:gfxdata="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" fillcolor="#f2f2f2 [3052]" stroked="f" strokeweight="2pt">
                       <v:shadow on="t" color="black" opacity="26214f" origin="-.5,-.5" offset=".74836mm,.74836mm"/>
@@ -30463,25 +28202,7 @@
           <w:sz w:val="18"/>
           <w:szCs w:val="18"/>
         </w:rPr>
-        <w:t>本产品对送检样本进行检测，并对与肿瘤诊断、治疗和预后密切相关具有临床意义的检测结果进行详细解读（详细检测基因</w:t>
-      </w:r>
-      <w:proofErr w:type="gramStart"/>
-      <w:r>
-        <w:rPr>
-          <w:rFonts w:ascii="思源黑体 CN Normal" w:eastAsia="思源黑体 CN Normal" w:hAnsi="思源黑体 CN Normal" w:hint="eastAsia"/>
-          <w:sz w:val="18"/>
-          <w:szCs w:val="18"/>
-        </w:rPr>
-        <w:t>列表见</w:t>
-      </w:r>
-      <w:proofErr w:type="gramEnd"/>
-      <w:r>
-        <w:rPr>
-          <w:rFonts w:ascii="思源黑体 CN Normal" w:eastAsia="思源黑体 CN Normal" w:hAnsi="思源黑体 CN Normal" w:hint="eastAsia"/>
-          <w:sz w:val="18"/>
-          <w:szCs w:val="18"/>
-        </w:rPr>
-        <w:t>本报告附录），为临床实体瘤患者的临床诊断治疗提供辅助参考。</w:t>
+        <w:t>本产品对送检样本进行检测，并对与肿瘤诊断、治疗和预后密切相关具有临床意义的检测结果进行详细解读（详细检测基因列表见本报告附录），为临床实体瘤患者的临床诊断治疗提供辅助参考。</w:t>
       </w:r>
     </w:p>
     <w:p>
@@ -30804,25 +28525,7 @@
           <w:sz w:val="18"/>
           <w:szCs w:val="18"/>
         </w:rPr>
-        <w:t>专家</w:t>
-      </w:r>
-      <w:proofErr w:type="gramStart"/>
-      <w:r>
-        <w:rPr>
-          <w:rFonts w:ascii="思源黑体 CN Normal" w:eastAsia="思源黑体 CN Normal" w:hAnsi="思源黑体 CN Normal" w:hint="eastAsia"/>
-          <w:sz w:val="18"/>
-          <w:szCs w:val="18"/>
-        </w:rPr>
-        <w:t>组发布</w:t>
-      </w:r>
-      <w:proofErr w:type="gramEnd"/>
-      <w:r>
-        <w:rPr>
-          <w:rFonts w:ascii="思源黑体 CN Normal" w:eastAsia="思源黑体 CN Normal" w:hAnsi="思源黑体 CN Normal" w:hint="eastAsia"/>
-          <w:sz w:val="18"/>
-          <w:szCs w:val="18"/>
-        </w:rPr>
-        <w:t>的特殊基因变异解读指南，遗传变异分为5个等级：致病性、疑似致病性、意义不明确、疑似良性、良性。</w:t>
+        <w:t>专家组发布的特殊基因变异解读指南，遗传变异分为5个等级：致病性、疑似致病性、意义不明确、疑似良性、良性。</w:t>
       </w:r>
     </w:p>
     <w:p>
@@ -31004,7 +28707,41 @@
           <w:sz w:val="18"/>
           <w:szCs w:val="18"/>
         </w:rPr>
-        <w:t>}}与中国专家共识《二代测序临床报告解读指引》，根据变异在不同癌种中对应的药物敏感性、诊断及预后证据分为四个等级：A级、B级、C级、D级。在此基础上，基因变异按照其临床意义的重要性分为四个等级：I类变异（具有强临床意义，具有A或B级证据）、II类变异（具有潜在临床意义，具有C或D级证据）、III类变异（临床意义不明）和IV类变异（良性和可能良性变异，已知无临床意义）。</w:t>
+        <w:t>}}与中国专家共识</w:t>
+      </w:r>
+      <w:r>
+        <w:rPr>
+          <w:rFonts w:ascii="思源黑体 CN Normal" w:eastAsia="思源黑体 CN Normal" w:hAnsi="思源黑体 CN Normal"/>
+          <w:sz w:val="18"/>
+          <w:szCs w:val="18"/>
+        </w:rPr>
+        <w:t>{{</w:t>
+      </w:r>
+      <w:proofErr w:type="spellStart"/>
+      <w:r>
+        <w:rPr>
+          <w:rFonts w:ascii="思源黑体 CN Normal" w:eastAsia="思源黑体 CN Normal" w:hAnsi="思源黑体 CN Normal"/>
+          <w:sz w:val="18"/>
+          <w:szCs w:val="18"/>
+        </w:rPr>
+        <w:t>sample.guideline.ngs_clinic_report_inter</w:t>
+      </w:r>
+      <w:proofErr w:type="spellEnd"/>
+      <w:r>
+        <w:rPr>
+          <w:rFonts w:ascii="思源黑体 CN Normal" w:eastAsia="思源黑体 CN Normal" w:hAnsi="思源黑体 CN Normal"/>
+          <w:sz w:val="18"/>
+          <w:szCs w:val="18"/>
+        </w:rPr>
+        <w:t>}}</w:t>
+      </w:r>
+      <w:r>
+        <w:rPr>
+          <w:rFonts w:ascii="思源黑体 CN Normal" w:eastAsia="思源黑体 CN Normal" w:hAnsi="思源黑体 CN Normal" w:hint="eastAsia"/>
+          <w:sz w:val="18"/>
+          <w:szCs w:val="18"/>
+        </w:rPr>
+        <w:t>，根据变异在不同癌种中对应的药物敏感性、诊断及预后证据分为四个等级：A级、B级、C级、D级。在此基础上，基因变异按照其临床意义的重要性分为四个等级：I类变异（具有强临床意义，具有A或B级证据）、II类变异（具有潜在临床意义，具有C或D级证据）、III类变异（临床意义不明）和IV类变异（良性和可能良性变异，已知无临床意义）。</w:t>
       </w:r>
     </w:p>
     <w:tbl>
@@ -31221,29 +28958,7 @@
                 <w:sz w:val="16"/>
                 <w:szCs w:val="16"/>
               </w:rPr>
-              <w:t>FDA、NMPA获</w:t>
-            </w:r>
-            <w:proofErr w:type="gramStart"/>
-            <w:r>
-              <w:rPr>
-                <w:rFonts w:ascii="思源黑体 CN Normal" w:eastAsia="思源黑体 CN Normal" w:hAnsi="思源黑体 CN Normal" w:cs="思源黑体 CN Light" w:hint="eastAsia"/>
-                <w:color w:val="000000" w:themeColor="text1"/>
-                <w:kern w:val="0"/>
-                <w:sz w:val="16"/>
-                <w:szCs w:val="16"/>
-              </w:rPr>
-              <w:t>批用于</w:t>
-            </w:r>
-            <w:proofErr w:type="gramEnd"/>
-            <w:r>
-              <w:rPr>
-                <w:rFonts w:ascii="思源黑体 CN Normal" w:eastAsia="思源黑体 CN Normal" w:hAnsi="思源黑体 CN Normal" w:cs="思源黑体 CN Light" w:hint="eastAsia"/>
-                <w:color w:val="000000" w:themeColor="text1"/>
-                <w:kern w:val="0"/>
-                <w:sz w:val="16"/>
-                <w:szCs w:val="16"/>
-              </w:rPr>
-              <w:t>患者肿瘤治疗有响应或耐药的生物标志物</w:t>
+              <w:t>FDA、NMPA获批用于患者肿瘤治疗有响应或耐药的生物标志物</w:t>
             </w:r>
           </w:p>
         </w:tc>
@@ -31777,29 +29492,7 @@
                 <w:sz w:val="16"/>
                 <w:szCs w:val="16"/>
               </w:rPr>
-              <w:t>FDA、NMPA获</w:t>
-            </w:r>
-            <w:proofErr w:type="gramStart"/>
-            <w:r>
-              <w:rPr>
-                <w:rFonts w:ascii="思源黑体 CN Normal" w:eastAsia="思源黑体 CN Normal" w:hAnsi="思源黑体 CN Normal" w:cs="思源黑体 CN Light" w:hint="eastAsia"/>
-                <w:color w:val="000000" w:themeColor="text1"/>
-                <w:kern w:val="0"/>
-                <w:sz w:val="16"/>
-                <w:szCs w:val="16"/>
-              </w:rPr>
-              <w:t>批用于</w:t>
-            </w:r>
-            <w:proofErr w:type="gramEnd"/>
-            <w:r>
-              <w:rPr>
-                <w:rFonts w:ascii="思源黑体 CN Normal" w:eastAsia="思源黑体 CN Normal" w:hAnsi="思源黑体 CN Normal" w:cs="思源黑体 CN Light" w:hint="eastAsia"/>
-                <w:color w:val="000000" w:themeColor="text1"/>
-                <w:kern w:val="0"/>
-                <w:sz w:val="16"/>
-                <w:szCs w:val="16"/>
-              </w:rPr>
-              <w:t>其他肿瘤治疗有响应或耐药的生物标志物</w:t>
+              <w:t>FDA、NMPA获批用于其他肿瘤治疗有响应或耐药的生物标志物</w:t>
             </w:r>
           </w:p>
         </w:tc>
@@ -32184,29 +29877,7 @@
                 <w:sz w:val="16"/>
                 <w:szCs w:val="16"/>
               </w:rPr>
-              <w:t>临床前硏</w:t>
-            </w:r>
-            <w:proofErr w:type="gramStart"/>
-            <w:r>
-              <w:rPr>
-                <w:rFonts w:ascii="思源黑体 CN Normal" w:eastAsia="思源黑体 CN Normal" w:hAnsi="思源黑体 CN Normal" w:cs="思源黑体 CN Light" w:hint="eastAsia"/>
-                <w:color w:val="000000" w:themeColor="text1"/>
-                <w:kern w:val="0"/>
-                <w:sz w:val="16"/>
-                <w:szCs w:val="16"/>
-              </w:rPr>
-              <w:t>究表明</w:t>
-            </w:r>
-            <w:proofErr w:type="gramEnd"/>
-            <w:r>
-              <w:rPr>
-                <w:rFonts w:ascii="思源黑体 CN Normal" w:eastAsia="思源黑体 CN Normal" w:hAnsi="思源黑体 CN Normal" w:cs="思源黑体 CN Light" w:hint="eastAsia"/>
-                <w:color w:val="000000" w:themeColor="text1"/>
-                <w:kern w:val="0"/>
-                <w:sz w:val="16"/>
-                <w:szCs w:val="16"/>
-              </w:rPr>
-              <w:t>具有潜在治疗意义的生物标志物</w:t>
+              <w:t>临床前硏究表明具有潜在治疗意义的生物标志物</w:t>
             </w:r>
           </w:p>
         </w:tc>
@@ -33186,7 +30857,7 @@
                     </wp:anchor>
                   </w:drawing>
                 </mc:Choice>
-                <mc:Fallback xmlns:w16du="http://schemas.microsoft.com/office/word/2023/wordml/word16du" xmlns:oel="http://schemas.microsoft.com/office/2019/extlst">
+                <mc:Fallback xmlns:oel="http://schemas.microsoft.com/office/2019/extlst" xmlns:w16du="http://schemas.microsoft.com/office/word/2023/wordml/word16du">
                   <w:pict>
                     <v:shape w14:anchorId="7B686161" id="流程图: 接点 10" o:spid="_x0000_s1026" type="#_x0000_t120" style="position:absolute;left:0;text-align:left;margin-left:199.35pt;margin-top:3.25pt;width:24.65pt;height:25.15pt;z-index:-250548224;visibility:visible;mso-wrap-style:square;mso-wrap-distance-left:9pt;mso-wrap-distance-top:0;mso-wrap-distance-right:9pt;mso-wrap-distance-bottom:0;mso-position-horizontal:absolute;mso-position-horizontal-relative:text;mso-position-vertical:absolute;mso-position-vertical-relative:text;v-text-anchor:middle" o:gfxdata="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" fillcolor="#1e7648" stroked="f" strokeweight="2pt">
                       <v:shadow on="t" color="black [3213]" opacity="26214f" origin="-.5,-.5" offset=".74836mm,.74836mm"/>
@@ -33324,7 +30995,7 @@
                     </wp:anchor>
                   </w:drawing>
                 </mc:Choice>
-                <mc:Fallback xmlns:w16du="http://schemas.microsoft.com/office/word/2023/wordml/word16du" xmlns:oel="http://schemas.microsoft.com/office/2019/extlst">
+                <mc:Fallback xmlns:oel="http://schemas.microsoft.com/office/2019/extlst" xmlns:w16du="http://schemas.microsoft.com/office/word/2023/wordml/word16du">
                   <w:pict>
                     <v:roundrect w14:anchorId="61649E63" id="矩形: 圆角 12" o:spid="_x0000_s1026" style="position:absolute;left:0;text-align:left;margin-left:-5.7pt;margin-top:3.25pt;width:71.3pt;height:25.3pt;z-index:-250549248;visibility:visible;mso-wrap-style:square;mso-wrap-distance-left:9pt;mso-wrap-distance-top:0;mso-wrap-distance-right:9pt;mso-wrap-distance-bottom:0;mso-position-horizontal:absolute;mso-position-horizontal-relative:margin;mso-position-vertical:absolute;mso-position-vertical-relative:text;v-text-anchor:middle" arcsize="10923f" o:gfxdata="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" fillcolor="#f2f2f2 [3052]" stroked="f" strokeweight="2pt">
                       <v:shadow on="t" color="black" opacity="26214f" origin="-.5,-.5" offset=".74836mm,.74836mm"/>
@@ -33442,7 +31113,6 @@
         <w:t xml:space="preserve">Marilyn M Li, Michael Datto, Eric J </w:t>
       </w:r>
       <w:proofErr w:type="spellStart"/>
-      <w:proofErr w:type="gramStart"/>
       <w:r>
         <w:rPr>
           <w:rFonts w:ascii="Arial" w:eastAsia="思源黑体 CN Normal" w:hAnsi="Arial" w:cs="Arial"/>
@@ -33458,16 +31128,7 @@
           <w:sz w:val="16"/>
           <w:szCs w:val="16"/>
         </w:rPr>
-        <w:t xml:space="preserve"> al.</w:t>
-      </w:r>
-      <w:proofErr w:type="gramEnd"/>
-      <w:r>
-        <w:rPr>
-          <w:rFonts w:ascii="Arial" w:eastAsia="思源黑体 CN Normal" w:hAnsi="Arial" w:cs="Arial"/>
-          <w:sz w:val="16"/>
-          <w:szCs w:val="16"/>
-        </w:rPr>
-        <w:t xml:space="preserve"> (2017) Standards and Guidelines for the Interpretation and Reporting of Sequence Variants in Cancer: A Joint Consensus Recommendation of the Association for Molecular Pathology, American Society of Clinical Oncology, and College of American Pathologists. J Mol Diagn 19(1):4-23. [PMID:27993330]</w:t>
+        <w:t xml:space="preserve"> al. (2017) Standards and Guidelines for the Interpretation and Reporting of Sequence Variants in Cancer: A Joint Consensus Recommendation of the Association for Molecular Pathology, American Society of Clinical Oncology, and College of American Pathologists. J Mol Diagn 19(1):4-23. [PMID:27993330]</w:t>
       </w:r>
     </w:p>
     <w:p>
@@ -33493,25 +31154,7 @@
           <w:sz w:val="16"/>
           <w:szCs w:val="16"/>
         </w:rPr>
-        <w:t>{%p for a in (</w:t>
-      </w:r>
-      <w:proofErr w:type="gramStart"/>
-      <w:r>
-        <w:rPr>
-          <w:rFonts w:ascii="Arial" w:eastAsia="思源黑体 CN Normal" w:hAnsi="Arial" w:cs="Arial"/>
-          <w:sz w:val="16"/>
-          <w:szCs w:val="16"/>
-        </w:rPr>
-        <w:t>refer.dynamic</w:t>
-      </w:r>
-      <w:proofErr w:type="gramEnd"/>
-      <w:r>
-        <w:rPr>
-          <w:rFonts w:ascii="Arial" w:eastAsia="思源黑体 CN Normal" w:hAnsi="Arial" w:cs="Arial"/>
-          <w:sz w:val="16"/>
-          <w:szCs w:val="16"/>
-        </w:rPr>
-        <w:t xml:space="preserve">.s_var12 + </w:t>
+        <w:t xml:space="preserve">{%p for a in (refer.dynamic.s_var12 + </w:t>
       </w:r>
       <w:proofErr w:type="spellStart"/>
       <w:r>
@@ -33734,7 +31377,7 @@
                     </wp:anchor>
                   </w:drawing>
                 </mc:Choice>
-                <mc:Fallback xmlns:w16du="http://schemas.microsoft.com/office/word/2023/wordml/word16du" xmlns:oel="http://schemas.microsoft.com/office/2019/extlst">
+                <mc:Fallback xmlns:oel="http://schemas.microsoft.com/office/2019/extlst" xmlns:w16du="http://schemas.microsoft.com/office/word/2023/wordml/word16du">
                   <w:pict>
                     <v:shape w14:anchorId="022B5BB8" id="流程图: 接点 26" o:spid="_x0000_s1026" type="#_x0000_t120" style="position:absolute;left:0;text-align:left;margin-left:200.1pt;margin-top:3.25pt;width:24.65pt;height:25.15pt;z-index:-250545152;visibility:visible;mso-wrap-style:square;mso-wrap-distance-left:9pt;mso-wrap-distance-top:0;mso-wrap-distance-right:9pt;mso-wrap-distance-bottom:0;mso-position-horizontal:absolute;mso-position-horizontal-relative:text;mso-position-vertical:absolute;mso-position-vertical-relative:text;v-text-anchor:middle" o:gfxdata="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" fillcolor="#1e7648" stroked="f" strokeweight="2pt">
                       <v:shadow on="t" color="black [3213]" opacity="26214f" origin="-.5,-.5" offset=".74836mm,.74836mm"/>
@@ -33894,7 +31537,7 @@
                     </wp:anchor>
                   </w:drawing>
                 </mc:Choice>
-                <mc:Fallback xmlns:w16du="http://schemas.microsoft.com/office/word/2023/wordml/word16du" xmlns:oel="http://schemas.microsoft.com/office/2019/extlst">
+                <mc:Fallback xmlns:oel="http://schemas.microsoft.com/office/2019/extlst" xmlns:w16du="http://schemas.microsoft.com/office/word/2023/wordml/word16du">
                   <w:pict>
                     <v:roundrect w14:anchorId="315360C0" id="矩形: 圆角 27" o:spid="_x0000_s1026" style="position:absolute;left:0;text-align:left;margin-left:-5.7pt;margin-top:3.25pt;width:71.3pt;height:25.3pt;z-index:-250546176;visibility:visible;mso-wrap-style:square;mso-wrap-distance-left:9pt;mso-wrap-distance-top:0;mso-wrap-distance-right:9pt;mso-wrap-distance-bottom:0;mso-position-horizontal:absolute;mso-position-horizontal-relative:margin;mso-position-vertical:absolute;mso-position-vertical-relative:text;v-text-anchor:middle" arcsize="10923f" o:gfxdata="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" fillcolor="#f2f2f2 [3052]" stroked="f" strokeweight="2pt">
                       <v:shadow on="t" color="black" opacity="26214f" origin="-.5,-.5" offset=".74836mm,.74836mm"/>
@@ -35655,12 +33298,10 @@
                                   <w:t xml:space="preserve"> if </w:t>
                                 </w:r>
                                 <w:proofErr w:type="spellStart"/>
-                                <w:proofErr w:type="gramStart"/>
                                 <w:r>
                                   <w:t>sample.locate</w:t>
                                 </w:r>
                                 <w:proofErr w:type="spellEnd"/>
-                                <w:proofErr w:type="gramEnd"/>
                                 <w:r>
                                   <w:t>==”XM”</w:t>
                                 </w:r>
@@ -35708,25 +33349,7 @@
                                     <w:sz w:val="15"/>
                                     <w:szCs w:val="15"/>
                                   </w:rPr>
-                                  <w:t>地址：厦门市湖里区火炬东路11号创业</w:t>
-                                </w:r>
-                                <w:proofErr w:type="gramStart"/>
-                                <w:r>
-                                  <w:rPr>
-                                    <w:rFonts w:ascii="思源黑体 CN Normal" w:eastAsia="思源黑体 CN Normal" w:hAnsi="思源黑体 CN Normal" w:hint="eastAsia"/>
-                                    <w:sz w:val="15"/>
-                                    <w:szCs w:val="15"/>
-                                  </w:rPr>
-                                  <w:t>园诚业楼</w:t>
-                                </w:r>
-                                <w:proofErr w:type="gramEnd"/>
-                                <w:r>
-                                  <w:rPr>
-                                    <w:rFonts w:ascii="思源黑体 CN Normal" w:eastAsia="思源黑体 CN Normal" w:hAnsi="思源黑体 CN Normal" w:hint="eastAsia"/>
-                                    <w:sz w:val="15"/>
-                                    <w:szCs w:val="15"/>
-                                  </w:rPr>
-                                  <w:t xml:space="preserve">6楼 </w:t>
+                                  <w:t xml:space="preserve">地址：厦门市湖里区火炬东路11号创业园诚业楼6楼 </w:t>
                                 </w:r>
                                 <w:r>
                                   <w:rPr>
@@ -35998,25 +33621,7 @@
                                     <w:sz w:val="15"/>
                                     <w:szCs w:val="15"/>
                                   </w:rPr>
-                                  <w:t>地址：上海市</w:t>
-                                </w:r>
-                                <w:proofErr w:type="gramStart"/>
-                                <w:r>
-                                  <w:rPr>
-                                    <w:rFonts w:ascii="思源黑体 CN Normal" w:eastAsia="思源黑体 CN Normal" w:hAnsi="思源黑体 CN Normal" w:hint="eastAsia"/>
-                                    <w:sz w:val="15"/>
-                                    <w:szCs w:val="15"/>
-                                  </w:rPr>
-                                  <w:t>闵行区新骏环路</w:t>
-                                </w:r>
-                                <w:proofErr w:type="gramEnd"/>
-                                <w:r>
-                                  <w:rPr>
-                                    <w:rFonts w:ascii="思源黑体 CN Normal" w:eastAsia="思源黑体 CN Normal" w:hAnsi="思源黑体 CN Normal" w:hint="eastAsia"/>
-                                    <w:sz w:val="15"/>
-                                    <w:szCs w:val="15"/>
-                                  </w:rPr>
-                                  <w:t>1</w:t>
+                                  <w:t>地址：上海市闵行区新骏环路1</w:t>
                                 </w:r>
                                 <w:r>
                                   <w:rPr>
@@ -36575,23 +34180,13 @@
       <w:t>{{</w:t>
     </w:r>
     <w:proofErr w:type="spellStart"/>
-    <w:proofErr w:type="gramStart"/>
     <w:r>
       <w:rPr>
         <w:rFonts w:ascii="思源黑体 CN Normal" w:eastAsia="思源黑体 CN Normal" w:hAnsi="思源黑体 CN Normal"/>
         <w:sz w:val="16"/>
         <w:szCs w:val="16"/>
       </w:rPr>
-      <w:t>sample.report</w:t>
-    </w:r>
-    <w:proofErr w:type="gramEnd"/>
-    <w:r>
-      <w:rPr>
-        <w:rFonts w:ascii="思源黑体 CN Normal" w:eastAsia="思源黑体 CN Normal" w:hAnsi="思源黑体 CN Normal"/>
-        <w:sz w:val="16"/>
-        <w:szCs w:val="16"/>
-      </w:rPr>
-      <w:t>_date</w:t>
+      <w:t>sample.report_date</w:t>
     </w:r>
     <w:proofErr w:type="spellEnd"/>
     <w:r>
